--- a/영상수업 (범용)/영상수업_젠슨황_인재상_000님.docx
+++ b/영상수업 (범용)/영상수업_젠슨황_인재상_000님.docx
@@ -113,7 +113,7 @@
           <w:szCs w:val="22"/>
           <w:u w:val="none"/>
         </w:rPr>
-        <w:t>Video  |  유 퀴즈 온 더 블럭 — 젠슨 황(NVIDIA CEO)이 눈여겨보는 인재상 (0:49)</w:t>
+        <w:t xml:space="preserve">Video  |  You Quiz on the Block — Jensen Huang, NVIDIA CEO (0:49)</w:t>
       </w:r>
     </w:p>
     <w:p>
@@ -146,6 +146,45 @@
           <w:u w:val="none"/>
         </w:rPr>
         <w:t>https://www.youtube.com/shorts/7mhy6nZ1Q3Y</w:t>
+      </w:r>
+    </w:p>
+    <w:p>
+      <w:pPr>
+        <w:spacing w:after="120" w:before="120"/>
+        <w:jc w:val="center"/>
+      </w:pPr>
+      <w:r>
+        <w:drawing>
+          <wp:inline distT="0" distB="0" distL="0" distR="0">
+            <wp:extent cx="3580246" cy="1450000"/>
+            <wp:docPr id="98" name="thumb" descr="video still"/>
+            <a:graphic>
+              <a:graphicData uri="http://schemas.openxmlformats.org/drawingml/2006/picture">
+                <pic:pic>
+                  <pic:nvPicPr>
+                    <pic:cNvPr id="98" name="thumb"/>
+                    <pic:cNvPicPr/>
+                  </pic:nvPicPr>
+                  <pic:blipFill>
+                    <a:blip r:embed="rIdThumb"/>
+                    <a:stretch>
+                      <a:fillRect/>
+                    </a:stretch>
+                  </pic:blipFill>
+                  <pic:spPr>
+                    <a:xfrm>
+                      <a:off x="0" y="0"/>
+                      <a:ext cx="3580246" cy="1450000"/>
+                    </a:xfrm>
+                    <a:prstGeom prst="rect">
+                      <a:avLst/>
+                    </a:prstGeom>
+                  </pic:spPr>
+                </pic:pic>
+              </a:graphicData>
+            </a:graphic>
+          </wp:inline>
+        </w:drawing>
       </w:r>
     </w:p>
     <w:p>
@@ -415,7 +454,7 @@
           <w:szCs w:val="18"/>
           <w:u w:val="none"/>
         </w:rPr>
-        <w:t>영상 내용을 학습용 문장으로 정리했습니다. 먼저 듣고, 그다음 읽어 보세요.</w:t>
+        <w:t xml:space="preserve">Listen first. Then read the sentences aloud.</w:t>
       </w:r>
     </w:p>
     <w:p>
@@ -467,20 +506,511 @@
         </w:rPr>
         <w:t>These days, intelligence is a common commodity.</w:t>
       </w:r>
-      <w:r>
-        <w:rPr>
-          <w:rFonts w:ascii="Malgun Gothic" w:cs="Malgun Gothic" w:eastAsia="Malgun Gothic" w:hAnsi="Malgun Gothic"/>
-          <w:b w:val="0"/>
-          <w:bCs w:val="0"/>
-          <w:i w:val="0"/>
-          <w:iCs w:val="0"/>
-          <w:color w:val="000000"/>
-          <w:sz w:val="20"/>
-          <w:szCs w:val="20"/>
-          <w:u w:val="none"/>
-        </w:rPr>
-        <w:br w:type="textWrapping"/>
-      </w:r>
+    </w:p>
+    <w:p>
+      <w:pPr>
+        <w:spacing w:after="0" w:before="0" w:line="240" w:lineRule="auto"/>
+        <w:ind w:left="0" w:right="0" w:firstLine="0"/>
+        <w:jc w:val="left"/>
+        <w:rPr>
+          <w:rFonts w:ascii="Malgun Gothic" w:cs="Malgun Gothic" w:eastAsia="Malgun Gothic" w:hAnsi="Malgun Gothic"/>
+          <w:b w:val="0"/>
+          <w:bCs w:val="0"/>
+          <w:i w:val="0"/>
+          <w:iCs w:val="0"/>
+          <w:color w:val="000000"/>
+          <w:sz w:val="20"/>
+          <w:szCs w:val="20"/>
+          <w:u w:val="none"/>
+        </w:rPr>
+      </w:pPr>
+    </w:p>
+    <w:p>
+      <w:pPr>
+        <w:spacing w:after="0" w:before="0" w:line="240" w:lineRule="auto"/>
+        <w:ind w:left="0" w:right="0" w:firstLine="0"/>
+        <w:jc w:val="left"/>
+        <w:rPr>
+          <w:rFonts w:ascii="Malgun Gothic" w:cs="Malgun Gothic" w:eastAsia="Malgun Gothic" w:hAnsi="Malgun Gothic"/>
+          <w:b w:val="0"/>
+          <w:bCs w:val="0"/>
+          <w:i w:val="0"/>
+          <w:iCs w:val="0"/>
+          <w:color w:val="000000"/>
+          <w:sz w:val="20"/>
+          <w:szCs w:val="20"/>
+          <w:u w:val="none"/>
+        </w:rPr>
+      </w:pPr>
+      <w:r>
+        <w:rPr>
+          <w:rFonts w:ascii="Malgun Gothic" w:cs="Malgun Gothic" w:eastAsia="Malgun Gothic" w:hAnsi="Malgun Gothic"/>
+          <w:b w:val="0"/>
+          <w:bCs w:val="0"/>
+          <w:i w:val="0"/>
+          <w:iCs w:val="0"/>
+          <w:color w:val="000000"/>
+          <w:sz w:val="20"/>
+          <w:szCs w:val="20"/>
+          <w:u w:val="none"/>
+        </w:rPr>
+        <w:t>On top of that, now we even have AI.</w:t>
+      </w:r>
+    </w:p>
+    <w:p>
+      <w:pPr>
+        <w:spacing w:after="0" w:before="0" w:line="240" w:lineRule="auto"/>
+        <w:ind w:left="0" w:right="0" w:firstLine="0"/>
+        <w:jc w:val="left"/>
+        <w:rPr>
+          <w:rFonts w:ascii="Malgun Gothic" w:cs="Malgun Gothic" w:eastAsia="Malgun Gothic" w:hAnsi="Malgun Gothic"/>
+          <w:b w:val="0"/>
+          <w:bCs w:val="0"/>
+          <w:i w:val="0"/>
+          <w:iCs w:val="0"/>
+          <w:color w:val="000000"/>
+          <w:sz w:val="20"/>
+          <w:szCs w:val="20"/>
+          <w:u w:val="none"/>
+        </w:rPr>
+      </w:pPr>
+    </w:p>
+    <w:p>
+      <w:pPr>
+        <w:spacing w:after="0" w:before="0" w:line="240" w:lineRule="auto"/>
+        <w:ind w:left="0" w:right="0" w:firstLine="0"/>
+        <w:jc w:val="left"/>
+        <w:rPr>
+          <w:rFonts w:ascii="Malgun Gothic" w:cs="Malgun Gothic" w:eastAsia="Malgun Gothic" w:hAnsi="Malgun Gothic"/>
+          <w:b w:val="0"/>
+          <w:bCs w:val="0"/>
+          <w:i w:val="0"/>
+          <w:iCs w:val="0"/>
+          <w:color w:val="000000"/>
+          <w:sz w:val="20"/>
+          <w:szCs w:val="20"/>
+          <w:u w:val="none"/>
+        </w:rPr>
+      </w:pPr>
+      <w:r>
+        <w:rPr>
+          <w:rFonts w:ascii="Malgun Gothic" w:cs="Malgun Gothic" w:eastAsia="Malgun Gothic" w:hAnsi="Malgun Gothic"/>
+          <w:b w:val="0"/>
+          <w:bCs w:val="0"/>
+          <w:i w:val="0"/>
+          <w:iCs w:val="0"/>
+          <w:color w:val="000000"/>
+          <w:sz w:val="20"/>
+          <w:szCs w:val="20"/>
+          <w:u w:val="none"/>
+        </w:rPr>
+        <w:t>So when I look at people, I don't just look for smart people.</w:t>
+      </w:r>
+    </w:p>
+    <w:p>
+      <w:pPr>
+        <w:spacing w:after="0" w:before="0" w:line="240" w:lineRule="auto"/>
+        <w:ind w:left="0" w:right="0" w:firstLine="0"/>
+        <w:jc w:val="left"/>
+        <w:rPr>
+          <w:rFonts w:ascii="Malgun Gothic" w:cs="Malgun Gothic" w:eastAsia="Malgun Gothic" w:hAnsi="Malgun Gothic"/>
+          <w:b w:val="0"/>
+          <w:bCs w:val="0"/>
+          <w:i w:val="0"/>
+          <w:iCs w:val="0"/>
+          <w:color w:val="000000"/>
+          <w:sz w:val="20"/>
+          <w:szCs w:val="20"/>
+          <w:u w:val="none"/>
+        </w:rPr>
+      </w:pPr>
+    </w:p>
+    <w:p>
+      <w:pPr>
+        <w:spacing w:after="0" w:before="0" w:line="240" w:lineRule="auto"/>
+        <w:ind w:left="0" w:right="0" w:firstLine="0"/>
+        <w:jc w:val="left"/>
+        <w:rPr>
+          <w:rFonts w:ascii="Malgun Gothic" w:cs="Malgun Gothic" w:eastAsia="Malgun Gothic" w:hAnsi="Malgun Gothic"/>
+          <w:b w:val="0"/>
+          <w:bCs w:val="0"/>
+          <w:i w:val="0"/>
+          <w:iCs w:val="0"/>
+          <w:color w:val="000000"/>
+          <w:sz w:val="20"/>
+          <w:szCs w:val="20"/>
+          <w:u w:val="none"/>
+        </w:rPr>
+      </w:pPr>
+      <w:r>
+        <w:rPr>
+          <w:rFonts w:ascii="Malgun Gothic" w:cs="Malgun Gothic" w:eastAsia="Malgun Gothic" w:hAnsi="Malgun Gothic"/>
+          <w:b w:val="0"/>
+          <w:bCs w:val="0"/>
+          <w:i w:val="0"/>
+          <w:iCs w:val="0"/>
+          <w:color w:val="000000"/>
+          <w:sz w:val="20"/>
+          <w:szCs w:val="20"/>
+          <w:u w:val="none"/>
+        </w:rPr>
+        <w:t>When I visited Korea, I went to a samgyeopsal restaurant and a Korean fried chicken place.</w:t>
+      </w:r>
+    </w:p>
+    <w:p>
+      <w:pPr>
+        <w:spacing w:after="0" w:before="0" w:line="240" w:lineRule="auto"/>
+        <w:ind w:left="0" w:right="0" w:firstLine="0"/>
+        <w:jc w:val="left"/>
+        <w:rPr>
+          <w:rFonts w:ascii="Malgun Gothic" w:cs="Malgun Gothic" w:eastAsia="Malgun Gothic" w:hAnsi="Malgun Gothic"/>
+          <w:b w:val="0"/>
+          <w:bCs w:val="0"/>
+          <w:i w:val="0"/>
+          <w:iCs w:val="0"/>
+          <w:color w:val="000000"/>
+          <w:sz w:val="20"/>
+          <w:szCs w:val="20"/>
+          <w:u w:val="none"/>
+        </w:rPr>
+      </w:pPr>
+    </w:p>
+    <w:p>
+      <w:pPr>
+        <w:spacing w:after="0" w:before="0" w:line="240" w:lineRule="auto"/>
+        <w:ind w:left="0" w:right="0" w:firstLine="0"/>
+        <w:jc w:val="left"/>
+        <w:rPr>
+          <w:rFonts w:ascii="Malgun Gothic" w:cs="Malgun Gothic" w:eastAsia="Malgun Gothic" w:hAnsi="Malgun Gothic"/>
+          <w:b w:val="0"/>
+          <w:bCs w:val="0"/>
+          <w:i w:val="0"/>
+          <w:iCs w:val="0"/>
+          <w:color w:val="000000"/>
+          <w:sz w:val="20"/>
+          <w:szCs w:val="20"/>
+          <w:u w:val="none"/>
+        </w:rPr>
+      </w:pPr>
+      <w:r>
+        <w:rPr>
+          <w:rFonts w:ascii="Malgun Gothic" w:cs="Malgun Gothic" w:eastAsia="Malgun Gothic" w:hAnsi="Malgun Gothic"/>
+          <w:b w:val="0"/>
+          <w:bCs w:val="0"/>
+          <w:i w:val="0"/>
+          <w:iCs w:val="0"/>
+          <w:color w:val="000000"/>
+          <w:sz w:val="20"/>
+          <w:szCs w:val="20"/>
+          <w:u w:val="none"/>
+        </w:rPr>
+        <w:t>When I saw those businesses doing well, it made me happy.</w:t>
+      </w:r>
+    </w:p>
+    <w:p>
+      <w:pPr>
+        <w:spacing w:after="0" w:before="0" w:line="240" w:lineRule="auto"/>
+        <w:ind w:left="0" w:right="0" w:firstLine="0"/>
+        <w:jc w:val="left"/>
+        <w:rPr>
+          <w:rFonts w:ascii="Malgun Gothic" w:cs="Malgun Gothic" w:eastAsia="Malgun Gothic" w:hAnsi="Malgun Gothic"/>
+          <w:b w:val="0"/>
+          <w:bCs w:val="0"/>
+          <w:i w:val="0"/>
+          <w:iCs w:val="0"/>
+          <w:color w:val="000000"/>
+          <w:sz w:val="20"/>
+          <w:szCs w:val="20"/>
+          <w:u w:val="none"/>
+        </w:rPr>
+      </w:pPr>
+    </w:p>
+    <w:p>
+      <w:pPr>
+        <w:spacing w:after="0" w:before="0" w:line="240" w:lineRule="auto"/>
+        <w:ind w:left="0" w:right="0" w:firstLine="0"/>
+        <w:jc w:val="left"/>
+        <w:rPr>
+          <w:rFonts w:ascii="Malgun Gothic" w:cs="Malgun Gothic" w:eastAsia="Malgun Gothic" w:hAnsi="Malgun Gothic"/>
+          <w:b w:val="0"/>
+          <w:bCs w:val="0"/>
+          <w:i w:val="0"/>
+          <w:iCs w:val="0"/>
+          <w:color w:val="000000"/>
+          <w:sz w:val="20"/>
+          <w:szCs w:val="20"/>
+          <w:u w:val="none"/>
+        </w:rPr>
+      </w:pPr>
+      <w:r>
+        <w:rPr>
+          <w:rFonts w:ascii="Malgun Gothic" w:cs="Malgun Gothic" w:eastAsia="Malgun Gothic" w:hAnsi="Malgun Gothic"/>
+          <w:b w:val="0"/>
+          <w:bCs w:val="0"/>
+          <w:i w:val="0"/>
+          <w:iCs w:val="0"/>
+          <w:color w:val="000000"/>
+          <w:sz w:val="20"/>
+          <w:szCs w:val="20"/>
+          <w:u w:val="none"/>
+        </w:rPr>
+        <w:t>Some people feel jealous when they see someone else succeed.</w:t>
+      </w:r>
+    </w:p>
+    <w:p>
+      <w:pPr>
+        <w:spacing w:after="0" w:before="0" w:line="240" w:lineRule="auto"/>
+        <w:ind w:left="0" w:right="0" w:firstLine="0"/>
+        <w:jc w:val="left"/>
+        <w:rPr>
+          <w:rFonts w:ascii="Malgun Gothic" w:cs="Malgun Gothic" w:eastAsia="Malgun Gothic" w:hAnsi="Malgun Gothic"/>
+          <w:b w:val="0"/>
+          <w:bCs w:val="0"/>
+          <w:i w:val="0"/>
+          <w:iCs w:val="0"/>
+          <w:color w:val="000000"/>
+          <w:sz w:val="20"/>
+          <w:szCs w:val="20"/>
+          <w:u w:val="none"/>
+        </w:rPr>
+      </w:pPr>
+    </w:p>
+    <w:p>
+      <w:pPr>
+        <w:spacing w:after="0" w:before="0" w:line="240" w:lineRule="auto"/>
+        <w:ind w:left="0" w:right="0" w:firstLine="0"/>
+        <w:jc w:val="left"/>
+        <w:rPr>
+          <w:rFonts w:ascii="Malgun Gothic" w:cs="Malgun Gothic" w:eastAsia="Malgun Gothic" w:hAnsi="Malgun Gothic"/>
+          <w:b w:val="0"/>
+          <w:bCs w:val="0"/>
+          <w:i w:val="0"/>
+          <w:iCs w:val="0"/>
+          <w:color w:val="000000"/>
+          <w:sz w:val="20"/>
+          <w:szCs w:val="20"/>
+          <w:u w:val="none"/>
+        </w:rPr>
+      </w:pPr>
+      <w:r>
+        <w:rPr>
+          <w:rFonts w:ascii="Malgun Gothic" w:cs="Malgun Gothic" w:eastAsia="Malgun Gothic" w:hAnsi="Malgun Gothic"/>
+          <w:b w:val="0"/>
+          <w:bCs w:val="0"/>
+          <w:i w:val="0"/>
+          <w:iCs w:val="0"/>
+          <w:color w:val="000000"/>
+          <w:sz w:val="20"/>
+          <w:szCs w:val="20"/>
+          <w:u w:val="none"/>
+        </w:rPr>
+        <w:t>But I look for people who can be happy for others' success.</w:t>
+      </w:r>
+    </w:p>
+    <w:p>
+      <w:pPr>
+        <w:spacing w:after="0" w:before="0" w:line="240" w:lineRule="auto"/>
+        <w:ind w:left="0" w:right="0" w:firstLine="0"/>
+        <w:jc w:val="left"/>
+        <w:rPr>
+          <w:rFonts w:ascii="Malgun Gothic" w:cs="Malgun Gothic" w:eastAsia="Malgun Gothic" w:hAnsi="Malgun Gothic"/>
+          <w:b w:val="0"/>
+          <w:bCs w:val="0"/>
+          <w:i w:val="0"/>
+          <w:iCs w:val="0"/>
+          <w:color w:val="000000"/>
+          <w:sz w:val="20"/>
+          <w:szCs w:val="20"/>
+          <w:u w:val="none"/>
+        </w:rPr>
+      </w:pPr>
+    </w:p>
+    <w:p>
+      <w:pPr>
+        <w:spacing w:after="0" w:before="0" w:line="240" w:lineRule="auto"/>
+        <w:ind w:left="0" w:right="0" w:firstLine="0"/>
+        <w:jc w:val="left"/>
+        <w:rPr>
+          <w:rFonts w:ascii="Malgun Gothic" w:cs="Malgun Gothic" w:eastAsia="Malgun Gothic" w:hAnsi="Malgun Gothic"/>
+          <w:b w:val="0"/>
+          <w:bCs w:val="0"/>
+          <w:i w:val="0"/>
+          <w:iCs w:val="0"/>
+          <w:color w:val="000000"/>
+          <w:sz w:val="20"/>
+          <w:szCs w:val="20"/>
+          <w:u w:val="none"/>
+        </w:rPr>
+      </w:pPr>
+      <w:r>
+        <w:rPr>
+          <w:rFonts w:ascii="Malgun Gothic" w:cs="Malgun Gothic" w:eastAsia="Malgun Gothic" w:hAnsi="Malgun Gothic"/>
+          <w:b w:val="0"/>
+          <w:bCs w:val="0"/>
+          <w:i w:val="0"/>
+          <w:iCs w:val="0"/>
+          <w:color w:val="000000"/>
+          <w:sz w:val="20"/>
+          <w:szCs w:val="20"/>
+          <w:u w:val="none"/>
+        </w:rPr>
+        <w:t>So when I pick people, that attitude matters more than intelligence.</w:t>
+      </w:r>
+    </w:p>
+    <w:p>
+      <w:pPr>
+        <w:spacing w:after="0" w:before="0" w:line="240" w:lineRule="auto"/>
+        <w:ind w:left="0" w:right="0" w:firstLine="0"/>
+        <w:jc w:val="left"/>
+        <w:rPr>
+          <w:rFonts w:ascii="Malgun Gothic" w:cs="Malgun Gothic" w:eastAsia="Malgun Gothic" w:hAnsi="Malgun Gothic"/>
+          <w:b w:val="0"/>
+          <w:bCs w:val="0"/>
+          <w:i w:val="0"/>
+          <w:iCs w:val="0"/>
+          <w:color w:val="000000"/>
+          <w:sz w:val="20"/>
+          <w:szCs w:val="20"/>
+          <w:u w:val="none"/>
+        </w:rPr>
+      </w:pPr>
+    </w:p>
+    <w:p>
+      <w:r>
+        <w:br w:type="page"/>
+      </w:r>
+    </w:p>
+    <w:p>
+      <w:pPr>
+        <w:spacing w:after="0" w:before="0" w:line="240" w:lineRule="auto"/>
+        <w:ind w:left="0" w:right="0" w:firstLine="0"/>
+        <w:jc w:val="right"/>
+        <w:rPr>
+          <w:rFonts w:ascii="Malgun Gothic" w:cs="Malgun Gothic" w:eastAsia="Malgun Gothic" w:hAnsi="Malgun Gothic"/>
+          <w:b w:val="0"/>
+          <w:bCs w:val="0"/>
+          <w:i w:val="0"/>
+          <w:iCs w:val="0"/>
+          <w:color w:val="000000"/>
+          <w:sz w:val="20"/>
+          <w:szCs w:val="20"/>
+          <w:u w:val="none"/>
+        </w:rPr>
+      </w:pPr>
+      <w:r>
+        <w:rPr>
+          <w:rFonts w:ascii="Malgun Gothic" w:cs="Malgun Gothic" w:eastAsia="Malgun Gothic" w:hAnsi="Malgun Gothic"/>
+          <w:b w:val="1"/>
+          <w:bCs w:val="1"/>
+          <w:i w:val="0"/>
+          <w:iCs w:val="0"/>
+          <w:color w:val="505050"/>
+          <w:sz w:val="16"/>
+          <w:szCs w:val="16"/>
+          <w:u w:val="none"/>
+        </w:rPr>
+        <w:t>000님 session 00</w:t>
+      </w:r>
+    </w:p>
+    <w:p>
+      <w:pPr>
+        <w:spacing w:after="0" w:before="0" w:line="240" w:lineRule="auto"/>
+        <w:ind w:left="0" w:right="0" w:firstLine="0"/>
+        <w:jc w:val="center"/>
+        <w:rPr>
+          <w:rFonts w:ascii="Malgun Gothic" w:cs="Malgun Gothic" w:eastAsia="Malgun Gothic" w:hAnsi="Malgun Gothic"/>
+          <w:b w:val="0"/>
+          <w:bCs w:val="0"/>
+          <w:i w:val="0"/>
+          <w:iCs w:val="0"/>
+          <w:color w:val="000000"/>
+          <w:sz w:val="20"/>
+          <w:szCs w:val="20"/>
+          <w:u w:val="none"/>
+        </w:rPr>
+      </w:pPr>
+      <w:r>
+        <w:rPr>
+          <w:rFonts w:ascii="Malgun Gothic" w:cs="Malgun Gothic" w:eastAsia="Malgun Gothic" w:hAnsi="Malgun Gothic"/>
+          <w:b w:val="1"/>
+          <w:bCs w:val="1"/>
+          <w:i w:val="0"/>
+          <w:iCs w:val="0"/>
+          <w:color w:val="000000"/>
+          <w:sz w:val="40"/>
+          <w:szCs w:val="40"/>
+          <w:u w:val="none"/>
+        </w:rPr>
+        <w:t>Useful Expressions</w:t>
+      </w:r>
+    </w:p>
+    <w:p>
+      <w:pPr>
+        <w:spacing w:after="0" w:before="0" w:line="240" w:lineRule="auto"/>
+        <w:ind w:left="0" w:right="0" w:firstLine="0"/>
+        <w:jc w:val="left"/>
+        <w:rPr>
+          <w:rFonts w:ascii="Malgun Gothic" w:cs="Malgun Gothic" w:eastAsia="Malgun Gothic" w:hAnsi="Malgun Gothic"/>
+          <w:b w:val="0"/>
+          <w:bCs w:val="0"/>
+          <w:i w:val="0"/>
+          <w:iCs w:val="0"/>
+          <w:color w:val="000000"/>
+          <w:sz w:val="20"/>
+          <w:szCs w:val="20"/>
+          <w:u w:val="none"/>
+        </w:rPr>
+      </w:pPr>
+    </w:p>
+    <w:p>
+      <w:pPr>
+        <w:spacing w:after="0" w:before="0" w:line="240" w:lineRule="auto"/>
+        <w:ind w:left="0" w:right="0" w:firstLine="0"/>
+        <w:jc w:val="center"/>
+        <w:rPr>
+          <w:rFonts w:ascii="Malgun Gothic" w:cs="Malgun Gothic" w:eastAsia="Malgun Gothic" w:hAnsi="Malgun Gothic"/>
+          <w:b w:val="0"/>
+          <w:bCs w:val="0"/>
+          <w:i w:val="0"/>
+          <w:iCs w:val="0"/>
+          <w:color w:val="000000"/>
+          <w:sz w:val="20"/>
+          <w:szCs w:val="20"/>
+          <w:u w:val="none"/>
+        </w:rPr>
+      </w:pPr>
+      <w:r>
+        <w:rPr>
+          <w:rFonts w:ascii="Malgun Gothic" w:cs="Malgun Gothic" w:eastAsia="Malgun Gothic" w:hAnsi="Malgun Gothic"/>
+          <w:b w:val="1"/>
+          <w:bCs w:val="1"/>
+          <w:i w:val="0"/>
+          <w:iCs w:val="0"/>
+          <w:color w:val="4472c4"/>
+          <w:sz w:val="22"/>
+          <w:szCs w:val="22"/>
+          <w:u w:val="none"/>
+        </w:rPr>
+        <w:t>a common commodity</w:t>
+      </w:r>
+    </w:p>
+    <w:p>
+      <w:pPr>
+        <w:spacing w:after="0" w:before="0" w:line="240" w:lineRule="auto"/>
+        <w:ind w:left="0" w:right="0" w:firstLine="0"/>
+        <w:jc w:val="left"/>
+        <w:rPr>
+          <w:rFonts w:ascii="Malgun Gothic" w:cs="Malgun Gothic" w:eastAsia="Malgun Gothic" w:hAnsi="Malgun Gothic"/>
+          <w:b w:val="0"/>
+          <w:bCs w:val="0"/>
+          <w:i w:val="0"/>
+          <w:iCs w:val="0"/>
+          <w:color w:val="000000"/>
+          <w:sz w:val="20"/>
+          <w:szCs w:val="20"/>
+          <w:u w:val="none"/>
+        </w:rPr>
+      </w:pPr>
       <w:r>
         <w:rPr>
           <w:rFonts w:ascii="Malgun Gothic" w:cs="Malgun Gothic" w:eastAsia="Malgun Gothic" w:hAnsi="Malgun Gothic"/>
@@ -493,72 +1023,246 @@
           <w:szCs w:val="18"/>
           <w:u w:val="none"/>
         </w:rPr>
-        <w:t>요즘 지능은 흔한 상품이에요.</w:t>
-      </w:r>
-    </w:p>
-    <w:p>
-      <w:pPr>
-        <w:spacing w:after="0" w:before="0" w:line="240" w:lineRule="auto"/>
-        <w:ind w:left="0" w:right="0" w:firstLine="0"/>
-        <w:jc w:val="left"/>
-        <w:rPr>
-          <w:rFonts w:ascii="Malgun Gothic" w:cs="Malgun Gothic" w:eastAsia="Malgun Gothic" w:hAnsi="Malgun Gothic"/>
-          <w:b w:val="0"/>
-          <w:bCs w:val="0"/>
-          <w:i w:val="0"/>
-          <w:iCs w:val="0"/>
-          <w:color w:val="000000"/>
-          <w:sz w:val="20"/>
-          <w:szCs w:val="20"/>
-          <w:u w:val="none"/>
-        </w:rPr>
-      </w:pPr>
-    </w:p>
-    <w:p>
-      <w:pPr>
-        <w:spacing w:after="0" w:before="0" w:line="240" w:lineRule="auto"/>
-        <w:ind w:left="0" w:right="0" w:firstLine="0"/>
-        <w:jc w:val="left"/>
-        <w:rPr>
-          <w:rFonts w:ascii="Malgun Gothic" w:cs="Malgun Gothic" w:eastAsia="Malgun Gothic" w:hAnsi="Malgun Gothic"/>
-          <w:b w:val="0"/>
-          <w:bCs w:val="0"/>
-          <w:i w:val="0"/>
-          <w:iCs w:val="0"/>
-          <w:color w:val="000000"/>
-          <w:sz w:val="20"/>
-          <w:szCs w:val="20"/>
-          <w:u w:val="none"/>
-        </w:rPr>
-      </w:pPr>
-      <w:r>
-        <w:rPr>
-          <w:rFonts w:ascii="Malgun Gothic" w:cs="Malgun Gothic" w:eastAsia="Malgun Gothic" w:hAnsi="Malgun Gothic"/>
-          <w:b w:val="0"/>
-          <w:bCs w:val="0"/>
-          <w:i w:val="0"/>
-          <w:iCs w:val="0"/>
-          <w:color w:val="000000"/>
-          <w:sz w:val="20"/>
-          <w:szCs w:val="20"/>
-          <w:u w:val="none"/>
-        </w:rPr>
-        <w:t>On top of that, now we even have AI.</w:t>
-      </w:r>
-      <w:r>
-        <w:rPr>
-          <w:rFonts w:ascii="Malgun Gothic" w:cs="Malgun Gothic" w:eastAsia="Malgun Gothic" w:hAnsi="Malgun Gothic"/>
-          <w:b w:val="0"/>
-          <w:bCs w:val="0"/>
-          <w:i w:val="0"/>
-          <w:iCs w:val="0"/>
-          <w:color w:val="000000"/>
-          <w:sz w:val="20"/>
-          <w:szCs w:val="20"/>
-          <w:u w:val="none"/>
-        </w:rPr>
-        <w:br w:type="textWrapping"/>
-      </w:r>
+        <w:t xml:space="preserve">something that is very common now — nothing special</w:t>
+      </w:r>
+    </w:p>
+    <w:p>
+      <w:pPr>
+        <w:spacing w:after="0" w:before="0" w:line="240" w:lineRule="auto"/>
+        <w:ind w:left="0" w:right="0" w:firstLine="0"/>
+        <w:jc w:val="left"/>
+        <w:rPr>
+          <w:rFonts w:ascii="Malgun Gothic" w:cs="Malgun Gothic" w:eastAsia="Malgun Gothic" w:hAnsi="Malgun Gothic"/>
+          <w:b w:val="0"/>
+          <w:bCs w:val="0"/>
+          <w:i w:val="0"/>
+          <w:iCs w:val="0"/>
+          <w:color w:val="000000"/>
+          <w:sz w:val="20"/>
+          <w:szCs w:val="20"/>
+          <w:u w:val="none"/>
+        </w:rPr>
+      </w:pPr>
+      <w:r>
+        <w:rPr>
+          <w:rFonts w:ascii="Malgun Gothic" w:cs="Malgun Gothic" w:eastAsia="Malgun Gothic" w:hAnsi="Malgun Gothic"/>
+          <w:b w:val="1"/>
+          <w:bCs w:val="1"/>
+          <w:i w:val="0"/>
+          <w:iCs w:val="0"/>
+          <w:color w:val="000000"/>
+          <w:sz w:val="20"/>
+          <w:szCs w:val="20"/>
+          <w:u w:val="none"/>
+        </w:rPr>
+        <w:t xml:space="preserve">+    </w:t>
+      </w:r>
+      <w:r>
+        <w:rPr>
+          <w:rFonts w:ascii="Malgun Gothic" w:cs="Malgun Gothic" w:eastAsia="Malgun Gothic" w:hAnsi="Malgun Gothic"/>
+          <w:b w:val="0"/>
+          <w:bCs w:val="0"/>
+          <w:i w:val="0"/>
+          <w:iCs w:val="0"/>
+          <w:color w:val="000000"/>
+          <w:sz w:val="20"/>
+          <w:szCs w:val="20"/>
+          <w:u w:val="none"/>
+        </w:rPr>
+        <w:t>common</w:t>
+      </w:r>
+    </w:p>
+    <w:p>
+      <w:pPr>
+        <w:spacing w:after="0" w:before="0" w:line="240" w:lineRule="auto"/>
+        <w:ind w:left="0" w:right="0" w:firstLine="0"/>
+        <w:jc w:val="left"/>
+        <w:rPr>
+          <w:rFonts w:ascii="Malgun Gothic" w:cs="Malgun Gothic" w:eastAsia="Malgun Gothic" w:hAnsi="Malgun Gothic"/>
+          <w:b w:val="0"/>
+          <w:bCs w:val="0"/>
+          <w:i w:val="0"/>
+          <w:iCs w:val="0"/>
+          <w:color w:val="000000"/>
+          <w:sz w:val="20"/>
+          <w:szCs w:val="20"/>
+          <w:u w:val="none"/>
+        </w:rPr>
+      </w:pPr>
+      <w:r>
+        <w:rPr>
+          <w:rFonts w:ascii="Malgun Gothic" w:cs="Malgun Gothic" w:eastAsia="Malgun Gothic" w:hAnsi="Malgun Gothic"/>
+          <w:b w:val="1"/>
+          <w:bCs w:val="1"/>
+          <w:i w:val="0"/>
+          <w:iCs w:val="0"/>
+          <w:color w:val="000000"/>
+          <w:sz w:val="20"/>
+          <w:szCs w:val="20"/>
+          <w:u w:val="none"/>
+        </w:rPr>
+        <w:t xml:space="preserve">+    </w:t>
+      </w:r>
+      <w:r>
+        <w:rPr>
+          <w:rFonts w:ascii="Malgun Gothic" w:cs="Malgun Gothic" w:eastAsia="Malgun Gothic" w:hAnsi="Malgun Gothic"/>
+          <w:b w:val="0"/>
+          <w:bCs w:val="0"/>
+          <w:i w:val="0"/>
+          <w:iCs w:val="0"/>
+          <w:color w:val="000000"/>
+          <w:sz w:val="20"/>
+          <w:szCs w:val="20"/>
+          <w:u w:val="none"/>
+        </w:rPr>
+        <w:t>ordinary</w:t>
+      </w:r>
+    </w:p>
+    <w:p>
+      <w:pPr>
+        <w:spacing w:after="0" w:before="0" w:line="240" w:lineRule="auto"/>
+        <w:ind w:left="0" w:right="0" w:firstLine="0"/>
+        <w:jc w:val="left"/>
+        <w:rPr>
+          <w:rFonts w:ascii="Malgun Gothic" w:cs="Malgun Gothic" w:eastAsia="Malgun Gothic" w:hAnsi="Malgun Gothic"/>
+          <w:b w:val="0"/>
+          <w:bCs w:val="0"/>
+          <w:i w:val="0"/>
+          <w:iCs w:val="0"/>
+          <w:color w:val="000000"/>
+          <w:sz w:val="20"/>
+          <w:szCs w:val="20"/>
+          <w:u w:val="none"/>
+        </w:rPr>
+      </w:pPr>
+      <w:r>
+        <w:rPr>
+          <w:rFonts w:ascii="Malgun Gothic" w:cs="Malgun Gothic" w:eastAsia="Malgun Gothic" w:hAnsi="Malgun Gothic"/>
+          <w:b w:val="1"/>
+          <w:bCs w:val="1"/>
+          <w:i w:val="0"/>
+          <w:iCs w:val="0"/>
+          <w:color w:val="000000"/>
+          <w:sz w:val="20"/>
+          <w:szCs w:val="20"/>
+          <w:u w:val="none"/>
+        </w:rPr>
+        <w:t xml:space="preserve">+    </w:t>
+      </w:r>
+      <w:r>
+        <w:rPr>
+          <w:rFonts w:ascii="Malgun Gothic" w:cs="Malgun Gothic" w:eastAsia="Malgun Gothic" w:hAnsi="Malgun Gothic"/>
+          <w:b w:val="0"/>
+          <w:bCs w:val="0"/>
+          <w:i w:val="0"/>
+          <w:iCs w:val="0"/>
+          <w:color w:val="000000"/>
+          <w:sz w:val="20"/>
+          <w:szCs w:val="20"/>
+          <w:u w:val="none"/>
+        </w:rPr>
+        <w:t>nothing special</w:t>
+      </w:r>
+    </w:p>
+    <w:p>
+      <w:pPr>
+        <w:spacing w:after="0" w:before="0" w:line="240" w:lineRule="auto"/>
+        <w:ind w:left="0" w:right="0" w:firstLine="0"/>
+        <w:jc w:val="left"/>
+        <w:rPr>
+          <w:rFonts w:ascii="Malgun Gothic" w:cs="Malgun Gothic" w:eastAsia="Malgun Gothic" w:hAnsi="Malgun Gothic"/>
+          <w:b w:val="0"/>
+          <w:bCs w:val="0"/>
+          <w:i w:val="0"/>
+          <w:iCs w:val="0"/>
+          <w:color w:val="000000"/>
+          <w:sz w:val="20"/>
+          <w:szCs w:val="20"/>
+          <w:u w:val="none"/>
+        </w:rPr>
+      </w:pPr>
+      <w:r>
+        <w:rPr>
+          <w:rFonts w:ascii="Malgun Gothic" w:cs="Malgun Gothic" w:eastAsia="Malgun Gothic" w:hAnsi="Malgun Gothic"/>
+          <w:b w:val="0"/>
+          <w:bCs w:val="0"/>
+          <w:i w:val="0"/>
+          <w:iCs w:val="0"/>
+          <w:color w:val="000000"/>
+          <w:sz w:val="20"/>
+          <w:szCs w:val="20"/>
+          <w:u w:val="none"/>
+        </w:rPr>
+        <w:t>Ex)  Good ideas are a common commodity these days — what matters is execution.</w:t>
+      </w:r>
+    </w:p>
+    <w:p>
+      <w:pPr>
+        <w:spacing w:after="0" w:before="0" w:line="240" w:lineRule="auto"/>
+        <w:ind w:left="0" w:right="0" w:firstLine="0"/>
+        <w:jc w:val="left"/>
+        <w:rPr>
+          <w:rFonts w:ascii="Malgun Gothic" w:cs="Malgun Gothic" w:eastAsia="Malgun Gothic" w:hAnsi="Malgun Gothic"/>
+          <w:b w:val="0"/>
+          <w:bCs w:val="0"/>
+          <w:i w:val="0"/>
+          <w:iCs w:val="0"/>
+          <w:color w:val="000000"/>
+          <w:sz w:val="20"/>
+          <w:szCs w:val="20"/>
+          <w:u w:val="none"/>
+        </w:rPr>
+      </w:pPr>
+    </w:p>
+    <w:p>
+      <w:pPr>
+        <w:spacing w:after="0" w:before="0" w:line="240" w:lineRule="auto"/>
+        <w:ind w:left="0" w:right="0" w:firstLine="0"/>
+        <w:jc w:val="center"/>
+        <w:rPr>
+          <w:rFonts w:ascii="Malgun Gothic" w:cs="Malgun Gothic" w:eastAsia="Malgun Gothic" w:hAnsi="Malgun Gothic"/>
+          <w:b w:val="0"/>
+          <w:bCs w:val="0"/>
+          <w:i w:val="0"/>
+          <w:iCs w:val="0"/>
+          <w:color w:val="000000"/>
+          <w:sz w:val="20"/>
+          <w:szCs w:val="20"/>
+          <w:u w:val="none"/>
+        </w:rPr>
+      </w:pPr>
+      <w:r>
+        <w:rPr>
+          <w:rFonts w:ascii="Malgun Gothic" w:cs="Malgun Gothic" w:eastAsia="Malgun Gothic" w:hAnsi="Malgun Gothic"/>
+          <w:b w:val="1"/>
+          <w:bCs w:val="1"/>
+          <w:i w:val="0"/>
+          <w:iCs w:val="0"/>
+          <w:color w:val="4472c4"/>
+          <w:sz w:val="22"/>
+          <w:szCs w:val="22"/>
+          <w:u w:val="none"/>
+        </w:rPr>
+        <w:t>on top of that</w:t>
+      </w:r>
+    </w:p>
+    <w:p>
+      <w:pPr>
+        <w:spacing w:after="0" w:before="0" w:line="240" w:lineRule="auto"/>
+        <w:ind w:left="0" w:right="0" w:firstLine="0"/>
+        <w:jc w:val="left"/>
+        <w:rPr>
+          <w:rFonts w:ascii="Malgun Gothic" w:cs="Malgun Gothic" w:eastAsia="Malgun Gothic" w:hAnsi="Malgun Gothic"/>
+          <w:b w:val="0"/>
+          <w:bCs w:val="0"/>
+          <w:i w:val="0"/>
+          <w:iCs w:val="0"/>
+          <w:color w:val="000000"/>
+          <w:sz w:val="20"/>
+          <w:szCs w:val="20"/>
+          <w:u w:val="none"/>
+        </w:rPr>
+      </w:pPr>
       <w:r>
         <w:rPr>
           <w:rFonts w:ascii="Malgun Gothic" w:cs="Malgun Gothic" w:eastAsia="Malgun Gothic" w:hAnsi="Malgun Gothic"/>
@@ -571,72 +1275,200 @@
           <w:szCs w:val="18"/>
           <w:u w:val="none"/>
         </w:rPr>
-        <w:t>게다가 이제는 AI까지 생겼어요.</w:t>
-      </w:r>
-    </w:p>
-    <w:p>
-      <w:pPr>
-        <w:spacing w:after="0" w:before="0" w:line="240" w:lineRule="auto"/>
-        <w:ind w:left="0" w:right="0" w:firstLine="0"/>
-        <w:jc w:val="left"/>
-        <w:rPr>
-          <w:rFonts w:ascii="Malgun Gothic" w:cs="Malgun Gothic" w:eastAsia="Malgun Gothic" w:hAnsi="Malgun Gothic"/>
-          <w:b w:val="0"/>
-          <w:bCs w:val="0"/>
-          <w:i w:val="0"/>
-          <w:iCs w:val="0"/>
-          <w:color w:val="000000"/>
-          <w:sz w:val="20"/>
-          <w:szCs w:val="20"/>
-          <w:u w:val="none"/>
-        </w:rPr>
-      </w:pPr>
-    </w:p>
-    <w:p>
-      <w:pPr>
-        <w:spacing w:after="0" w:before="0" w:line="240" w:lineRule="auto"/>
-        <w:ind w:left="0" w:right="0" w:firstLine="0"/>
-        <w:jc w:val="left"/>
-        <w:rPr>
-          <w:rFonts w:ascii="Malgun Gothic" w:cs="Malgun Gothic" w:eastAsia="Malgun Gothic" w:hAnsi="Malgun Gothic"/>
-          <w:b w:val="0"/>
-          <w:bCs w:val="0"/>
-          <w:i w:val="0"/>
-          <w:iCs w:val="0"/>
-          <w:color w:val="000000"/>
-          <w:sz w:val="20"/>
-          <w:szCs w:val="20"/>
-          <w:u w:val="none"/>
-        </w:rPr>
-      </w:pPr>
-      <w:r>
-        <w:rPr>
-          <w:rFonts w:ascii="Malgun Gothic" w:cs="Malgun Gothic" w:eastAsia="Malgun Gothic" w:hAnsi="Malgun Gothic"/>
-          <w:b w:val="0"/>
-          <w:bCs w:val="0"/>
-          <w:i w:val="0"/>
-          <w:iCs w:val="0"/>
-          <w:color w:val="000000"/>
-          <w:sz w:val="20"/>
-          <w:szCs w:val="20"/>
-          <w:u w:val="none"/>
-        </w:rPr>
-        <w:t>So when I look at people, I don't just look for smart people.</w:t>
-      </w:r>
-      <w:r>
-        <w:rPr>
-          <w:rFonts w:ascii="Malgun Gothic" w:cs="Malgun Gothic" w:eastAsia="Malgun Gothic" w:hAnsi="Malgun Gothic"/>
-          <w:b w:val="0"/>
-          <w:bCs w:val="0"/>
-          <w:i w:val="0"/>
-          <w:iCs w:val="0"/>
-          <w:color w:val="000000"/>
-          <w:sz w:val="20"/>
-          <w:szCs w:val="20"/>
-          <w:u w:val="none"/>
-        </w:rPr>
-        <w:br w:type="textWrapping"/>
-      </w:r>
+        <w:t xml:space="preserve">in addition; also</w:t>
+      </w:r>
+    </w:p>
+    <w:p>
+      <w:pPr>
+        <w:spacing w:after="0" w:before="0" w:line="240" w:lineRule="auto"/>
+        <w:ind w:left="0" w:right="0" w:firstLine="0"/>
+        <w:jc w:val="left"/>
+        <w:rPr>
+          <w:rFonts w:ascii="Malgun Gothic" w:cs="Malgun Gothic" w:eastAsia="Malgun Gothic" w:hAnsi="Malgun Gothic"/>
+          <w:b w:val="0"/>
+          <w:bCs w:val="0"/>
+          <w:i w:val="0"/>
+          <w:iCs w:val="0"/>
+          <w:color w:val="000000"/>
+          <w:sz w:val="20"/>
+          <w:szCs w:val="20"/>
+          <w:u w:val="none"/>
+        </w:rPr>
+      </w:pPr>
+      <w:r>
+        <w:rPr>
+          <w:rFonts w:ascii="Malgun Gothic" w:cs="Malgun Gothic" w:eastAsia="Malgun Gothic" w:hAnsi="Malgun Gothic"/>
+          <w:b w:val="1"/>
+          <w:bCs w:val="1"/>
+          <w:i w:val="0"/>
+          <w:iCs w:val="0"/>
+          <w:color w:val="000000"/>
+          <w:sz w:val="20"/>
+          <w:szCs w:val="20"/>
+          <w:u w:val="none"/>
+        </w:rPr>
+        <w:t xml:space="preserve">+    </w:t>
+      </w:r>
+      <w:r>
+        <w:rPr>
+          <w:rFonts w:ascii="Malgun Gothic" w:cs="Malgun Gothic" w:eastAsia="Malgun Gothic" w:hAnsi="Malgun Gothic"/>
+          <w:b w:val="0"/>
+          <w:bCs w:val="0"/>
+          <w:i w:val="0"/>
+          <w:iCs w:val="0"/>
+          <w:color w:val="000000"/>
+          <w:sz w:val="20"/>
+          <w:szCs w:val="20"/>
+          <w:u w:val="none"/>
+        </w:rPr>
+        <w:t>what's more</w:t>
+      </w:r>
+    </w:p>
+    <w:p>
+      <w:pPr>
+        <w:spacing w:after="0" w:before="0" w:line="240" w:lineRule="auto"/>
+        <w:ind w:left="0" w:right="0" w:firstLine="0"/>
+        <w:jc w:val="left"/>
+        <w:rPr>
+          <w:rFonts w:ascii="Malgun Gothic" w:cs="Malgun Gothic" w:eastAsia="Malgun Gothic" w:hAnsi="Malgun Gothic"/>
+          <w:b w:val="0"/>
+          <w:bCs w:val="0"/>
+          <w:i w:val="0"/>
+          <w:iCs w:val="0"/>
+          <w:color w:val="000000"/>
+          <w:sz w:val="20"/>
+          <w:szCs w:val="20"/>
+          <w:u w:val="none"/>
+        </w:rPr>
+      </w:pPr>
+      <w:r>
+        <w:rPr>
+          <w:rFonts w:ascii="Malgun Gothic" w:cs="Malgun Gothic" w:eastAsia="Malgun Gothic" w:hAnsi="Malgun Gothic"/>
+          <w:b w:val="1"/>
+          <w:bCs w:val="1"/>
+          <w:i w:val="0"/>
+          <w:iCs w:val="0"/>
+          <w:color w:val="000000"/>
+          <w:sz w:val="20"/>
+          <w:szCs w:val="20"/>
+          <w:u w:val="none"/>
+        </w:rPr>
+        <w:t xml:space="preserve">+    </w:t>
+      </w:r>
+      <w:r>
+        <w:rPr>
+          <w:rFonts w:ascii="Malgun Gothic" w:cs="Malgun Gothic" w:eastAsia="Malgun Gothic" w:hAnsi="Malgun Gothic"/>
+          <w:b w:val="0"/>
+          <w:bCs w:val="0"/>
+          <w:i w:val="0"/>
+          <w:iCs w:val="0"/>
+          <w:color w:val="000000"/>
+          <w:sz w:val="20"/>
+          <w:szCs w:val="20"/>
+          <w:u w:val="none"/>
+        </w:rPr>
+        <w:t>besides / plus</w:t>
+      </w:r>
+    </w:p>
+    <w:p>
+      <w:pPr>
+        <w:spacing w:after="0" w:before="0" w:line="240" w:lineRule="auto"/>
+        <w:ind w:left="0" w:right="0" w:firstLine="0"/>
+        <w:jc w:val="left"/>
+        <w:rPr>
+          <w:rFonts w:ascii="Malgun Gothic" w:cs="Malgun Gothic" w:eastAsia="Malgun Gothic" w:hAnsi="Malgun Gothic"/>
+          <w:b w:val="0"/>
+          <w:bCs w:val="0"/>
+          <w:i w:val="0"/>
+          <w:iCs w:val="0"/>
+          <w:color w:val="000000"/>
+          <w:sz w:val="20"/>
+          <w:szCs w:val="20"/>
+          <w:u w:val="none"/>
+        </w:rPr>
+      </w:pPr>
+      <w:r>
+        <w:rPr>
+          <w:rFonts w:ascii="Malgun Gothic" w:cs="Malgun Gothic" w:eastAsia="Malgun Gothic" w:hAnsi="Malgun Gothic"/>
+          <w:b w:val="0"/>
+          <w:bCs w:val="0"/>
+          <w:i w:val="0"/>
+          <w:iCs w:val="0"/>
+          <w:color w:val="000000"/>
+          <w:sz w:val="20"/>
+          <w:szCs w:val="20"/>
+          <w:u w:val="none"/>
+        </w:rPr>
+        <w:t>Ex)  The café is close to my office. On top of that, the coffee is really cheap.</w:t>
+      </w:r>
+    </w:p>
+    <w:p>
+      <w:pPr>
+        <w:spacing w:after="0" w:before="0" w:line="240" w:lineRule="auto"/>
+        <w:ind w:left="0" w:right="0" w:firstLine="0"/>
+        <w:jc w:val="left"/>
+        <w:rPr>
+          <w:rFonts w:ascii="Malgun Gothic" w:cs="Malgun Gothic" w:eastAsia="Malgun Gothic" w:hAnsi="Malgun Gothic"/>
+          <w:b w:val="0"/>
+          <w:bCs w:val="0"/>
+          <w:i w:val="0"/>
+          <w:iCs w:val="0"/>
+          <w:color w:val="000000"/>
+          <w:sz w:val="20"/>
+          <w:szCs w:val="20"/>
+          <w:u w:val="none"/>
+        </w:rPr>
+      </w:pPr>
+    </w:p>
+    <w:p>
+      <w:pPr>
+        <w:spacing w:after="0" w:before="0" w:line="240" w:lineRule="auto"/>
+        <w:ind w:left="0" w:right="0" w:firstLine="0"/>
+        <w:jc w:val="center"/>
+        <w:rPr>
+          <w:rFonts w:ascii="Malgun Gothic" w:cs="Malgun Gothic" w:eastAsia="Malgun Gothic" w:hAnsi="Malgun Gothic"/>
+          <w:b w:val="0"/>
+          <w:bCs w:val="0"/>
+          <w:i w:val="0"/>
+          <w:iCs w:val="0"/>
+          <w:color w:val="000000"/>
+          <w:sz w:val="20"/>
+          <w:szCs w:val="20"/>
+          <w:u w:val="none"/>
+        </w:rPr>
+      </w:pPr>
+      <w:r>
+        <w:rPr>
+          <w:rFonts w:ascii="Malgun Gothic" w:cs="Malgun Gothic" w:eastAsia="Malgun Gothic" w:hAnsi="Malgun Gothic"/>
+          <w:b w:val="1"/>
+          <w:bCs w:val="1"/>
+          <w:i w:val="0"/>
+          <w:iCs w:val="0"/>
+          <w:color w:val="4472c4"/>
+          <w:sz w:val="22"/>
+          <w:szCs w:val="22"/>
+          <w:u w:val="none"/>
+        </w:rPr>
+        <w:t>see ~ doing well</w:t>
+      </w:r>
+    </w:p>
+    <w:p>
+      <w:pPr>
+        <w:spacing w:after="0" w:before="0" w:line="240" w:lineRule="auto"/>
+        <w:ind w:left="0" w:right="0" w:firstLine="0"/>
+        <w:jc w:val="left"/>
+        <w:rPr>
+          <w:rFonts w:ascii="Malgun Gothic" w:cs="Malgun Gothic" w:eastAsia="Malgun Gothic" w:hAnsi="Malgun Gothic"/>
+          <w:b w:val="0"/>
+          <w:bCs w:val="0"/>
+          <w:i w:val="0"/>
+          <w:iCs w:val="0"/>
+          <w:color w:val="000000"/>
+          <w:sz w:val="20"/>
+          <w:szCs w:val="20"/>
+          <w:u w:val="none"/>
+        </w:rPr>
+      </w:pPr>
       <w:r>
         <w:rPr>
           <w:rFonts w:ascii="Malgun Gothic" w:cs="Malgun Gothic" w:eastAsia="Malgun Gothic" w:hAnsi="Malgun Gothic"/>
@@ -649,72 +1481,200 @@
           <w:szCs w:val="18"/>
           <w:u w:val="none"/>
         </w:rPr>
-        <w:t>그래서 저는 사람을 볼 때 똑똑한 사람만 찾지 않아요.</w:t>
-      </w:r>
-    </w:p>
-    <w:p>
-      <w:pPr>
-        <w:spacing w:after="0" w:before="0" w:line="240" w:lineRule="auto"/>
-        <w:ind w:left="0" w:right="0" w:firstLine="0"/>
-        <w:jc w:val="left"/>
-        <w:rPr>
-          <w:rFonts w:ascii="Malgun Gothic" w:cs="Malgun Gothic" w:eastAsia="Malgun Gothic" w:hAnsi="Malgun Gothic"/>
-          <w:b w:val="0"/>
-          <w:bCs w:val="0"/>
-          <w:i w:val="0"/>
-          <w:iCs w:val="0"/>
-          <w:color w:val="000000"/>
-          <w:sz w:val="20"/>
-          <w:szCs w:val="20"/>
-          <w:u w:val="none"/>
-        </w:rPr>
-      </w:pPr>
-    </w:p>
-    <w:p>
-      <w:pPr>
-        <w:spacing w:after="0" w:before="0" w:line="240" w:lineRule="auto"/>
-        <w:ind w:left="0" w:right="0" w:firstLine="0"/>
-        <w:jc w:val="left"/>
-        <w:rPr>
-          <w:rFonts w:ascii="Malgun Gothic" w:cs="Malgun Gothic" w:eastAsia="Malgun Gothic" w:hAnsi="Malgun Gothic"/>
-          <w:b w:val="0"/>
-          <w:bCs w:val="0"/>
-          <w:i w:val="0"/>
-          <w:iCs w:val="0"/>
-          <w:color w:val="000000"/>
-          <w:sz w:val="20"/>
-          <w:szCs w:val="20"/>
-          <w:u w:val="none"/>
-        </w:rPr>
-      </w:pPr>
-      <w:r>
-        <w:rPr>
-          <w:rFonts w:ascii="Malgun Gothic" w:cs="Malgun Gothic" w:eastAsia="Malgun Gothic" w:hAnsi="Malgun Gothic"/>
-          <w:b w:val="0"/>
-          <w:bCs w:val="0"/>
-          <w:i w:val="0"/>
-          <w:iCs w:val="0"/>
-          <w:color w:val="000000"/>
-          <w:sz w:val="20"/>
-          <w:szCs w:val="20"/>
-          <w:u w:val="none"/>
-        </w:rPr>
-        <w:t>When I visited Korea, I went to a samgyeopsal restaurant and a Korean fried chicken place.</w:t>
-      </w:r>
-      <w:r>
-        <w:rPr>
-          <w:rFonts w:ascii="Malgun Gothic" w:cs="Malgun Gothic" w:eastAsia="Malgun Gothic" w:hAnsi="Malgun Gothic"/>
-          <w:b w:val="0"/>
-          <w:bCs w:val="0"/>
-          <w:i w:val="0"/>
-          <w:iCs w:val="0"/>
-          <w:color w:val="000000"/>
-          <w:sz w:val="20"/>
-          <w:szCs w:val="20"/>
-          <w:u w:val="none"/>
-        </w:rPr>
-        <w:br w:type="textWrapping"/>
-      </w:r>
+        <w:t xml:space="preserve">to see that someone or something is successful</w:t>
+      </w:r>
+    </w:p>
+    <w:p>
+      <w:pPr>
+        <w:spacing w:after="0" w:before="0" w:line="240" w:lineRule="auto"/>
+        <w:ind w:left="0" w:right="0" w:firstLine="0"/>
+        <w:jc w:val="left"/>
+        <w:rPr>
+          <w:rFonts w:ascii="Malgun Gothic" w:cs="Malgun Gothic" w:eastAsia="Malgun Gothic" w:hAnsi="Malgun Gothic"/>
+          <w:b w:val="0"/>
+          <w:bCs w:val="0"/>
+          <w:i w:val="0"/>
+          <w:iCs w:val="0"/>
+          <w:color w:val="000000"/>
+          <w:sz w:val="20"/>
+          <w:szCs w:val="20"/>
+          <w:u w:val="none"/>
+        </w:rPr>
+      </w:pPr>
+      <w:r>
+        <w:rPr>
+          <w:rFonts w:ascii="Malgun Gothic" w:cs="Malgun Gothic" w:eastAsia="Malgun Gothic" w:hAnsi="Malgun Gothic"/>
+          <w:b w:val="1"/>
+          <w:bCs w:val="1"/>
+          <w:i w:val="0"/>
+          <w:iCs w:val="0"/>
+          <w:color w:val="000000"/>
+          <w:sz w:val="20"/>
+          <w:szCs w:val="20"/>
+          <w:u w:val="none"/>
+        </w:rPr>
+        <w:t xml:space="preserve">+    </w:t>
+      </w:r>
+      <w:r>
+        <w:rPr>
+          <w:rFonts w:ascii="Malgun Gothic" w:cs="Malgun Gothic" w:eastAsia="Malgun Gothic" w:hAnsi="Malgun Gothic"/>
+          <w:b w:val="0"/>
+          <w:bCs w:val="0"/>
+          <w:i w:val="0"/>
+          <w:iCs w:val="0"/>
+          <w:color w:val="000000"/>
+          <w:sz w:val="20"/>
+          <w:szCs w:val="20"/>
+          <w:u w:val="none"/>
+        </w:rPr>
+        <w:t>do well</w:t>
+      </w:r>
+    </w:p>
+    <w:p>
+      <w:pPr>
+        <w:spacing w:after="0" w:before="0" w:line="240" w:lineRule="auto"/>
+        <w:ind w:left="0" w:right="0" w:firstLine="0"/>
+        <w:jc w:val="left"/>
+        <w:rPr>
+          <w:rFonts w:ascii="Malgun Gothic" w:cs="Malgun Gothic" w:eastAsia="Malgun Gothic" w:hAnsi="Malgun Gothic"/>
+          <w:b w:val="0"/>
+          <w:bCs w:val="0"/>
+          <w:i w:val="0"/>
+          <w:iCs w:val="0"/>
+          <w:color w:val="000000"/>
+          <w:sz w:val="20"/>
+          <w:szCs w:val="20"/>
+          <w:u w:val="none"/>
+        </w:rPr>
+      </w:pPr>
+      <w:r>
+        <w:rPr>
+          <w:rFonts w:ascii="Malgun Gothic" w:cs="Malgun Gothic" w:eastAsia="Malgun Gothic" w:hAnsi="Malgun Gothic"/>
+          <w:b w:val="1"/>
+          <w:bCs w:val="1"/>
+          <w:i w:val="0"/>
+          <w:iCs w:val="0"/>
+          <w:color w:val="000000"/>
+          <w:sz w:val="20"/>
+          <w:szCs w:val="20"/>
+          <w:u w:val="none"/>
+        </w:rPr>
+        <w:t xml:space="preserve">+    </w:t>
+      </w:r>
+      <w:r>
+        <w:rPr>
+          <w:rFonts w:ascii="Malgun Gothic" w:cs="Malgun Gothic" w:eastAsia="Malgun Gothic" w:hAnsi="Malgun Gothic"/>
+          <w:b w:val="0"/>
+          <w:bCs w:val="0"/>
+          <w:i w:val="0"/>
+          <w:iCs w:val="0"/>
+          <w:color w:val="000000"/>
+          <w:sz w:val="20"/>
+          <w:szCs w:val="20"/>
+          <w:u w:val="none"/>
+        </w:rPr>
+        <w:t>Business is booming.</w:t>
+      </w:r>
+    </w:p>
+    <w:p>
+      <w:pPr>
+        <w:spacing w:after="0" w:before="0" w:line="240" w:lineRule="auto"/>
+        <w:ind w:left="0" w:right="0" w:firstLine="0"/>
+        <w:jc w:val="left"/>
+        <w:rPr>
+          <w:rFonts w:ascii="Malgun Gothic" w:cs="Malgun Gothic" w:eastAsia="Malgun Gothic" w:hAnsi="Malgun Gothic"/>
+          <w:b w:val="0"/>
+          <w:bCs w:val="0"/>
+          <w:i w:val="0"/>
+          <w:iCs w:val="0"/>
+          <w:color w:val="000000"/>
+          <w:sz w:val="20"/>
+          <w:szCs w:val="20"/>
+          <w:u w:val="none"/>
+        </w:rPr>
+      </w:pPr>
+      <w:r>
+        <w:rPr>
+          <w:rFonts w:ascii="Malgun Gothic" w:cs="Malgun Gothic" w:eastAsia="Malgun Gothic" w:hAnsi="Malgun Gothic"/>
+          <w:b w:val="0"/>
+          <w:bCs w:val="0"/>
+          <w:i w:val="0"/>
+          <w:iCs w:val="0"/>
+          <w:color w:val="000000"/>
+          <w:sz w:val="20"/>
+          <w:szCs w:val="20"/>
+          <w:u w:val="none"/>
+        </w:rPr>
+        <w:t>Ex)  I love seeing small businesses doing well in my neighborhood.</w:t>
+      </w:r>
+    </w:p>
+    <w:p>
+      <w:pPr>
+        <w:spacing w:after="0" w:before="0" w:line="240" w:lineRule="auto"/>
+        <w:ind w:left="0" w:right="0" w:firstLine="0"/>
+        <w:jc w:val="left"/>
+        <w:rPr>
+          <w:rFonts w:ascii="Malgun Gothic" w:cs="Malgun Gothic" w:eastAsia="Malgun Gothic" w:hAnsi="Malgun Gothic"/>
+          <w:b w:val="0"/>
+          <w:bCs w:val="0"/>
+          <w:i w:val="0"/>
+          <w:iCs w:val="0"/>
+          <w:color w:val="000000"/>
+          <w:sz w:val="20"/>
+          <w:szCs w:val="20"/>
+          <w:u w:val="none"/>
+        </w:rPr>
+      </w:pPr>
+    </w:p>
+    <w:p>
+      <w:pPr>
+        <w:spacing w:after="0" w:before="0" w:line="240" w:lineRule="auto"/>
+        <w:ind w:left="0" w:right="0" w:firstLine="0"/>
+        <w:jc w:val="center"/>
+        <w:rPr>
+          <w:rFonts w:ascii="Malgun Gothic" w:cs="Malgun Gothic" w:eastAsia="Malgun Gothic" w:hAnsi="Malgun Gothic"/>
+          <w:b w:val="0"/>
+          <w:bCs w:val="0"/>
+          <w:i w:val="0"/>
+          <w:iCs w:val="0"/>
+          <w:color w:val="000000"/>
+          <w:sz w:val="20"/>
+          <w:szCs w:val="20"/>
+          <w:u w:val="none"/>
+        </w:rPr>
+      </w:pPr>
+      <w:r>
+        <w:rPr>
+          <w:rFonts w:ascii="Malgun Gothic" w:cs="Malgun Gothic" w:eastAsia="Malgun Gothic" w:hAnsi="Malgun Gothic"/>
+          <w:b w:val="1"/>
+          <w:bCs w:val="1"/>
+          <w:i w:val="0"/>
+          <w:iCs w:val="0"/>
+          <w:color w:val="4472c4"/>
+          <w:sz w:val="22"/>
+          <w:szCs w:val="22"/>
+          <w:u w:val="none"/>
+        </w:rPr>
+        <w:t>be happy for someone('s success)</w:t>
+      </w:r>
+    </w:p>
+    <w:p>
+      <w:pPr>
+        <w:spacing w:after="0" w:before="0" w:line="240" w:lineRule="auto"/>
+        <w:ind w:left="0" w:right="0" w:firstLine="0"/>
+        <w:jc w:val="left"/>
+        <w:rPr>
+          <w:rFonts w:ascii="Malgun Gothic" w:cs="Malgun Gothic" w:eastAsia="Malgun Gothic" w:hAnsi="Malgun Gothic"/>
+          <w:b w:val="0"/>
+          <w:bCs w:val="0"/>
+          <w:i w:val="0"/>
+          <w:iCs w:val="0"/>
+          <w:color w:val="000000"/>
+          <w:sz w:val="20"/>
+          <w:szCs w:val="20"/>
+          <w:u w:val="none"/>
+        </w:rPr>
+      </w:pPr>
       <w:r>
         <w:rPr>
           <w:rFonts w:ascii="Malgun Gothic" w:cs="Malgun Gothic" w:eastAsia="Malgun Gothic" w:hAnsi="Malgun Gothic"/>
@@ -727,72 +1687,246 @@
           <w:szCs w:val="18"/>
           <w:u w:val="none"/>
         </w:rPr>
-        <w:t>한국에 왔을 때 삼겹살 식당과 한국식 치킨집에 갔어요.</w:t>
-      </w:r>
-    </w:p>
-    <w:p>
-      <w:pPr>
-        <w:spacing w:after="0" w:before="0" w:line="240" w:lineRule="auto"/>
-        <w:ind w:left="0" w:right="0" w:firstLine="0"/>
-        <w:jc w:val="left"/>
-        <w:rPr>
-          <w:rFonts w:ascii="Malgun Gothic" w:cs="Malgun Gothic" w:eastAsia="Malgun Gothic" w:hAnsi="Malgun Gothic"/>
-          <w:b w:val="0"/>
-          <w:bCs w:val="0"/>
-          <w:i w:val="0"/>
-          <w:iCs w:val="0"/>
-          <w:color w:val="000000"/>
-          <w:sz w:val="20"/>
-          <w:szCs w:val="20"/>
-          <w:u w:val="none"/>
-        </w:rPr>
-      </w:pPr>
-    </w:p>
-    <w:p>
-      <w:pPr>
-        <w:spacing w:after="0" w:before="0" w:line="240" w:lineRule="auto"/>
-        <w:ind w:left="0" w:right="0" w:firstLine="0"/>
-        <w:jc w:val="left"/>
-        <w:rPr>
-          <w:rFonts w:ascii="Malgun Gothic" w:cs="Malgun Gothic" w:eastAsia="Malgun Gothic" w:hAnsi="Malgun Gothic"/>
-          <w:b w:val="0"/>
-          <w:bCs w:val="0"/>
-          <w:i w:val="0"/>
-          <w:iCs w:val="0"/>
-          <w:color w:val="000000"/>
-          <w:sz w:val="20"/>
-          <w:szCs w:val="20"/>
-          <w:u w:val="none"/>
-        </w:rPr>
-      </w:pPr>
-      <w:r>
-        <w:rPr>
-          <w:rFonts w:ascii="Malgun Gothic" w:cs="Malgun Gothic" w:eastAsia="Malgun Gothic" w:hAnsi="Malgun Gothic"/>
-          <w:b w:val="0"/>
-          <w:bCs w:val="0"/>
-          <w:i w:val="0"/>
-          <w:iCs w:val="0"/>
-          <w:color w:val="000000"/>
-          <w:sz w:val="20"/>
-          <w:szCs w:val="20"/>
-          <w:u w:val="none"/>
-        </w:rPr>
-        <w:t>When I saw those businesses doing well, it made me happy.</w:t>
-      </w:r>
-      <w:r>
-        <w:rPr>
-          <w:rFonts w:ascii="Malgun Gothic" w:cs="Malgun Gothic" w:eastAsia="Malgun Gothic" w:hAnsi="Malgun Gothic"/>
-          <w:b w:val="0"/>
-          <w:bCs w:val="0"/>
-          <w:i w:val="0"/>
-          <w:iCs w:val="0"/>
-          <w:color w:val="000000"/>
-          <w:sz w:val="20"/>
-          <w:szCs w:val="20"/>
-          <w:u w:val="none"/>
-        </w:rPr>
-        <w:br w:type="textWrapping"/>
-      </w:r>
+        <w:t xml:space="preserve">to feel glad because of someone else's good news</w:t>
+      </w:r>
+    </w:p>
+    <w:p>
+      <w:pPr>
+        <w:spacing w:after="0" w:before="0" w:line="240" w:lineRule="auto"/>
+        <w:ind w:left="0" w:right="0" w:firstLine="0"/>
+        <w:jc w:val="left"/>
+        <w:rPr>
+          <w:rFonts w:ascii="Malgun Gothic" w:cs="Malgun Gothic" w:eastAsia="Malgun Gothic" w:hAnsi="Malgun Gothic"/>
+          <w:b w:val="0"/>
+          <w:bCs w:val="0"/>
+          <w:i w:val="0"/>
+          <w:iCs w:val="0"/>
+          <w:color w:val="000000"/>
+          <w:sz w:val="20"/>
+          <w:szCs w:val="20"/>
+          <w:u w:val="none"/>
+        </w:rPr>
+      </w:pPr>
+      <w:r>
+        <w:rPr>
+          <w:rFonts w:ascii="Malgun Gothic" w:cs="Malgun Gothic" w:eastAsia="Malgun Gothic" w:hAnsi="Malgun Gothic"/>
+          <w:b w:val="1"/>
+          <w:bCs w:val="1"/>
+          <w:i w:val="0"/>
+          <w:iCs w:val="0"/>
+          <w:color w:val="000000"/>
+          <w:sz w:val="20"/>
+          <w:szCs w:val="20"/>
+          <w:u w:val="none"/>
+        </w:rPr>
+        <w:t xml:space="preserve">+    </w:t>
+      </w:r>
+      <w:r>
+        <w:rPr>
+          <w:rFonts w:ascii="Malgun Gothic" w:cs="Malgun Gothic" w:eastAsia="Malgun Gothic" w:hAnsi="Malgun Gothic"/>
+          <w:b w:val="0"/>
+          <w:bCs w:val="0"/>
+          <w:i w:val="0"/>
+          <w:iCs w:val="0"/>
+          <w:color w:val="000000"/>
+          <w:sz w:val="20"/>
+          <w:szCs w:val="20"/>
+          <w:u w:val="none"/>
+        </w:rPr>
+        <w:t>celebrate someone's success</w:t>
+      </w:r>
+    </w:p>
+    <w:p>
+      <w:pPr>
+        <w:spacing w:after="0" w:before="0" w:line="240" w:lineRule="auto"/>
+        <w:ind w:left="0" w:right="0" w:firstLine="0"/>
+        <w:jc w:val="left"/>
+        <w:rPr>
+          <w:rFonts w:ascii="Malgun Gothic" w:cs="Malgun Gothic" w:eastAsia="Malgun Gothic" w:hAnsi="Malgun Gothic"/>
+          <w:b w:val="0"/>
+          <w:bCs w:val="0"/>
+          <w:i w:val="0"/>
+          <w:iCs w:val="0"/>
+          <w:color w:val="000000"/>
+          <w:sz w:val="20"/>
+          <w:szCs w:val="20"/>
+          <w:u w:val="none"/>
+        </w:rPr>
+      </w:pPr>
+      <w:r>
+        <w:rPr>
+          <w:rFonts w:ascii="Malgun Gothic" w:cs="Malgun Gothic" w:eastAsia="Malgun Gothic" w:hAnsi="Malgun Gothic"/>
+          <w:b w:val="1"/>
+          <w:bCs w:val="1"/>
+          <w:i w:val="0"/>
+          <w:iCs w:val="0"/>
+          <w:color w:val="000000"/>
+          <w:sz w:val="20"/>
+          <w:szCs w:val="20"/>
+          <w:u w:val="none"/>
+        </w:rPr>
+        <w:t xml:space="preserve">+    </w:t>
+      </w:r>
+      <w:r>
+        <w:rPr>
+          <w:rFonts w:ascii="Malgun Gothic" w:cs="Malgun Gothic" w:eastAsia="Malgun Gothic" w:hAnsi="Malgun Gothic"/>
+          <w:b w:val="0"/>
+          <w:bCs w:val="0"/>
+          <w:i w:val="0"/>
+          <w:iCs w:val="0"/>
+          <w:color w:val="000000"/>
+          <w:sz w:val="20"/>
+          <w:szCs w:val="20"/>
+          <w:u w:val="none"/>
+        </w:rPr>
+        <w:t>be jealous of ~</w:t>
+      </w:r>
+    </w:p>
+    <w:p>
+      <w:pPr>
+        <w:spacing w:after="0" w:before="0" w:line="240" w:lineRule="auto"/>
+        <w:ind w:left="0" w:right="0" w:firstLine="0"/>
+        <w:jc w:val="left"/>
+        <w:rPr>
+          <w:rFonts w:ascii="Malgun Gothic" w:cs="Malgun Gothic" w:eastAsia="Malgun Gothic" w:hAnsi="Malgun Gothic"/>
+          <w:b w:val="0"/>
+          <w:bCs w:val="0"/>
+          <w:i w:val="0"/>
+          <w:iCs w:val="0"/>
+          <w:color w:val="000000"/>
+          <w:sz w:val="20"/>
+          <w:szCs w:val="20"/>
+          <w:u w:val="none"/>
+        </w:rPr>
+      </w:pPr>
+      <w:r>
+        <w:rPr>
+          <w:rFonts w:ascii="Malgun Gothic" w:cs="Malgun Gothic" w:eastAsia="Malgun Gothic" w:hAnsi="Malgun Gothic"/>
+          <w:b w:val="1"/>
+          <w:bCs w:val="1"/>
+          <w:i w:val="0"/>
+          <w:iCs w:val="0"/>
+          <w:color w:val="000000"/>
+          <w:sz w:val="20"/>
+          <w:szCs w:val="20"/>
+          <w:u w:val="none"/>
+        </w:rPr>
+        <w:t xml:space="preserve">+    </w:t>
+      </w:r>
+      <w:r>
+        <w:rPr>
+          <w:rFonts w:ascii="Malgun Gothic" w:cs="Malgun Gothic" w:eastAsia="Malgun Gothic" w:hAnsi="Malgun Gothic"/>
+          <w:b w:val="0"/>
+          <w:bCs w:val="0"/>
+          <w:i w:val="0"/>
+          <w:iCs w:val="0"/>
+          <w:color w:val="000000"/>
+          <w:sz w:val="20"/>
+          <w:szCs w:val="20"/>
+          <w:u w:val="none"/>
+        </w:rPr>
+        <w:t>envy</w:t>
+      </w:r>
+    </w:p>
+    <w:p>
+      <w:pPr>
+        <w:spacing w:after="0" w:before="0" w:line="240" w:lineRule="auto"/>
+        <w:ind w:left="0" w:right="0" w:firstLine="0"/>
+        <w:jc w:val="left"/>
+        <w:rPr>
+          <w:rFonts w:ascii="Malgun Gothic" w:cs="Malgun Gothic" w:eastAsia="Malgun Gothic" w:hAnsi="Malgun Gothic"/>
+          <w:b w:val="0"/>
+          <w:bCs w:val="0"/>
+          <w:i w:val="0"/>
+          <w:iCs w:val="0"/>
+          <w:color w:val="000000"/>
+          <w:sz w:val="20"/>
+          <w:szCs w:val="20"/>
+          <w:u w:val="none"/>
+        </w:rPr>
+      </w:pPr>
+      <w:r>
+        <w:rPr>
+          <w:rFonts w:ascii="Malgun Gothic" w:cs="Malgun Gothic" w:eastAsia="Malgun Gothic" w:hAnsi="Malgun Gothic"/>
+          <w:b w:val="0"/>
+          <w:bCs w:val="0"/>
+          <w:i w:val="0"/>
+          <w:iCs w:val="0"/>
+          <w:color w:val="000000"/>
+          <w:sz w:val="20"/>
+          <w:szCs w:val="20"/>
+          <w:u w:val="none"/>
+        </w:rPr>
+        <w:t>Ex)  When my coworker got promoted, I was genuinely happy for him.</w:t>
+      </w:r>
+    </w:p>
+    <w:p>
+      <w:pPr>
+        <w:spacing w:after="0" w:before="0" w:line="240" w:lineRule="auto"/>
+        <w:ind w:left="0" w:right="0" w:firstLine="0"/>
+        <w:jc w:val="left"/>
+        <w:rPr>
+          <w:rFonts w:ascii="Malgun Gothic" w:cs="Malgun Gothic" w:eastAsia="Malgun Gothic" w:hAnsi="Malgun Gothic"/>
+          <w:b w:val="0"/>
+          <w:bCs w:val="0"/>
+          <w:i w:val="0"/>
+          <w:iCs w:val="0"/>
+          <w:color w:val="000000"/>
+          <w:sz w:val="20"/>
+          <w:szCs w:val="20"/>
+          <w:u w:val="none"/>
+        </w:rPr>
+      </w:pPr>
+    </w:p>
+    <w:p>
+      <w:pPr>
+        <w:spacing w:after="0" w:before="0" w:line="240" w:lineRule="auto"/>
+        <w:ind w:left="0" w:right="0" w:firstLine="0"/>
+        <w:jc w:val="center"/>
+        <w:rPr>
+          <w:rFonts w:ascii="Malgun Gothic" w:cs="Malgun Gothic" w:eastAsia="Malgun Gothic" w:hAnsi="Malgun Gothic"/>
+          <w:b w:val="0"/>
+          <w:bCs w:val="0"/>
+          <w:i w:val="0"/>
+          <w:iCs w:val="0"/>
+          <w:color w:val="000000"/>
+          <w:sz w:val="20"/>
+          <w:szCs w:val="20"/>
+          <w:u w:val="none"/>
+        </w:rPr>
+      </w:pPr>
+      <w:r>
+        <w:rPr>
+          <w:rFonts w:ascii="Malgun Gothic" w:cs="Malgun Gothic" w:eastAsia="Malgun Gothic" w:hAnsi="Malgun Gothic"/>
+          <w:b w:val="1"/>
+          <w:bCs w:val="1"/>
+          <w:i w:val="0"/>
+          <w:iCs w:val="0"/>
+          <w:color w:val="4472c4"/>
+          <w:sz w:val="22"/>
+          <w:szCs w:val="22"/>
+          <w:u w:val="none"/>
+        </w:rPr>
+        <w:t>look for ~ in a person</w:t>
+      </w:r>
+    </w:p>
+    <w:p>
+      <w:pPr>
+        <w:spacing w:after="0" w:before="0" w:line="240" w:lineRule="auto"/>
+        <w:ind w:left="0" w:right="0" w:firstLine="0"/>
+        <w:jc w:val="left"/>
+        <w:rPr>
+          <w:rFonts w:ascii="Malgun Gothic" w:cs="Malgun Gothic" w:eastAsia="Malgun Gothic" w:hAnsi="Malgun Gothic"/>
+          <w:b w:val="0"/>
+          <w:bCs w:val="0"/>
+          <w:i w:val="0"/>
+          <w:iCs w:val="0"/>
+          <w:color w:val="000000"/>
+          <w:sz w:val="20"/>
+          <w:szCs w:val="20"/>
+          <w:u w:val="none"/>
+        </w:rPr>
+      </w:pPr>
       <w:r>
         <w:rPr>
           <w:rFonts w:ascii="Malgun Gothic" w:cs="Malgun Gothic" w:eastAsia="Malgun Gothic" w:hAnsi="Malgun Gothic"/>
@@ -805,72 +1939,200 @@
           <w:szCs w:val="18"/>
           <w:u w:val="none"/>
         </w:rPr>
-        <w:t>그 가게들이 장사가 잘되는 모습을 보니 기분이 좋았어요.</w:t>
-      </w:r>
-    </w:p>
-    <w:p>
-      <w:pPr>
-        <w:spacing w:after="0" w:before="0" w:line="240" w:lineRule="auto"/>
-        <w:ind w:left="0" w:right="0" w:firstLine="0"/>
-        <w:jc w:val="left"/>
-        <w:rPr>
-          <w:rFonts w:ascii="Malgun Gothic" w:cs="Malgun Gothic" w:eastAsia="Malgun Gothic" w:hAnsi="Malgun Gothic"/>
-          <w:b w:val="0"/>
-          <w:bCs w:val="0"/>
-          <w:i w:val="0"/>
-          <w:iCs w:val="0"/>
-          <w:color w:val="000000"/>
-          <w:sz w:val="20"/>
-          <w:szCs w:val="20"/>
-          <w:u w:val="none"/>
-        </w:rPr>
-      </w:pPr>
-    </w:p>
-    <w:p>
-      <w:pPr>
-        <w:spacing w:after="0" w:before="0" w:line="240" w:lineRule="auto"/>
-        <w:ind w:left="0" w:right="0" w:firstLine="0"/>
-        <w:jc w:val="left"/>
-        <w:rPr>
-          <w:rFonts w:ascii="Malgun Gothic" w:cs="Malgun Gothic" w:eastAsia="Malgun Gothic" w:hAnsi="Malgun Gothic"/>
-          <w:b w:val="0"/>
-          <w:bCs w:val="0"/>
-          <w:i w:val="0"/>
-          <w:iCs w:val="0"/>
-          <w:color w:val="000000"/>
-          <w:sz w:val="20"/>
-          <w:szCs w:val="20"/>
-          <w:u w:val="none"/>
-        </w:rPr>
-      </w:pPr>
-      <w:r>
-        <w:rPr>
-          <w:rFonts w:ascii="Malgun Gothic" w:cs="Malgun Gothic" w:eastAsia="Malgun Gothic" w:hAnsi="Malgun Gothic"/>
-          <w:b w:val="0"/>
-          <w:bCs w:val="0"/>
-          <w:i w:val="0"/>
-          <w:iCs w:val="0"/>
-          <w:color w:val="000000"/>
-          <w:sz w:val="20"/>
-          <w:szCs w:val="20"/>
-          <w:u w:val="none"/>
-        </w:rPr>
-        <w:t>Some people feel jealous when they see someone else succeed.</w:t>
-      </w:r>
-      <w:r>
-        <w:rPr>
-          <w:rFonts w:ascii="Malgun Gothic" w:cs="Malgun Gothic" w:eastAsia="Malgun Gothic" w:hAnsi="Malgun Gothic"/>
-          <w:b w:val="0"/>
-          <w:bCs w:val="0"/>
-          <w:i w:val="0"/>
-          <w:iCs w:val="0"/>
-          <w:color w:val="000000"/>
-          <w:sz w:val="20"/>
-          <w:szCs w:val="20"/>
-          <w:u w:val="none"/>
-        </w:rPr>
-        <w:br w:type="textWrapping"/>
-      </w:r>
+        <w:t xml:space="preserve">to want or value a certain quality in a person</w:t>
+      </w:r>
+    </w:p>
+    <w:p>
+      <w:pPr>
+        <w:spacing w:after="0" w:before="0" w:line="240" w:lineRule="auto"/>
+        <w:ind w:left="0" w:right="0" w:firstLine="0"/>
+        <w:jc w:val="left"/>
+        <w:rPr>
+          <w:rFonts w:ascii="Malgun Gothic" w:cs="Malgun Gothic" w:eastAsia="Malgun Gothic" w:hAnsi="Malgun Gothic"/>
+          <w:b w:val="0"/>
+          <w:bCs w:val="0"/>
+          <w:i w:val="0"/>
+          <w:iCs w:val="0"/>
+          <w:color w:val="000000"/>
+          <w:sz w:val="20"/>
+          <w:szCs w:val="20"/>
+          <w:u w:val="none"/>
+        </w:rPr>
+      </w:pPr>
+      <w:r>
+        <w:rPr>
+          <w:rFonts w:ascii="Malgun Gothic" w:cs="Malgun Gothic" w:eastAsia="Malgun Gothic" w:hAnsi="Malgun Gothic"/>
+          <w:b w:val="1"/>
+          <w:bCs w:val="1"/>
+          <w:i w:val="0"/>
+          <w:iCs w:val="0"/>
+          <w:color w:val="000000"/>
+          <w:sz w:val="20"/>
+          <w:szCs w:val="20"/>
+          <w:u w:val="none"/>
+        </w:rPr>
+        <w:t xml:space="preserve">+    </w:t>
+      </w:r>
+      <w:r>
+        <w:rPr>
+          <w:rFonts w:ascii="Malgun Gothic" w:cs="Malgun Gothic" w:eastAsia="Malgun Gothic" w:hAnsi="Malgun Gothic"/>
+          <w:b w:val="0"/>
+          <w:bCs w:val="0"/>
+          <w:i w:val="0"/>
+          <w:iCs w:val="0"/>
+          <w:color w:val="000000"/>
+          <w:sz w:val="20"/>
+          <w:szCs w:val="20"/>
+          <w:u w:val="none"/>
+        </w:rPr>
+        <w:t>What do you look for in a friend?</w:t>
+      </w:r>
+    </w:p>
+    <w:p>
+      <w:pPr>
+        <w:spacing w:after="0" w:before="0" w:line="240" w:lineRule="auto"/>
+        <w:ind w:left="0" w:right="0" w:firstLine="0"/>
+        <w:jc w:val="left"/>
+        <w:rPr>
+          <w:rFonts w:ascii="Malgun Gothic" w:cs="Malgun Gothic" w:eastAsia="Malgun Gothic" w:hAnsi="Malgun Gothic"/>
+          <w:b w:val="0"/>
+          <w:bCs w:val="0"/>
+          <w:i w:val="0"/>
+          <w:iCs w:val="0"/>
+          <w:color w:val="000000"/>
+          <w:sz w:val="20"/>
+          <w:szCs w:val="20"/>
+          <w:u w:val="none"/>
+        </w:rPr>
+      </w:pPr>
+      <w:r>
+        <w:rPr>
+          <w:rFonts w:ascii="Malgun Gothic" w:cs="Malgun Gothic" w:eastAsia="Malgun Gothic" w:hAnsi="Malgun Gothic"/>
+          <w:b w:val="1"/>
+          <w:bCs w:val="1"/>
+          <w:i w:val="0"/>
+          <w:iCs w:val="0"/>
+          <w:color w:val="000000"/>
+          <w:sz w:val="20"/>
+          <w:szCs w:val="20"/>
+          <w:u w:val="none"/>
+        </w:rPr>
+        <w:t xml:space="preserve">+    </w:t>
+      </w:r>
+      <w:r>
+        <w:rPr>
+          <w:rFonts w:ascii="Malgun Gothic" w:cs="Malgun Gothic" w:eastAsia="Malgun Gothic" w:hAnsi="Malgun Gothic"/>
+          <w:b w:val="0"/>
+          <w:bCs w:val="0"/>
+          <w:i w:val="0"/>
+          <w:iCs w:val="0"/>
+          <w:color w:val="000000"/>
+          <w:sz w:val="20"/>
+          <w:szCs w:val="20"/>
+          <w:u w:val="none"/>
+        </w:rPr>
+        <w:t>value</w:t>
+      </w:r>
+    </w:p>
+    <w:p>
+      <w:pPr>
+        <w:spacing w:after="0" w:before="0" w:line="240" w:lineRule="auto"/>
+        <w:ind w:left="0" w:right="0" w:firstLine="0"/>
+        <w:jc w:val="left"/>
+        <w:rPr>
+          <w:rFonts w:ascii="Malgun Gothic" w:cs="Malgun Gothic" w:eastAsia="Malgun Gothic" w:hAnsi="Malgun Gothic"/>
+          <w:b w:val="0"/>
+          <w:bCs w:val="0"/>
+          <w:i w:val="0"/>
+          <w:iCs w:val="0"/>
+          <w:color w:val="000000"/>
+          <w:sz w:val="20"/>
+          <w:szCs w:val="20"/>
+          <w:u w:val="none"/>
+        </w:rPr>
+      </w:pPr>
+      <w:r>
+        <w:rPr>
+          <w:rFonts w:ascii="Malgun Gothic" w:cs="Malgun Gothic" w:eastAsia="Malgun Gothic" w:hAnsi="Malgun Gothic"/>
+          <w:b w:val="0"/>
+          <w:bCs w:val="0"/>
+          <w:i w:val="0"/>
+          <w:iCs w:val="0"/>
+          <w:color w:val="000000"/>
+          <w:sz w:val="20"/>
+          <w:szCs w:val="20"/>
+          <w:u w:val="none"/>
+        </w:rPr>
+        <w:t>Ex)  The first thing I look for in a teammate is honesty.</w:t>
+      </w:r>
+    </w:p>
+    <w:p>
+      <w:pPr>
+        <w:spacing w:after="0" w:before="0" w:line="240" w:lineRule="auto"/>
+        <w:ind w:left="0" w:right="0" w:firstLine="0"/>
+        <w:jc w:val="left"/>
+        <w:rPr>
+          <w:rFonts w:ascii="Malgun Gothic" w:cs="Malgun Gothic" w:eastAsia="Malgun Gothic" w:hAnsi="Malgun Gothic"/>
+          <w:b w:val="0"/>
+          <w:bCs w:val="0"/>
+          <w:i w:val="0"/>
+          <w:iCs w:val="0"/>
+          <w:color w:val="000000"/>
+          <w:sz w:val="20"/>
+          <w:szCs w:val="20"/>
+          <w:u w:val="none"/>
+        </w:rPr>
+      </w:pPr>
+    </w:p>
+    <w:p>
+      <w:pPr>
+        <w:spacing w:after="0" w:before="0" w:line="240" w:lineRule="auto"/>
+        <w:ind w:left="0" w:right="0" w:firstLine="0"/>
+        <w:jc w:val="center"/>
+        <w:rPr>
+          <w:rFonts w:ascii="Malgun Gothic" w:cs="Malgun Gothic" w:eastAsia="Malgun Gothic" w:hAnsi="Malgun Gothic"/>
+          <w:b w:val="0"/>
+          <w:bCs w:val="0"/>
+          <w:i w:val="0"/>
+          <w:iCs w:val="0"/>
+          <w:color w:val="000000"/>
+          <w:sz w:val="20"/>
+          <w:szCs w:val="20"/>
+          <w:u w:val="none"/>
+        </w:rPr>
+      </w:pPr>
+      <w:r>
+        <w:rPr>
+          <w:rFonts w:ascii="Malgun Gothic" w:cs="Malgun Gothic" w:eastAsia="Malgun Gothic" w:hAnsi="Malgun Gothic"/>
+          <w:b w:val="1"/>
+          <w:bCs w:val="1"/>
+          <w:i w:val="0"/>
+          <w:iCs w:val="0"/>
+          <w:color w:val="4472c4"/>
+          <w:sz w:val="22"/>
+          <w:szCs w:val="22"/>
+          <w:u w:val="none"/>
+        </w:rPr>
+        <w:t>pick / hire people</w:t>
+      </w:r>
+    </w:p>
+    <w:p>
+      <w:pPr>
+        <w:spacing w:after="0" w:before="0" w:line="240" w:lineRule="auto"/>
+        <w:ind w:left="0" w:right="0" w:firstLine="0"/>
+        <w:jc w:val="left"/>
+        <w:rPr>
+          <w:rFonts w:ascii="Malgun Gothic" w:cs="Malgun Gothic" w:eastAsia="Malgun Gothic" w:hAnsi="Malgun Gothic"/>
+          <w:b w:val="0"/>
+          <w:bCs w:val="0"/>
+          <w:i w:val="0"/>
+          <w:iCs w:val="0"/>
+          <w:color w:val="000000"/>
+          <w:sz w:val="20"/>
+          <w:szCs w:val="20"/>
+          <w:u w:val="none"/>
+        </w:rPr>
+      </w:pPr>
       <w:r>
         <w:rPr>
           <w:rFonts w:ascii="Malgun Gothic" w:cs="Malgun Gothic" w:eastAsia="Malgun Gothic" w:hAnsi="Malgun Gothic"/>
@@ -883,193 +2145,14 @@
           <w:szCs w:val="18"/>
           <w:u w:val="none"/>
         </w:rPr>
-        <w:t>어떤 사람들은 다른 사람이 성공하는 걸 보면 배 아파해요.</w:t>
-      </w:r>
-    </w:p>
-    <w:p>
-      <w:pPr>
-        <w:spacing w:after="0" w:before="0" w:line="240" w:lineRule="auto"/>
-        <w:ind w:left="0" w:right="0" w:firstLine="0"/>
-        <w:jc w:val="left"/>
-        <w:rPr>
-          <w:rFonts w:ascii="Malgun Gothic" w:cs="Malgun Gothic" w:eastAsia="Malgun Gothic" w:hAnsi="Malgun Gothic"/>
-          <w:b w:val="0"/>
-          <w:bCs w:val="0"/>
-          <w:i w:val="0"/>
-          <w:iCs w:val="0"/>
-          <w:color w:val="000000"/>
-          <w:sz w:val="20"/>
-          <w:szCs w:val="20"/>
-          <w:u w:val="none"/>
-        </w:rPr>
-      </w:pPr>
-    </w:p>
-    <w:p>
-      <w:pPr>
-        <w:spacing w:after="0" w:before="0" w:line="240" w:lineRule="auto"/>
-        <w:ind w:left="0" w:right="0" w:firstLine="0"/>
-        <w:jc w:val="left"/>
-        <w:rPr>
-          <w:rFonts w:ascii="Malgun Gothic" w:cs="Malgun Gothic" w:eastAsia="Malgun Gothic" w:hAnsi="Malgun Gothic"/>
-          <w:b w:val="0"/>
-          <w:bCs w:val="0"/>
-          <w:i w:val="0"/>
-          <w:iCs w:val="0"/>
-          <w:color w:val="000000"/>
-          <w:sz w:val="20"/>
-          <w:szCs w:val="20"/>
-          <w:u w:val="none"/>
-        </w:rPr>
-      </w:pPr>
-      <w:r>
-        <w:rPr>
-          <w:rFonts w:ascii="Malgun Gothic" w:cs="Malgun Gothic" w:eastAsia="Malgun Gothic" w:hAnsi="Malgun Gothic"/>
-          <w:b w:val="0"/>
-          <w:bCs w:val="0"/>
-          <w:i w:val="0"/>
-          <w:iCs w:val="0"/>
-          <w:color w:val="000000"/>
-          <w:sz w:val="20"/>
-          <w:szCs w:val="20"/>
-          <w:u w:val="none"/>
-        </w:rPr>
-        <w:t>But I look for people who can be happy for others' success.</w:t>
-      </w:r>
-      <w:r>
-        <w:rPr>
-          <w:rFonts w:ascii="Malgun Gothic" w:cs="Malgun Gothic" w:eastAsia="Malgun Gothic" w:hAnsi="Malgun Gothic"/>
-          <w:b w:val="0"/>
-          <w:bCs w:val="0"/>
-          <w:i w:val="0"/>
-          <w:iCs w:val="0"/>
-          <w:color w:val="000000"/>
-          <w:sz w:val="20"/>
-          <w:szCs w:val="20"/>
-          <w:u w:val="none"/>
-        </w:rPr>
-        <w:br w:type="textWrapping"/>
-      </w:r>
-      <w:r>
-        <w:rPr>
-          <w:rFonts w:ascii="Malgun Gothic" w:cs="Malgun Gothic" w:eastAsia="Malgun Gothic" w:hAnsi="Malgun Gothic"/>
-          <w:b w:val="0"/>
-          <w:bCs w:val="0"/>
-          <w:i w:val="0"/>
-          <w:iCs w:val="0"/>
-          <w:color w:val="505050"/>
-          <w:sz w:val="18"/>
-          <w:szCs w:val="18"/>
-          <w:u w:val="none"/>
-        </w:rPr>
-        <w:t>하지만 저는 남의 성공을 기뻐할 줄 아는 사람을 눈여겨봐요.</w:t>
-      </w:r>
-    </w:p>
-    <w:p>
-      <w:pPr>
-        <w:spacing w:after="0" w:before="0" w:line="240" w:lineRule="auto"/>
-        <w:ind w:left="0" w:right="0" w:firstLine="0"/>
-        <w:jc w:val="left"/>
-        <w:rPr>
-          <w:rFonts w:ascii="Malgun Gothic" w:cs="Malgun Gothic" w:eastAsia="Malgun Gothic" w:hAnsi="Malgun Gothic"/>
-          <w:b w:val="0"/>
-          <w:bCs w:val="0"/>
-          <w:i w:val="0"/>
-          <w:iCs w:val="0"/>
-          <w:color w:val="000000"/>
-          <w:sz w:val="20"/>
-          <w:szCs w:val="20"/>
-          <w:u w:val="none"/>
-        </w:rPr>
-      </w:pPr>
-    </w:p>
-    <w:p>
-      <w:pPr>
-        <w:spacing w:after="0" w:before="0" w:line="240" w:lineRule="auto"/>
-        <w:ind w:left="0" w:right="0" w:firstLine="0"/>
-        <w:jc w:val="left"/>
-        <w:rPr>
-          <w:rFonts w:ascii="Malgun Gothic" w:cs="Malgun Gothic" w:eastAsia="Malgun Gothic" w:hAnsi="Malgun Gothic"/>
-          <w:b w:val="0"/>
-          <w:bCs w:val="0"/>
-          <w:i w:val="0"/>
-          <w:iCs w:val="0"/>
-          <w:color w:val="000000"/>
-          <w:sz w:val="20"/>
-          <w:szCs w:val="20"/>
-          <w:u w:val="none"/>
-        </w:rPr>
-      </w:pPr>
-      <w:r>
-        <w:rPr>
-          <w:rFonts w:ascii="Malgun Gothic" w:cs="Malgun Gothic" w:eastAsia="Malgun Gothic" w:hAnsi="Malgun Gothic"/>
-          <w:b w:val="0"/>
-          <w:bCs w:val="0"/>
-          <w:i w:val="0"/>
-          <w:iCs w:val="0"/>
-          <w:color w:val="000000"/>
-          <w:sz w:val="20"/>
-          <w:szCs w:val="20"/>
-          <w:u w:val="none"/>
-        </w:rPr>
-        <w:t>So when I pick people, that attitude matters more than intelligence.</w:t>
-      </w:r>
-      <w:r>
-        <w:rPr>
-          <w:rFonts w:ascii="Malgun Gothic" w:cs="Malgun Gothic" w:eastAsia="Malgun Gothic" w:hAnsi="Malgun Gothic"/>
-          <w:b w:val="0"/>
-          <w:bCs w:val="0"/>
-          <w:i w:val="0"/>
-          <w:iCs w:val="0"/>
-          <w:color w:val="000000"/>
-          <w:sz w:val="20"/>
-          <w:szCs w:val="20"/>
-          <w:u w:val="none"/>
-        </w:rPr>
-        <w:br w:type="textWrapping"/>
-      </w:r>
-      <w:r>
-        <w:rPr>
-          <w:rFonts w:ascii="Malgun Gothic" w:cs="Malgun Gothic" w:eastAsia="Malgun Gothic" w:hAnsi="Malgun Gothic"/>
-          <w:b w:val="0"/>
-          <w:bCs w:val="0"/>
-          <w:i w:val="0"/>
-          <w:iCs w:val="0"/>
-          <w:color w:val="505050"/>
-          <w:sz w:val="18"/>
-          <w:szCs w:val="18"/>
-          <w:u w:val="none"/>
-        </w:rPr>
-        <w:t>그래서 사람을 뽑을 땐 그 태도가 지능보다 더 중요해요.</w:t>
-      </w:r>
-    </w:p>
-    <w:p>
-      <w:pPr>
-        <w:spacing w:after="0" w:before="0" w:line="240" w:lineRule="auto"/>
-        <w:ind w:left="0" w:right="0" w:firstLine="0"/>
-        <w:jc w:val="left"/>
-        <w:rPr>
-          <w:rFonts w:ascii="Malgun Gothic" w:cs="Malgun Gothic" w:eastAsia="Malgun Gothic" w:hAnsi="Malgun Gothic"/>
-          <w:b w:val="0"/>
-          <w:bCs w:val="0"/>
-          <w:i w:val="0"/>
-          <w:iCs w:val="0"/>
-          <w:color w:val="000000"/>
-          <w:sz w:val="20"/>
-          <w:szCs w:val="20"/>
-          <w:u w:val="none"/>
-        </w:rPr>
-      </w:pPr>
-    </w:p>
-    <w:p>
-      <w:r>
-        <w:br w:type="page"/>
-      </w:r>
-    </w:p>
-    <w:p>
-      <w:pPr>
-        <w:spacing w:after="0" w:before="0" w:line="240" w:lineRule="auto"/>
-        <w:ind w:left="0" w:right="0" w:firstLine="0"/>
-        <w:jc w:val="right"/>
+        <w:t xml:space="preserve">to choose people for a team or a job</w:t>
+      </w:r>
+    </w:p>
+    <w:p>
+      <w:pPr>
+        <w:spacing w:after="0" w:before="0" w:line="240" w:lineRule="auto"/>
+        <w:ind w:left="0" w:right="0" w:firstLine="0"/>
+        <w:jc w:val="left"/>
         <w:rPr>
           <w:rFonts w:ascii="Malgun Gothic" w:cs="Malgun Gothic" w:eastAsia="Malgun Gothic" w:hAnsi="Malgun Gothic"/>
           <w:b w:val="0"/>
@@ -1089,19 +2172,33 @@
           <w:bCs w:val="1"/>
           <w:i w:val="0"/>
           <w:iCs w:val="0"/>
-          <w:color w:val="505050"/>
-          <w:sz w:val="16"/>
-          <w:szCs w:val="16"/>
-          <w:u w:val="none"/>
-        </w:rPr>
-        <w:t>000님 session 00</w:t>
-      </w:r>
-    </w:p>
-    <w:p>
-      <w:pPr>
-        <w:spacing w:after="0" w:before="0" w:line="240" w:lineRule="auto"/>
-        <w:ind w:left="0" w:right="0" w:firstLine="0"/>
-        <w:jc w:val="center"/>
+          <w:color w:val="000000"/>
+          <w:sz w:val="20"/>
+          <w:szCs w:val="20"/>
+          <w:u w:val="none"/>
+        </w:rPr>
+        <w:t xml:space="preserve">+    </w:t>
+      </w:r>
+      <w:r>
+        <w:rPr>
+          <w:rFonts w:ascii="Malgun Gothic" w:cs="Malgun Gothic" w:eastAsia="Malgun Gothic" w:hAnsi="Malgun Gothic"/>
+          <w:b w:val="0"/>
+          <w:bCs w:val="0"/>
+          <w:i w:val="0"/>
+          <w:iCs w:val="0"/>
+          <w:color w:val="000000"/>
+          <w:sz w:val="20"/>
+          <w:szCs w:val="20"/>
+          <w:u w:val="none"/>
+        </w:rPr>
+        <w:t>choose / select</w:t>
+      </w:r>
+    </w:p>
+    <w:p>
+      <w:pPr>
+        <w:spacing w:after="0" w:before="0" w:line="240" w:lineRule="auto"/>
+        <w:ind w:left="0" w:right="0" w:firstLine="0"/>
+        <w:jc w:val="left"/>
         <w:rPr>
           <w:rFonts w:ascii="Malgun Gothic" w:cs="Malgun Gothic" w:eastAsia="Malgun Gothic" w:hAnsi="Malgun Gothic"/>
           <w:b w:val="0"/>
@@ -1122,120 +2219,6 @@
           <w:i w:val="0"/>
           <w:iCs w:val="0"/>
           <w:color w:val="000000"/>
-          <w:sz w:val="40"/>
-          <w:szCs w:val="40"/>
-          <w:u w:val="none"/>
-        </w:rPr>
-        <w:t>Useful Expressions</w:t>
-      </w:r>
-    </w:p>
-    <w:p>
-      <w:pPr>
-        <w:spacing w:after="0" w:before="0" w:line="240" w:lineRule="auto"/>
-        <w:ind w:left="0" w:right="0" w:firstLine="0"/>
-        <w:jc w:val="left"/>
-        <w:rPr>
-          <w:rFonts w:ascii="Malgun Gothic" w:cs="Malgun Gothic" w:eastAsia="Malgun Gothic" w:hAnsi="Malgun Gothic"/>
-          <w:b w:val="0"/>
-          <w:bCs w:val="0"/>
-          <w:i w:val="0"/>
-          <w:iCs w:val="0"/>
-          <w:color w:val="000000"/>
-          <w:sz w:val="20"/>
-          <w:szCs w:val="20"/>
-          <w:u w:val="none"/>
-        </w:rPr>
-      </w:pPr>
-    </w:p>
-    <w:p>
-      <w:pPr>
-        <w:spacing w:after="0" w:before="0" w:line="240" w:lineRule="auto"/>
-        <w:ind w:left="0" w:right="0" w:firstLine="0"/>
-        <w:jc w:val="center"/>
-        <w:rPr>
-          <w:rFonts w:ascii="Malgun Gothic" w:cs="Malgun Gothic" w:eastAsia="Malgun Gothic" w:hAnsi="Malgun Gothic"/>
-          <w:b w:val="0"/>
-          <w:bCs w:val="0"/>
-          <w:i w:val="0"/>
-          <w:iCs w:val="0"/>
-          <w:color w:val="000000"/>
-          <w:sz w:val="20"/>
-          <w:szCs w:val="20"/>
-          <w:u w:val="none"/>
-        </w:rPr>
-      </w:pPr>
-      <w:r>
-        <w:rPr>
-          <w:rFonts w:ascii="Malgun Gothic" w:cs="Malgun Gothic" w:eastAsia="Malgun Gothic" w:hAnsi="Malgun Gothic"/>
-          <w:b w:val="1"/>
-          <w:bCs w:val="1"/>
-          <w:i w:val="0"/>
-          <w:iCs w:val="0"/>
-          <w:color w:val="4472c4"/>
-          <w:sz w:val="22"/>
-          <w:szCs w:val="22"/>
-          <w:u w:val="none"/>
-        </w:rPr>
-        <w:t>a common commodity</w:t>
-      </w:r>
-    </w:p>
-    <w:p>
-      <w:pPr>
-        <w:spacing w:after="0" w:before="0" w:line="240" w:lineRule="auto"/>
-        <w:ind w:left="0" w:right="0" w:firstLine="0"/>
-        <w:jc w:val="left"/>
-        <w:rPr>
-          <w:rFonts w:ascii="Malgun Gothic" w:cs="Malgun Gothic" w:eastAsia="Malgun Gothic" w:hAnsi="Malgun Gothic"/>
-          <w:b w:val="0"/>
-          <w:bCs w:val="0"/>
-          <w:i w:val="0"/>
-          <w:iCs w:val="0"/>
-          <w:color w:val="000000"/>
-          <w:sz w:val="20"/>
-          <w:szCs w:val="20"/>
-          <w:u w:val="none"/>
-        </w:rPr>
-      </w:pPr>
-      <w:r>
-        <w:rPr>
-          <w:rFonts w:ascii="Malgun Gothic" w:cs="Malgun Gothic" w:eastAsia="Malgun Gothic" w:hAnsi="Malgun Gothic"/>
-          <w:b w:val="0"/>
-          <w:bCs w:val="0"/>
-          <w:i w:val="0"/>
-          <w:iCs w:val="0"/>
-          <w:color w:val="505050"/>
-          <w:sz w:val="18"/>
-          <w:szCs w:val="18"/>
-          <w:u w:val="none"/>
-        </w:rPr>
-        <w:t>흔한 상품, 이제는 흔해진 것</w:t>
-      </w:r>
-    </w:p>
-    <w:p>
-      <w:pPr>
-        <w:spacing w:after="0" w:before="0" w:line="240" w:lineRule="auto"/>
-        <w:ind w:left="0" w:right="0" w:firstLine="0"/>
-        <w:jc w:val="left"/>
-        <w:rPr>
-          <w:rFonts w:ascii="Malgun Gothic" w:cs="Malgun Gothic" w:eastAsia="Malgun Gothic" w:hAnsi="Malgun Gothic"/>
-          <w:b w:val="0"/>
-          <w:bCs w:val="0"/>
-          <w:i w:val="0"/>
-          <w:iCs w:val="0"/>
-          <w:color w:val="000000"/>
-          <w:sz w:val="20"/>
-          <w:szCs w:val="20"/>
-          <w:u w:val="none"/>
-        </w:rPr>
-      </w:pPr>
-      <w:r>
-        <w:rPr>
-          <w:rFonts w:ascii="Malgun Gothic" w:cs="Malgun Gothic" w:eastAsia="Malgun Gothic" w:hAnsi="Malgun Gothic"/>
-          <w:b w:val="1"/>
-          <w:bCs w:val="1"/>
-          <w:i w:val="0"/>
-          <w:iCs w:val="0"/>
-          <w:color w:val="000000"/>
           <w:sz w:val="20"/>
           <w:szCs w:val="20"/>
           <w:u w:val="none"/>
@@ -1254,1315 +2237,7 @@
           <w:szCs w:val="20"/>
           <w:u w:val="none"/>
         </w:rPr>
-        <w:t>common  —  흔한</w:t>
-      </w:r>
-    </w:p>
-    <w:p>
-      <w:pPr>
-        <w:spacing w:after="0" w:before="0" w:line="240" w:lineRule="auto"/>
-        <w:ind w:left="0" w:right="0" w:firstLine="0"/>
-        <w:jc w:val="left"/>
-        <w:rPr>
-          <w:rFonts w:ascii="Malgun Gothic" w:cs="Malgun Gothic" w:eastAsia="Malgun Gothic" w:hAnsi="Malgun Gothic"/>
-          <w:b w:val="0"/>
-          <w:bCs w:val="0"/>
-          <w:i w:val="0"/>
-          <w:iCs w:val="0"/>
-          <w:color w:val="000000"/>
-          <w:sz w:val="20"/>
-          <w:szCs w:val="20"/>
-          <w:u w:val="none"/>
-        </w:rPr>
-      </w:pPr>
-      <w:r>
-        <w:rPr>
-          <w:rFonts w:ascii="Malgun Gothic" w:cs="Malgun Gothic" w:eastAsia="Malgun Gothic" w:hAnsi="Malgun Gothic"/>
-          <w:b w:val="1"/>
-          <w:bCs w:val="1"/>
-          <w:i w:val="0"/>
-          <w:iCs w:val="0"/>
-          <w:color w:val="000000"/>
-          <w:sz w:val="20"/>
-          <w:szCs w:val="20"/>
-          <w:u w:val="none"/>
-        </w:rPr>
-        <w:t xml:space="preserve">+    </w:t>
-      </w:r>
-      <w:r>
-        <w:rPr>
-          <w:rFonts w:ascii="Malgun Gothic" w:cs="Malgun Gothic" w:eastAsia="Malgun Gothic" w:hAnsi="Malgun Gothic"/>
-          <w:b w:val="0"/>
-          <w:bCs w:val="0"/>
-          <w:i w:val="0"/>
-          <w:iCs w:val="0"/>
-          <w:color w:val="000000"/>
-          <w:sz w:val="20"/>
-          <w:szCs w:val="20"/>
-          <w:u w:val="none"/>
-        </w:rPr>
-        <w:t>ordinary  —  평범한</w:t>
-      </w:r>
-    </w:p>
-    <w:p>
-      <w:pPr>
-        <w:spacing w:after="0" w:before="0" w:line="240" w:lineRule="auto"/>
-        <w:ind w:left="0" w:right="0" w:firstLine="0"/>
-        <w:jc w:val="left"/>
-        <w:rPr>
-          <w:rFonts w:ascii="Malgun Gothic" w:cs="Malgun Gothic" w:eastAsia="Malgun Gothic" w:hAnsi="Malgun Gothic"/>
-          <w:b w:val="0"/>
-          <w:bCs w:val="0"/>
-          <w:i w:val="0"/>
-          <w:iCs w:val="0"/>
-          <w:color w:val="000000"/>
-          <w:sz w:val="20"/>
-          <w:szCs w:val="20"/>
-          <w:u w:val="none"/>
-        </w:rPr>
-      </w:pPr>
-      <w:r>
-        <w:rPr>
-          <w:rFonts w:ascii="Malgun Gothic" w:cs="Malgun Gothic" w:eastAsia="Malgun Gothic" w:hAnsi="Malgun Gothic"/>
-          <w:b w:val="1"/>
-          <w:bCs w:val="1"/>
-          <w:i w:val="0"/>
-          <w:iCs w:val="0"/>
-          <w:color w:val="000000"/>
-          <w:sz w:val="20"/>
-          <w:szCs w:val="20"/>
-          <w:u w:val="none"/>
-        </w:rPr>
-        <w:t xml:space="preserve">+    </w:t>
-      </w:r>
-      <w:r>
-        <w:rPr>
-          <w:rFonts w:ascii="Malgun Gothic" w:cs="Malgun Gothic" w:eastAsia="Malgun Gothic" w:hAnsi="Malgun Gothic"/>
-          <w:b w:val="0"/>
-          <w:bCs w:val="0"/>
-          <w:i w:val="0"/>
-          <w:iCs w:val="0"/>
-          <w:color w:val="000000"/>
-          <w:sz w:val="20"/>
-          <w:szCs w:val="20"/>
-          <w:u w:val="none"/>
-        </w:rPr>
-        <w:t>nothing special  —  특별할 것 없는</w:t>
-      </w:r>
-    </w:p>
-    <w:p>
-      <w:pPr>
-        <w:spacing w:after="0" w:before="0" w:line="240" w:lineRule="auto"/>
-        <w:ind w:left="0" w:right="0" w:firstLine="0"/>
-        <w:jc w:val="left"/>
-        <w:rPr>
-          <w:rFonts w:ascii="Malgun Gothic" w:cs="Malgun Gothic" w:eastAsia="Malgun Gothic" w:hAnsi="Malgun Gothic"/>
-          <w:b w:val="0"/>
-          <w:bCs w:val="0"/>
-          <w:i w:val="0"/>
-          <w:iCs w:val="0"/>
-          <w:color w:val="000000"/>
-          <w:sz w:val="20"/>
-          <w:szCs w:val="20"/>
-          <w:u w:val="none"/>
-        </w:rPr>
-      </w:pPr>
-      <w:r>
-        <w:rPr>
-          <w:rFonts w:ascii="Malgun Gothic" w:cs="Malgun Gothic" w:eastAsia="Malgun Gothic" w:hAnsi="Malgun Gothic"/>
-          <w:b w:val="0"/>
-          <w:bCs w:val="0"/>
-          <w:i w:val="0"/>
-          <w:iCs w:val="0"/>
-          <w:color w:val="000000"/>
-          <w:sz w:val="20"/>
-          <w:szCs w:val="20"/>
-          <w:u w:val="none"/>
-        </w:rPr>
-        <w:t>Ex)  Good ideas are a common commodity these days — what matters is execution.</w:t>
-      </w:r>
-      <w:r>
-        <w:rPr>
-          <w:rFonts w:ascii="Malgun Gothic" w:cs="Malgun Gothic" w:eastAsia="Malgun Gothic" w:hAnsi="Malgun Gothic"/>
-          <w:b w:val="0"/>
-          <w:bCs w:val="0"/>
-          <w:i w:val="0"/>
-          <w:iCs w:val="0"/>
-          <w:color w:val="000000"/>
-          <w:sz w:val="20"/>
-          <w:szCs w:val="20"/>
-          <w:u w:val="none"/>
-        </w:rPr>
-        <w:br w:type="textWrapping"/>
-      </w:r>
-      <w:r>
-        <w:rPr>
-          <w:rFonts w:ascii="Malgun Gothic" w:cs="Malgun Gothic" w:eastAsia="Malgun Gothic" w:hAnsi="Malgun Gothic"/>
-          <w:b w:val="0"/>
-          <w:bCs w:val="0"/>
-          <w:i w:val="0"/>
-          <w:iCs w:val="0"/>
-          <w:color w:val="505050"/>
-          <w:sz w:val="18"/>
-          <w:szCs w:val="18"/>
-          <w:u w:val="none"/>
-        </w:rPr>
-        <w:t xml:space="preserve">      요즘 좋은 아이디어는 흔해요 — 중요한 건 실행이에요.</w:t>
-      </w:r>
-    </w:p>
-    <w:p>
-      <w:pPr>
-        <w:spacing w:after="0" w:before="0" w:line="240" w:lineRule="auto"/>
-        <w:ind w:left="0" w:right="0" w:firstLine="0"/>
-        <w:jc w:val="left"/>
-        <w:rPr>
-          <w:rFonts w:ascii="Malgun Gothic" w:cs="Malgun Gothic" w:eastAsia="Malgun Gothic" w:hAnsi="Malgun Gothic"/>
-          <w:b w:val="0"/>
-          <w:bCs w:val="0"/>
-          <w:i w:val="0"/>
-          <w:iCs w:val="0"/>
-          <w:color w:val="000000"/>
-          <w:sz w:val="20"/>
-          <w:szCs w:val="20"/>
-          <w:u w:val="none"/>
-        </w:rPr>
-      </w:pPr>
-    </w:p>
-    <w:p>
-      <w:pPr>
-        <w:spacing w:after="0" w:before="0" w:line="240" w:lineRule="auto"/>
-        <w:ind w:left="0" w:right="0" w:firstLine="0"/>
-        <w:jc w:val="center"/>
-        <w:rPr>
-          <w:rFonts w:ascii="Malgun Gothic" w:cs="Malgun Gothic" w:eastAsia="Malgun Gothic" w:hAnsi="Malgun Gothic"/>
-          <w:b w:val="0"/>
-          <w:bCs w:val="0"/>
-          <w:i w:val="0"/>
-          <w:iCs w:val="0"/>
-          <w:color w:val="000000"/>
-          <w:sz w:val="20"/>
-          <w:szCs w:val="20"/>
-          <w:u w:val="none"/>
-        </w:rPr>
-      </w:pPr>
-      <w:r>
-        <w:rPr>
-          <w:rFonts w:ascii="Malgun Gothic" w:cs="Malgun Gothic" w:eastAsia="Malgun Gothic" w:hAnsi="Malgun Gothic"/>
-          <w:b w:val="1"/>
-          <w:bCs w:val="1"/>
-          <w:i w:val="0"/>
-          <w:iCs w:val="0"/>
-          <w:color w:val="4472c4"/>
-          <w:sz w:val="22"/>
-          <w:szCs w:val="22"/>
-          <w:u w:val="none"/>
-        </w:rPr>
-        <w:t>on top of that</w:t>
-      </w:r>
-    </w:p>
-    <w:p>
-      <w:pPr>
-        <w:spacing w:after="0" w:before="0" w:line="240" w:lineRule="auto"/>
-        <w:ind w:left="0" w:right="0" w:firstLine="0"/>
-        <w:jc w:val="left"/>
-        <w:rPr>
-          <w:rFonts w:ascii="Malgun Gothic" w:cs="Malgun Gothic" w:eastAsia="Malgun Gothic" w:hAnsi="Malgun Gothic"/>
-          <w:b w:val="0"/>
-          <w:bCs w:val="0"/>
-          <w:i w:val="0"/>
-          <w:iCs w:val="0"/>
-          <w:color w:val="000000"/>
-          <w:sz w:val="20"/>
-          <w:szCs w:val="20"/>
-          <w:u w:val="none"/>
-        </w:rPr>
-      </w:pPr>
-      <w:r>
-        <w:rPr>
-          <w:rFonts w:ascii="Malgun Gothic" w:cs="Malgun Gothic" w:eastAsia="Malgun Gothic" w:hAnsi="Malgun Gothic"/>
-          <w:b w:val="0"/>
-          <w:bCs w:val="0"/>
-          <w:i w:val="0"/>
-          <w:iCs w:val="0"/>
-          <w:color w:val="505050"/>
-          <w:sz w:val="18"/>
-          <w:szCs w:val="18"/>
-          <w:u w:val="none"/>
-        </w:rPr>
-        <w:t>게다가, 더욱이</w:t>
-      </w:r>
-    </w:p>
-    <w:p>
-      <w:pPr>
-        <w:spacing w:after="0" w:before="0" w:line="240" w:lineRule="auto"/>
-        <w:ind w:left="0" w:right="0" w:firstLine="0"/>
-        <w:jc w:val="left"/>
-        <w:rPr>
-          <w:rFonts w:ascii="Malgun Gothic" w:cs="Malgun Gothic" w:eastAsia="Malgun Gothic" w:hAnsi="Malgun Gothic"/>
-          <w:b w:val="0"/>
-          <w:bCs w:val="0"/>
-          <w:i w:val="0"/>
-          <w:iCs w:val="0"/>
-          <w:color w:val="000000"/>
-          <w:sz w:val="20"/>
-          <w:szCs w:val="20"/>
-          <w:u w:val="none"/>
-        </w:rPr>
-      </w:pPr>
-      <w:r>
-        <w:rPr>
-          <w:rFonts w:ascii="Malgun Gothic" w:cs="Malgun Gothic" w:eastAsia="Malgun Gothic" w:hAnsi="Malgun Gothic"/>
-          <w:b w:val="1"/>
-          <w:bCs w:val="1"/>
-          <w:i w:val="0"/>
-          <w:iCs w:val="0"/>
-          <w:color w:val="000000"/>
-          <w:sz w:val="20"/>
-          <w:szCs w:val="20"/>
-          <w:u w:val="none"/>
-        </w:rPr>
-        <w:t xml:space="preserve">+    </w:t>
-      </w:r>
-      <w:r>
-        <w:rPr>
-          <w:rFonts w:ascii="Malgun Gothic" w:cs="Malgun Gothic" w:eastAsia="Malgun Gothic" w:hAnsi="Malgun Gothic"/>
-          <w:b w:val="0"/>
-          <w:bCs w:val="0"/>
-          <w:i w:val="0"/>
-          <w:iCs w:val="0"/>
-          <w:color w:val="000000"/>
-          <w:sz w:val="20"/>
-          <w:szCs w:val="20"/>
-          <w:u w:val="none"/>
-        </w:rPr>
-        <w:t>what's more  —  더욱이</w:t>
-      </w:r>
-    </w:p>
-    <w:p>
-      <w:pPr>
-        <w:spacing w:after="0" w:before="0" w:line="240" w:lineRule="auto"/>
-        <w:ind w:left="0" w:right="0" w:firstLine="0"/>
-        <w:jc w:val="left"/>
-        <w:rPr>
-          <w:rFonts w:ascii="Malgun Gothic" w:cs="Malgun Gothic" w:eastAsia="Malgun Gothic" w:hAnsi="Malgun Gothic"/>
-          <w:b w:val="0"/>
-          <w:bCs w:val="0"/>
-          <w:i w:val="0"/>
-          <w:iCs w:val="0"/>
-          <w:color w:val="000000"/>
-          <w:sz w:val="20"/>
-          <w:szCs w:val="20"/>
-          <w:u w:val="none"/>
-        </w:rPr>
-      </w:pPr>
-      <w:r>
-        <w:rPr>
-          <w:rFonts w:ascii="Malgun Gothic" w:cs="Malgun Gothic" w:eastAsia="Malgun Gothic" w:hAnsi="Malgun Gothic"/>
-          <w:b w:val="1"/>
-          <w:bCs w:val="1"/>
-          <w:i w:val="0"/>
-          <w:iCs w:val="0"/>
-          <w:color w:val="000000"/>
-          <w:sz w:val="20"/>
-          <w:szCs w:val="20"/>
-          <w:u w:val="none"/>
-        </w:rPr>
-        <w:t xml:space="preserve">+    </w:t>
-      </w:r>
-      <w:r>
-        <w:rPr>
-          <w:rFonts w:ascii="Malgun Gothic" w:cs="Malgun Gothic" w:eastAsia="Malgun Gothic" w:hAnsi="Malgun Gothic"/>
-          <w:b w:val="0"/>
-          <w:bCs w:val="0"/>
-          <w:i w:val="0"/>
-          <w:iCs w:val="0"/>
-          <w:color w:val="000000"/>
-          <w:sz w:val="20"/>
-          <w:szCs w:val="20"/>
-          <w:u w:val="none"/>
-        </w:rPr>
-        <w:t>besides / plus  —  게다가</w:t>
-      </w:r>
-    </w:p>
-    <w:p>
-      <w:pPr>
-        <w:spacing w:after="0" w:before="0" w:line="240" w:lineRule="auto"/>
-        <w:ind w:left="0" w:right="0" w:firstLine="0"/>
-        <w:jc w:val="left"/>
-        <w:rPr>
-          <w:rFonts w:ascii="Malgun Gothic" w:cs="Malgun Gothic" w:eastAsia="Malgun Gothic" w:hAnsi="Malgun Gothic"/>
-          <w:b w:val="0"/>
-          <w:bCs w:val="0"/>
-          <w:i w:val="0"/>
-          <w:iCs w:val="0"/>
-          <w:color w:val="000000"/>
-          <w:sz w:val="20"/>
-          <w:szCs w:val="20"/>
-          <w:u w:val="none"/>
-        </w:rPr>
-      </w:pPr>
-      <w:r>
-        <w:rPr>
-          <w:rFonts w:ascii="Malgun Gothic" w:cs="Malgun Gothic" w:eastAsia="Malgun Gothic" w:hAnsi="Malgun Gothic"/>
-          <w:b w:val="0"/>
-          <w:bCs w:val="0"/>
-          <w:i w:val="0"/>
-          <w:iCs w:val="0"/>
-          <w:color w:val="000000"/>
-          <w:sz w:val="20"/>
-          <w:szCs w:val="20"/>
-          <w:u w:val="none"/>
-        </w:rPr>
-        <w:t>Ex)  The café is close to my office. On top of that, the coffee is really cheap.</w:t>
-      </w:r>
-      <w:r>
-        <w:rPr>
-          <w:rFonts w:ascii="Malgun Gothic" w:cs="Malgun Gothic" w:eastAsia="Malgun Gothic" w:hAnsi="Malgun Gothic"/>
-          <w:b w:val="0"/>
-          <w:bCs w:val="0"/>
-          <w:i w:val="0"/>
-          <w:iCs w:val="0"/>
-          <w:color w:val="000000"/>
-          <w:sz w:val="20"/>
-          <w:szCs w:val="20"/>
-          <w:u w:val="none"/>
-        </w:rPr>
-        <w:br w:type="textWrapping"/>
-      </w:r>
-      <w:r>
-        <w:rPr>
-          <w:rFonts w:ascii="Malgun Gothic" w:cs="Malgun Gothic" w:eastAsia="Malgun Gothic" w:hAnsi="Malgun Gothic"/>
-          <w:b w:val="0"/>
-          <w:bCs w:val="0"/>
-          <w:i w:val="0"/>
-          <w:iCs w:val="0"/>
-          <w:color w:val="505050"/>
-          <w:sz w:val="18"/>
-          <w:szCs w:val="18"/>
-          <w:u w:val="none"/>
-        </w:rPr>
-        <w:t xml:space="preserve">      그 카페는 회사에서 가까워요. 게다가 커피도 정말 싸요.</w:t>
-      </w:r>
-    </w:p>
-    <w:p>
-      <w:pPr>
-        <w:spacing w:after="0" w:before="0" w:line="240" w:lineRule="auto"/>
-        <w:ind w:left="0" w:right="0" w:firstLine="0"/>
-        <w:jc w:val="left"/>
-        <w:rPr>
-          <w:rFonts w:ascii="Malgun Gothic" w:cs="Malgun Gothic" w:eastAsia="Malgun Gothic" w:hAnsi="Malgun Gothic"/>
-          <w:b w:val="0"/>
-          <w:bCs w:val="0"/>
-          <w:i w:val="0"/>
-          <w:iCs w:val="0"/>
-          <w:color w:val="000000"/>
-          <w:sz w:val="20"/>
-          <w:szCs w:val="20"/>
-          <w:u w:val="none"/>
-        </w:rPr>
-      </w:pPr>
-    </w:p>
-    <w:p>
-      <w:pPr>
-        <w:spacing w:after="0" w:before="0" w:line="240" w:lineRule="auto"/>
-        <w:ind w:left="0" w:right="0" w:firstLine="0"/>
-        <w:jc w:val="center"/>
-        <w:rPr>
-          <w:rFonts w:ascii="Malgun Gothic" w:cs="Malgun Gothic" w:eastAsia="Malgun Gothic" w:hAnsi="Malgun Gothic"/>
-          <w:b w:val="0"/>
-          <w:bCs w:val="0"/>
-          <w:i w:val="0"/>
-          <w:iCs w:val="0"/>
-          <w:color w:val="000000"/>
-          <w:sz w:val="20"/>
-          <w:szCs w:val="20"/>
-          <w:u w:val="none"/>
-        </w:rPr>
-      </w:pPr>
-      <w:r>
-        <w:rPr>
-          <w:rFonts w:ascii="Malgun Gothic" w:cs="Malgun Gothic" w:eastAsia="Malgun Gothic" w:hAnsi="Malgun Gothic"/>
-          <w:b w:val="1"/>
-          <w:bCs w:val="1"/>
-          <w:i w:val="0"/>
-          <w:iCs w:val="0"/>
-          <w:color w:val="4472c4"/>
-          <w:sz w:val="22"/>
-          <w:szCs w:val="22"/>
-          <w:u w:val="none"/>
-        </w:rPr>
-        <w:t>see ~ doing well</w:t>
-      </w:r>
-    </w:p>
-    <w:p>
-      <w:pPr>
-        <w:spacing w:after="0" w:before="0" w:line="240" w:lineRule="auto"/>
-        <w:ind w:left="0" w:right="0" w:firstLine="0"/>
-        <w:jc w:val="left"/>
-        <w:rPr>
-          <w:rFonts w:ascii="Malgun Gothic" w:cs="Malgun Gothic" w:eastAsia="Malgun Gothic" w:hAnsi="Malgun Gothic"/>
-          <w:b w:val="0"/>
-          <w:bCs w:val="0"/>
-          <w:i w:val="0"/>
-          <w:iCs w:val="0"/>
-          <w:color w:val="000000"/>
-          <w:sz w:val="20"/>
-          <w:szCs w:val="20"/>
-          <w:u w:val="none"/>
-        </w:rPr>
-      </w:pPr>
-      <w:r>
-        <w:rPr>
-          <w:rFonts w:ascii="Malgun Gothic" w:cs="Malgun Gothic" w:eastAsia="Malgun Gothic" w:hAnsi="Malgun Gothic"/>
-          <w:b w:val="0"/>
-          <w:bCs w:val="0"/>
-          <w:i w:val="0"/>
-          <w:iCs w:val="0"/>
-          <w:color w:val="505050"/>
-          <w:sz w:val="18"/>
-          <w:szCs w:val="18"/>
-          <w:u w:val="none"/>
-        </w:rPr>
-        <w:t>~가 잘되는 모습을 보다</w:t>
-      </w:r>
-    </w:p>
-    <w:p>
-      <w:pPr>
-        <w:spacing w:after="0" w:before="0" w:line="240" w:lineRule="auto"/>
-        <w:ind w:left="0" w:right="0" w:firstLine="0"/>
-        <w:jc w:val="left"/>
-        <w:rPr>
-          <w:rFonts w:ascii="Malgun Gothic" w:cs="Malgun Gothic" w:eastAsia="Malgun Gothic" w:hAnsi="Malgun Gothic"/>
-          <w:b w:val="0"/>
-          <w:bCs w:val="0"/>
-          <w:i w:val="0"/>
-          <w:iCs w:val="0"/>
-          <w:color w:val="000000"/>
-          <w:sz w:val="20"/>
-          <w:szCs w:val="20"/>
-          <w:u w:val="none"/>
-        </w:rPr>
-      </w:pPr>
-      <w:r>
-        <w:rPr>
-          <w:rFonts w:ascii="Malgun Gothic" w:cs="Malgun Gothic" w:eastAsia="Malgun Gothic" w:hAnsi="Malgun Gothic"/>
-          <w:b w:val="1"/>
-          <w:bCs w:val="1"/>
-          <w:i w:val="0"/>
-          <w:iCs w:val="0"/>
-          <w:color w:val="000000"/>
-          <w:sz w:val="20"/>
-          <w:szCs w:val="20"/>
-          <w:u w:val="none"/>
-        </w:rPr>
-        <w:t xml:space="preserve">+    </w:t>
-      </w:r>
-      <w:r>
-        <w:rPr>
-          <w:rFonts w:ascii="Malgun Gothic" w:cs="Malgun Gothic" w:eastAsia="Malgun Gothic" w:hAnsi="Malgun Gothic"/>
-          <w:b w:val="0"/>
-          <w:bCs w:val="0"/>
-          <w:i w:val="0"/>
-          <w:iCs w:val="0"/>
-          <w:color w:val="000000"/>
-          <w:sz w:val="20"/>
-          <w:szCs w:val="20"/>
-          <w:u w:val="none"/>
-        </w:rPr>
-        <w:t>do well  —  잘되다, 잘하다</w:t>
-      </w:r>
-    </w:p>
-    <w:p>
-      <w:pPr>
-        <w:spacing w:after="0" w:before="0" w:line="240" w:lineRule="auto"/>
-        <w:ind w:left="0" w:right="0" w:firstLine="0"/>
-        <w:jc w:val="left"/>
-        <w:rPr>
-          <w:rFonts w:ascii="Malgun Gothic" w:cs="Malgun Gothic" w:eastAsia="Malgun Gothic" w:hAnsi="Malgun Gothic"/>
-          <w:b w:val="0"/>
-          <w:bCs w:val="0"/>
-          <w:i w:val="0"/>
-          <w:iCs w:val="0"/>
-          <w:color w:val="000000"/>
-          <w:sz w:val="20"/>
-          <w:szCs w:val="20"/>
-          <w:u w:val="none"/>
-        </w:rPr>
-      </w:pPr>
-      <w:r>
-        <w:rPr>
-          <w:rFonts w:ascii="Malgun Gothic" w:cs="Malgun Gothic" w:eastAsia="Malgun Gothic" w:hAnsi="Malgun Gothic"/>
-          <w:b w:val="1"/>
-          <w:bCs w:val="1"/>
-          <w:i w:val="0"/>
-          <w:iCs w:val="0"/>
-          <w:color w:val="000000"/>
-          <w:sz w:val="20"/>
-          <w:szCs w:val="20"/>
-          <w:u w:val="none"/>
-        </w:rPr>
-        <w:t xml:space="preserve">+    </w:t>
-      </w:r>
-      <w:r>
-        <w:rPr>
-          <w:rFonts w:ascii="Malgun Gothic" w:cs="Malgun Gothic" w:eastAsia="Malgun Gothic" w:hAnsi="Malgun Gothic"/>
-          <w:b w:val="0"/>
-          <w:bCs w:val="0"/>
-          <w:i w:val="0"/>
-          <w:iCs w:val="0"/>
-          <w:color w:val="000000"/>
-          <w:sz w:val="20"/>
-          <w:szCs w:val="20"/>
-          <w:u w:val="none"/>
-        </w:rPr>
-        <w:t>Business is booming.  —  장사가 아주 잘돼요.</w:t>
-      </w:r>
-    </w:p>
-    <w:p>
-      <w:pPr>
-        <w:spacing w:after="0" w:before="0" w:line="240" w:lineRule="auto"/>
-        <w:ind w:left="0" w:right="0" w:firstLine="0"/>
-        <w:jc w:val="left"/>
-        <w:rPr>
-          <w:rFonts w:ascii="Malgun Gothic" w:cs="Malgun Gothic" w:eastAsia="Malgun Gothic" w:hAnsi="Malgun Gothic"/>
-          <w:b w:val="0"/>
-          <w:bCs w:val="0"/>
-          <w:i w:val="0"/>
-          <w:iCs w:val="0"/>
-          <w:color w:val="000000"/>
-          <w:sz w:val="20"/>
-          <w:szCs w:val="20"/>
-          <w:u w:val="none"/>
-        </w:rPr>
-      </w:pPr>
-      <w:r>
-        <w:rPr>
-          <w:rFonts w:ascii="Malgun Gothic" w:cs="Malgun Gothic" w:eastAsia="Malgun Gothic" w:hAnsi="Malgun Gothic"/>
-          <w:b w:val="0"/>
-          <w:bCs w:val="0"/>
-          <w:i w:val="0"/>
-          <w:iCs w:val="0"/>
-          <w:color w:val="000000"/>
-          <w:sz w:val="20"/>
-          <w:szCs w:val="20"/>
-          <w:u w:val="none"/>
-        </w:rPr>
-        <w:t>Ex)  I love seeing small businesses doing well in my neighborhood.</w:t>
-      </w:r>
-      <w:r>
-        <w:rPr>
-          <w:rFonts w:ascii="Malgun Gothic" w:cs="Malgun Gothic" w:eastAsia="Malgun Gothic" w:hAnsi="Malgun Gothic"/>
-          <w:b w:val="0"/>
-          <w:bCs w:val="0"/>
-          <w:i w:val="0"/>
-          <w:iCs w:val="0"/>
-          <w:color w:val="000000"/>
-          <w:sz w:val="20"/>
-          <w:szCs w:val="20"/>
-          <w:u w:val="none"/>
-        </w:rPr>
-        <w:br w:type="textWrapping"/>
-      </w:r>
-      <w:r>
-        <w:rPr>
-          <w:rFonts w:ascii="Malgun Gothic" w:cs="Malgun Gothic" w:eastAsia="Malgun Gothic" w:hAnsi="Malgun Gothic"/>
-          <w:b w:val="0"/>
-          <w:bCs w:val="0"/>
-          <w:i w:val="0"/>
-          <w:iCs w:val="0"/>
-          <w:color w:val="505050"/>
-          <w:sz w:val="18"/>
-          <w:szCs w:val="18"/>
-          <w:u w:val="none"/>
-        </w:rPr>
-        <w:t xml:space="preserve">      동네 가게들이 잘되는 모습을 보면 기분이 좋아요.</w:t>
-      </w:r>
-    </w:p>
-    <w:p>
-      <w:pPr>
-        <w:spacing w:after="0" w:before="0" w:line="240" w:lineRule="auto"/>
-        <w:ind w:left="0" w:right="0" w:firstLine="0"/>
-        <w:jc w:val="left"/>
-        <w:rPr>
-          <w:rFonts w:ascii="Malgun Gothic" w:cs="Malgun Gothic" w:eastAsia="Malgun Gothic" w:hAnsi="Malgun Gothic"/>
-          <w:b w:val="0"/>
-          <w:bCs w:val="0"/>
-          <w:i w:val="0"/>
-          <w:iCs w:val="0"/>
-          <w:color w:val="000000"/>
-          <w:sz w:val="20"/>
-          <w:szCs w:val="20"/>
-          <w:u w:val="none"/>
-        </w:rPr>
-      </w:pPr>
-    </w:p>
-    <w:p>
-      <w:pPr>
-        <w:spacing w:after="0" w:before="0" w:line="240" w:lineRule="auto"/>
-        <w:ind w:left="0" w:right="0" w:firstLine="0"/>
-        <w:jc w:val="center"/>
-        <w:rPr>
-          <w:rFonts w:ascii="Malgun Gothic" w:cs="Malgun Gothic" w:eastAsia="Malgun Gothic" w:hAnsi="Malgun Gothic"/>
-          <w:b w:val="0"/>
-          <w:bCs w:val="0"/>
-          <w:i w:val="0"/>
-          <w:iCs w:val="0"/>
-          <w:color w:val="000000"/>
-          <w:sz w:val="20"/>
-          <w:szCs w:val="20"/>
-          <w:u w:val="none"/>
-        </w:rPr>
-      </w:pPr>
-      <w:r>
-        <w:rPr>
-          <w:rFonts w:ascii="Malgun Gothic" w:cs="Malgun Gothic" w:eastAsia="Malgun Gothic" w:hAnsi="Malgun Gothic"/>
-          <w:b w:val="1"/>
-          <w:bCs w:val="1"/>
-          <w:i w:val="0"/>
-          <w:iCs w:val="0"/>
-          <w:color w:val="4472c4"/>
-          <w:sz w:val="22"/>
-          <w:szCs w:val="22"/>
-          <w:u w:val="none"/>
-        </w:rPr>
-        <w:t>be happy for someone('s success)</w:t>
-      </w:r>
-    </w:p>
-    <w:p>
-      <w:pPr>
-        <w:spacing w:after="0" w:before="0" w:line="240" w:lineRule="auto"/>
-        <w:ind w:left="0" w:right="0" w:firstLine="0"/>
-        <w:jc w:val="left"/>
-        <w:rPr>
-          <w:rFonts w:ascii="Malgun Gothic" w:cs="Malgun Gothic" w:eastAsia="Malgun Gothic" w:hAnsi="Malgun Gothic"/>
-          <w:b w:val="0"/>
-          <w:bCs w:val="0"/>
-          <w:i w:val="0"/>
-          <w:iCs w:val="0"/>
-          <w:color w:val="000000"/>
-          <w:sz w:val="20"/>
-          <w:szCs w:val="20"/>
-          <w:u w:val="none"/>
-        </w:rPr>
-      </w:pPr>
-      <w:r>
-        <w:rPr>
-          <w:rFonts w:ascii="Malgun Gothic" w:cs="Malgun Gothic" w:eastAsia="Malgun Gothic" w:hAnsi="Malgun Gothic"/>
-          <w:b w:val="0"/>
-          <w:bCs w:val="0"/>
-          <w:i w:val="0"/>
-          <w:iCs w:val="0"/>
-          <w:color w:val="505050"/>
-          <w:sz w:val="18"/>
-          <w:szCs w:val="18"/>
-          <w:u w:val="none"/>
-        </w:rPr>
-        <w:t>~(의 성공)을 진심으로 기뻐하다</w:t>
-      </w:r>
-    </w:p>
-    <w:p>
-      <w:pPr>
-        <w:spacing w:after="0" w:before="0" w:line="240" w:lineRule="auto"/>
-        <w:ind w:left="0" w:right="0" w:firstLine="0"/>
-        <w:jc w:val="left"/>
-        <w:rPr>
-          <w:rFonts w:ascii="Malgun Gothic" w:cs="Malgun Gothic" w:eastAsia="Malgun Gothic" w:hAnsi="Malgun Gothic"/>
-          <w:b w:val="0"/>
-          <w:bCs w:val="0"/>
-          <w:i w:val="0"/>
-          <w:iCs w:val="0"/>
-          <w:color w:val="000000"/>
-          <w:sz w:val="20"/>
-          <w:szCs w:val="20"/>
-          <w:u w:val="none"/>
-        </w:rPr>
-      </w:pPr>
-      <w:r>
-        <w:rPr>
-          <w:rFonts w:ascii="Malgun Gothic" w:cs="Malgun Gothic" w:eastAsia="Malgun Gothic" w:hAnsi="Malgun Gothic"/>
-          <w:b w:val="1"/>
-          <w:bCs w:val="1"/>
-          <w:i w:val="0"/>
-          <w:iCs w:val="0"/>
-          <w:color w:val="000000"/>
-          <w:sz w:val="20"/>
-          <w:szCs w:val="20"/>
-          <w:u w:val="none"/>
-        </w:rPr>
-        <w:t xml:space="preserve">+    </w:t>
-      </w:r>
-      <w:r>
-        <w:rPr>
-          <w:rFonts w:ascii="Malgun Gothic" w:cs="Malgun Gothic" w:eastAsia="Malgun Gothic" w:hAnsi="Malgun Gothic"/>
-          <w:b w:val="0"/>
-          <w:bCs w:val="0"/>
-          <w:i w:val="0"/>
-          <w:iCs w:val="0"/>
-          <w:color w:val="000000"/>
-          <w:sz w:val="20"/>
-          <w:szCs w:val="20"/>
-          <w:u w:val="none"/>
-        </w:rPr>
-        <w:t>celebrate someone's success  —  성공을 축하하다</w:t>
-      </w:r>
-    </w:p>
-    <w:p>
-      <w:pPr>
-        <w:spacing w:after="0" w:before="0" w:line="240" w:lineRule="auto"/>
-        <w:ind w:left="0" w:right="0" w:firstLine="0"/>
-        <w:jc w:val="left"/>
-        <w:rPr>
-          <w:rFonts w:ascii="Malgun Gothic" w:cs="Malgun Gothic" w:eastAsia="Malgun Gothic" w:hAnsi="Malgun Gothic"/>
-          <w:b w:val="0"/>
-          <w:bCs w:val="0"/>
-          <w:i w:val="0"/>
-          <w:iCs w:val="0"/>
-          <w:color w:val="000000"/>
-          <w:sz w:val="20"/>
-          <w:szCs w:val="20"/>
-          <w:u w:val="none"/>
-        </w:rPr>
-      </w:pPr>
-      <w:r>
-        <w:rPr>
-          <w:rFonts w:ascii="Malgun Gothic" w:cs="Malgun Gothic" w:eastAsia="Malgun Gothic" w:hAnsi="Malgun Gothic"/>
-          <w:b w:val="1"/>
-          <w:bCs w:val="1"/>
-          <w:i w:val="0"/>
-          <w:iCs w:val="0"/>
-          <w:color w:val="000000"/>
-          <w:sz w:val="20"/>
-          <w:szCs w:val="20"/>
-          <w:u w:val="none"/>
-        </w:rPr>
-        <w:t xml:space="preserve">+    </w:t>
-      </w:r>
-      <w:r>
-        <w:rPr>
-          <w:rFonts w:ascii="Malgun Gothic" w:cs="Malgun Gothic" w:eastAsia="Malgun Gothic" w:hAnsi="Malgun Gothic"/>
-          <w:b w:val="0"/>
-          <w:bCs w:val="0"/>
-          <w:i w:val="0"/>
-          <w:iCs w:val="0"/>
-          <w:color w:val="000000"/>
-          <w:sz w:val="20"/>
-          <w:szCs w:val="20"/>
-          <w:u w:val="none"/>
-        </w:rPr>
-        <w:t>be jealous of ~  —  ~을 질투하다 (반대)</w:t>
-      </w:r>
-    </w:p>
-    <w:p>
-      <w:pPr>
-        <w:spacing w:after="0" w:before="0" w:line="240" w:lineRule="auto"/>
-        <w:ind w:left="0" w:right="0" w:firstLine="0"/>
-        <w:jc w:val="left"/>
-        <w:rPr>
-          <w:rFonts w:ascii="Malgun Gothic" w:cs="Malgun Gothic" w:eastAsia="Malgun Gothic" w:hAnsi="Malgun Gothic"/>
-          <w:b w:val="0"/>
-          <w:bCs w:val="0"/>
-          <w:i w:val="0"/>
-          <w:iCs w:val="0"/>
-          <w:color w:val="000000"/>
-          <w:sz w:val="20"/>
-          <w:szCs w:val="20"/>
-          <w:u w:val="none"/>
-        </w:rPr>
-      </w:pPr>
-      <w:r>
-        <w:rPr>
-          <w:rFonts w:ascii="Malgun Gothic" w:cs="Malgun Gothic" w:eastAsia="Malgun Gothic" w:hAnsi="Malgun Gothic"/>
-          <w:b w:val="1"/>
-          <w:bCs w:val="1"/>
-          <w:i w:val="0"/>
-          <w:iCs w:val="0"/>
-          <w:color w:val="000000"/>
-          <w:sz w:val="20"/>
-          <w:szCs w:val="20"/>
-          <w:u w:val="none"/>
-        </w:rPr>
-        <w:t xml:space="preserve">+    </w:t>
-      </w:r>
-      <w:r>
-        <w:rPr>
-          <w:rFonts w:ascii="Malgun Gothic" w:cs="Malgun Gothic" w:eastAsia="Malgun Gothic" w:hAnsi="Malgun Gothic"/>
-          <w:b w:val="0"/>
-          <w:bCs w:val="0"/>
-          <w:i w:val="0"/>
-          <w:iCs w:val="0"/>
-          <w:color w:val="000000"/>
-          <w:sz w:val="20"/>
-          <w:szCs w:val="20"/>
-          <w:u w:val="none"/>
-        </w:rPr>
-        <w:t>envy  —  부러워하다</w:t>
-      </w:r>
-    </w:p>
-    <w:p>
-      <w:pPr>
-        <w:spacing w:after="0" w:before="0" w:line="240" w:lineRule="auto"/>
-        <w:ind w:left="0" w:right="0" w:firstLine="0"/>
-        <w:jc w:val="left"/>
-        <w:rPr>
-          <w:rFonts w:ascii="Malgun Gothic" w:cs="Malgun Gothic" w:eastAsia="Malgun Gothic" w:hAnsi="Malgun Gothic"/>
-          <w:b w:val="0"/>
-          <w:bCs w:val="0"/>
-          <w:i w:val="0"/>
-          <w:iCs w:val="0"/>
-          <w:color w:val="000000"/>
-          <w:sz w:val="20"/>
-          <w:szCs w:val="20"/>
-          <w:u w:val="none"/>
-        </w:rPr>
-      </w:pPr>
-      <w:r>
-        <w:rPr>
-          <w:rFonts w:ascii="Malgun Gothic" w:cs="Malgun Gothic" w:eastAsia="Malgun Gothic" w:hAnsi="Malgun Gothic"/>
-          <w:b w:val="0"/>
-          <w:bCs w:val="0"/>
-          <w:i w:val="0"/>
-          <w:iCs w:val="0"/>
-          <w:color w:val="000000"/>
-          <w:sz w:val="20"/>
-          <w:szCs w:val="20"/>
-          <w:u w:val="none"/>
-        </w:rPr>
-        <w:t>Ex)  When my coworker got promoted, I was genuinely happy for him.</w:t>
-      </w:r>
-      <w:r>
-        <w:rPr>
-          <w:rFonts w:ascii="Malgun Gothic" w:cs="Malgun Gothic" w:eastAsia="Malgun Gothic" w:hAnsi="Malgun Gothic"/>
-          <w:b w:val="0"/>
-          <w:bCs w:val="0"/>
-          <w:i w:val="0"/>
-          <w:iCs w:val="0"/>
-          <w:color w:val="000000"/>
-          <w:sz w:val="20"/>
-          <w:szCs w:val="20"/>
-          <w:u w:val="none"/>
-        </w:rPr>
-        <w:br w:type="textWrapping"/>
-      </w:r>
-      <w:r>
-        <w:rPr>
-          <w:rFonts w:ascii="Malgun Gothic" w:cs="Malgun Gothic" w:eastAsia="Malgun Gothic" w:hAnsi="Malgun Gothic"/>
-          <w:b w:val="0"/>
-          <w:bCs w:val="0"/>
-          <w:i w:val="0"/>
-          <w:iCs w:val="0"/>
-          <w:color w:val="505050"/>
-          <w:sz w:val="18"/>
-          <w:szCs w:val="18"/>
-          <w:u w:val="none"/>
-        </w:rPr>
-        <w:t xml:space="preserve">      동료가 승진했을 때 저는 진심으로 기뻤어요.</w:t>
-      </w:r>
-    </w:p>
-    <w:p>
-      <w:pPr>
-        <w:spacing w:after="0" w:before="0" w:line="240" w:lineRule="auto"/>
-        <w:ind w:left="0" w:right="0" w:firstLine="0"/>
-        <w:jc w:val="left"/>
-        <w:rPr>
-          <w:rFonts w:ascii="Malgun Gothic" w:cs="Malgun Gothic" w:eastAsia="Malgun Gothic" w:hAnsi="Malgun Gothic"/>
-          <w:b w:val="0"/>
-          <w:bCs w:val="0"/>
-          <w:i w:val="0"/>
-          <w:iCs w:val="0"/>
-          <w:color w:val="000000"/>
-          <w:sz w:val="20"/>
-          <w:szCs w:val="20"/>
-          <w:u w:val="none"/>
-        </w:rPr>
-      </w:pPr>
-    </w:p>
-    <w:p>
-      <w:pPr>
-        <w:spacing w:after="0" w:before="0" w:line="240" w:lineRule="auto"/>
-        <w:ind w:left="0" w:right="0" w:firstLine="0"/>
-        <w:jc w:val="center"/>
-        <w:rPr>
-          <w:rFonts w:ascii="Malgun Gothic" w:cs="Malgun Gothic" w:eastAsia="Malgun Gothic" w:hAnsi="Malgun Gothic"/>
-          <w:b w:val="0"/>
-          <w:bCs w:val="0"/>
-          <w:i w:val="0"/>
-          <w:iCs w:val="0"/>
-          <w:color w:val="000000"/>
-          <w:sz w:val="20"/>
-          <w:szCs w:val="20"/>
-          <w:u w:val="none"/>
-        </w:rPr>
-      </w:pPr>
-      <w:r>
-        <w:rPr>
-          <w:rFonts w:ascii="Malgun Gothic" w:cs="Malgun Gothic" w:eastAsia="Malgun Gothic" w:hAnsi="Malgun Gothic"/>
-          <w:b w:val="1"/>
-          <w:bCs w:val="1"/>
-          <w:i w:val="0"/>
-          <w:iCs w:val="0"/>
-          <w:color w:val="4472c4"/>
-          <w:sz w:val="22"/>
-          <w:szCs w:val="22"/>
-          <w:u w:val="none"/>
-        </w:rPr>
-        <w:t>look for ~ in a person</w:t>
-      </w:r>
-    </w:p>
-    <w:p>
-      <w:pPr>
-        <w:spacing w:after="0" w:before="0" w:line="240" w:lineRule="auto"/>
-        <w:ind w:left="0" w:right="0" w:firstLine="0"/>
-        <w:jc w:val="left"/>
-        <w:rPr>
-          <w:rFonts w:ascii="Malgun Gothic" w:cs="Malgun Gothic" w:eastAsia="Malgun Gothic" w:hAnsi="Malgun Gothic"/>
-          <w:b w:val="0"/>
-          <w:bCs w:val="0"/>
-          <w:i w:val="0"/>
-          <w:iCs w:val="0"/>
-          <w:color w:val="000000"/>
-          <w:sz w:val="20"/>
-          <w:szCs w:val="20"/>
-          <w:u w:val="none"/>
-        </w:rPr>
-      </w:pPr>
-      <w:r>
-        <w:rPr>
-          <w:rFonts w:ascii="Malgun Gothic" w:cs="Malgun Gothic" w:eastAsia="Malgun Gothic" w:hAnsi="Malgun Gothic"/>
-          <w:b w:val="0"/>
-          <w:bCs w:val="0"/>
-          <w:i w:val="0"/>
-          <w:iCs w:val="0"/>
-          <w:color w:val="505050"/>
-          <w:sz w:val="18"/>
-          <w:szCs w:val="18"/>
-          <w:u w:val="none"/>
-        </w:rPr>
-        <w:t>사람에게서 ~을 눈여겨보다, 찾다</w:t>
-      </w:r>
-    </w:p>
-    <w:p>
-      <w:pPr>
-        <w:spacing w:after="0" w:before="0" w:line="240" w:lineRule="auto"/>
-        <w:ind w:left="0" w:right="0" w:firstLine="0"/>
-        <w:jc w:val="left"/>
-        <w:rPr>
-          <w:rFonts w:ascii="Malgun Gothic" w:cs="Malgun Gothic" w:eastAsia="Malgun Gothic" w:hAnsi="Malgun Gothic"/>
-          <w:b w:val="0"/>
-          <w:bCs w:val="0"/>
-          <w:i w:val="0"/>
-          <w:iCs w:val="0"/>
-          <w:color w:val="000000"/>
-          <w:sz w:val="20"/>
-          <w:szCs w:val="20"/>
-          <w:u w:val="none"/>
-        </w:rPr>
-      </w:pPr>
-      <w:r>
-        <w:rPr>
-          <w:rFonts w:ascii="Malgun Gothic" w:cs="Malgun Gothic" w:eastAsia="Malgun Gothic" w:hAnsi="Malgun Gothic"/>
-          <w:b w:val="1"/>
-          <w:bCs w:val="1"/>
-          <w:i w:val="0"/>
-          <w:iCs w:val="0"/>
-          <w:color w:val="000000"/>
-          <w:sz w:val="20"/>
-          <w:szCs w:val="20"/>
-          <w:u w:val="none"/>
-        </w:rPr>
-        <w:t xml:space="preserve">+    </w:t>
-      </w:r>
-      <w:r>
-        <w:rPr>
-          <w:rFonts w:ascii="Malgun Gothic" w:cs="Malgun Gothic" w:eastAsia="Malgun Gothic" w:hAnsi="Malgun Gothic"/>
-          <w:b w:val="0"/>
-          <w:bCs w:val="0"/>
-          <w:i w:val="0"/>
-          <w:iCs w:val="0"/>
-          <w:color w:val="000000"/>
-          <w:sz w:val="20"/>
-          <w:szCs w:val="20"/>
-          <w:u w:val="none"/>
-        </w:rPr>
-        <w:t>What do you look for in a friend?  —  친구에게서 어떤 점을 보나요?</w:t>
-      </w:r>
-    </w:p>
-    <w:p>
-      <w:pPr>
-        <w:spacing w:after="0" w:before="0" w:line="240" w:lineRule="auto"/>
-        <w:ind w:left="0" w:right="0" w:firstLine="0"/>
-        <w:jc w:val="left"/>
-        <w:rPr>
-          <w:rFonts w:ascii="Malgun Gothic" w:cs="Malgun Gothic" w:eastAsia="Malgun Gothic" w:hAnsi="Malgun Gothic"/>
-          <w:b w:val="0"/>
-          <w:bCs w:val="0"/>
-          <w:i w:val="0"/>
-          <w:iCs w:val="0"/>
-          <w:color w:val="000000"/>
-          <w:sz w:val="20"/>
-          <w:szCs w:val="20"/>
-          <w:u w:val="none"/>
-        </w:rPr>
-      </w:pPr>
-      <w:r>
-        <w:rPr>
-          <w:rFonts w:ascii="Malgun Gothic" w:cs="Malgun Gothic" w:eastAsia="Malgun Gothic" w:hAnsi="Malgun Gothic"/>
-          <w:b w:val="1"/>
-          <w:bCs w:val="1"/>
-          <w:i w:val="0"/>
-          <w:iCs w:val="0"/>
-          <w:color w:val="000000"/>
-          <w:sz w:val="20"/>
-          <w:szCs w:val="20"/>
-          <w:u w:val="none"/>
-        </w:rPr>
-        <w:t xml:space="preserve">+    </w:t>
-      </w:r>
-      <w:r>
-        <w:rPr>
-          <w:rFonts w:ascii="Malgun Gothic" w:cs="Malgun Gothic" w:eastAsia="Malgun Gothic" w:hAnsi="Malgun Gothic"/>
-          <w:b w:val="0"/>
-          <w:bCs w:val="0"/>
-          <w:i w:val="0"/>
-          <w:iCs w:val="0"/>
-          <w:color w:val="000000"/>
-          <w:sz w:val="20"/>
-          <w:szCs w:val="20"/>
-          <w:u w:val="none"/>
-        </w:rPr>
-        <w:t>value  —  중요하게 여기다</w:t>
-      </w:r>
-    </w:p>
-    <w:p>
-      <w:pPr>
-        <w:spacing w:after="0" w:before="0" w:line="240" w:lineRule="auto"/>
-        <w:ind w:left="0" w:right="0" w:firstLine="0"/>
-        <w:jc w:val="left"/>
-        <w:rPr>
-          <w:rFonts w:ascii="Malgun Gothic" w:cs="Malgun Gothic" w:eastAsia="Malgun Gothic" w:hAnsi="Malgun Gothic"/>
-          <w:b w:val="0"/>
-          <w:bCs w:val="0"/>
-          <w:i w:val="0"/>
-          <w:iCs w:val="0"/>
-          <w:color w:val="000000"/>
-          <w:sz w:val="20"/>
-          <w:szCs w:val="20"/>
-          <w:u w:val="none"/>
-        </w:rPr>
-      </w:pPr>
-      <w:r>
-        <w:rPr>
-          <w:rFonts w:ascii="Malgun Gothic" w:cs="Malgun Gothic" w:eastAsia="Malgun Gothic" w:hAnsi="Malgun Gothic"/>
-          <w:b w:val="0"/>
-          <w:bCs w:val="0"/>
-          <w:i w:val="0"/>
-          <w:iCs w:val="0"/>
-          <w:color w:val="000000"/>
-          <w:sz w:val="20"/>
-          <w:szCs w:val="20"/>
-          <w:u w:val="none"/>
-        </w:rPr>
-        <w:t>Ex)  The first thing I look for in a teammate is honesty.</w:t>
-      </w:r>
-      <w:r>
-        <w:rPr>
-          <w:rFonts w:ascii="Malgun Gothic" w:cs="Malgun Gothic" w:eastAsia="Malgun Gothic" w:hAnsi="Malgun Gothic"/>
-          <w:b w:val="0"/>
-          <w:bCs w:val="0"/>
-          <w:i w:val="0"/>
-          <w:iCs w:val="0"/>
-          <w:color w:val="000000"/>
-          <w:sz w:val="20"/>
-          <w:szCs w:val="20"/>
-          <w:u w:val="none"/>
-        </w:rPr>
-        <w:br w:type="textWrapping"/>
-      </w:r>
-      <w:r>
-        <w:rPr>
-          <w:rFonts w:ascii="Malgun Gothic" w:cs="Malgun Gothic" w:eastAsia="Malgun Gothic" w:hAnsi="Malgun Gothic"/>
-          <w:b w:val="0"/>
-          <w:bCs w:val="0"/>
-          <w:i w:val="0"/>
-          <w:iCs w:val="0"/>
-          <w:color w:val="505050"/>
-          <w:sz w:val="18"/>
-          <w:szCs w:val="18"/>
-          <w:u w:val="none"/>
-        </w:rPr>
-        <w:t xml:space="preserve">      제가 팀원에게서 가장 먼저 보는 것은 정직함이에요.</w:t>
-      </w:r>
-    </w:p>
-    <w:p>
-      <w:pPr>
-        <w:spacing w:after="0" w:before="0" w:line="240" w:lineRule="auto"/>
-        <w:ind w:left="0" w:right="0" w:firstLine="0"/>
-        <w:jc w:val="left"/>
-        <w:rPr>
-          <w:rFonts w:ascii="Malgun Gothic" w:cs="Malgun Gothic" w:eastAsia="Malgun Gothic" w:hAnsi="Malgun Gothic"/>
-          <w:b w:val="0"/>
-          <w:bCs w:val="0"/>
-          <w:i w:val="0"/>
-          <w:iCs w:val="0"/>
-          <w:color w:val="000000"/>
-          <w:sz w:val="20"/>
-          <w:szCs w:val="20"/>
-          <w:u w:val="none"/>
-        </w:rPr>
-      </w:pPr>
-    </w:p>
-    <w:p>
-      <w:pPr>
-        <w:spacing w:after="0" w:before="0" w:line="240" w:lineRule="auto"/>
-        <w:ind w:left="0" w:right="0" w:firstLine="0"/>
-        <w:jc w:val="center"/>
-        <w:rPr>
-          <w:rFonts w:ascii="Malgun Gothic" w:cs="Malgun Gothic" w:eastAsia="Malgun Gothic" w:hAnsi="Malgun Gothic"/>
-          <w:b w:val="0"/>
-          <w:bCs w:val="0"/>
-          <w:i w:val="0"/>
-          <w:iCs w:val="0"/>
-          <w:color w:val="000000"/>
-          <w:sz w:val="20"/>
-          <w:szCs w:val="20"/>
-          <w:u w:val="none"/>
-        </w:rPr>
-      </w:pPr>
-      <w:r>
-        <w:rPr>
-          <w:rFonts w:ascii="Malgun Gothic" w:cs="Malgun Gothic" w:eastAsia="Malgun Gothic" w:hAnsi="Malgun Gothic"/>
-          <w:b w:val="1"/>
-          <w:bCs w:val="1"/>
-          <w:i w:val="0"/>
-          <w:iCs w:val="0"/>
-          <w:color w:val="4472c4"/>
-          <w:sz w:val="22"/>
-          <w:szCs w:val="22"/>
-          <w:u w:val="none"/>
-        </w:rPr>
-        <w:t>pick / hire people</w:t>
-      </w:r>
-    </w:p>
-    <w:p>
-      <w:pPr>
-        <w:spacing w:after="0" w:before="0" w:line="240" w:lineRule="auto"/>
-        <w:ind w:left="0" w:right="0" w:firstLine="0"/>
-        <w:jc w:val="left"/>
-        <w:rPr>
-          <w:rFonts w:ascii="Malgun Gothic" w:cs="Malgun Gothic" w:eastAsia="Malgun Gothic" w:hAnsi="Malgun Gothic"/>
-          <w:b w:val="0"/>
-          <w:bCs w:val="0"/>
-          <w:i w:val="0"/>
-          <w:iCs w:val="0"/>
-          <w:color w:val="000000"/>
-          <w:sz w:val="20"/>
-          <w:szCs w:val="20"/>
-          <w:u w:val="none"/>
-        </w:rPr>
-      </w:pPr>
-      <w:r>
-        <w:rPr>
-          <w:rFonts w:ascii="Malgun Gothic" w:cs="Malgun Gothic" w:eastAsia="Malgun Gothic" w:hAnsi="Malgun Gothic"/>
-          <w:b w:val="0"/>
-          <w:bCs w:val="0"/>
-          <w:i w:val="0"/>
-          <w:iCs w:val="0"/>
-          <w:color w:val="505050"/>
-          <w:sz w:val="18"/>
-          <w:szCs w:val="18"/>
-          <w:u w:val="none"/>
-        </w:rPr>
-        <w:t>사람을 뽑다 / 채용하다</w:t>
-      </w:r>
-    </w:p>
-    <w:p>
-      <w:pPr>
-        <w:spacing w:after="0" w:before="0" w:line="240" w:lineRule="auto"/>
-        <w:ind w:left="0" w:right="0" w:firstLine="0"/>
-        <w:jc w:val="left"/>
-        <w:rPr>
-          <w:rFonts w:ascii="Malgun Gothic" w:cs="Malgun Gothic" w:eastAsia="Malgun Gothic" w:hAnsi="Malgun Gothic"/>
-          <w:b w:val="0"/>
-          <w:bCs w:val="0"/>
-          <w:i w:val="0"/>
-          <w:iCs w:val="0"/>
-          <w:color w:val="000000"/>
-          <w:sz w:val="20"/>
-          <w:szCs w:val="20"/>
-          <w:u w:val="none"/>
-        </w:rPr>
-      </w:pPr>
-      <w:r>
-        <w:rPr>
-          <w:rFonts w:ascii="Malgun Gothic" w:cs="Malgun Gothic" w:eastAsia="Malgun Gothic" w:hAnsi="Malgun Gothic"/>
-          <w:b w:val="1"/>
-          <w:bCs w:val="1"/>
-          <w:i w:val="0"/>
-          <w:iCs w:val="0"/>
-          <w:color w:val="000000"/>
-          <w:sz w:val="20"/>
-          <w:szCs w:val="20"/>
-          <w:u w:val="none"/>
-        </w:rPr>
-        <w:t xml:space="preserve">+    </w:t>
-      </w:r>
-      <w:r>
-        <w:rPr>
-          <w:rFonts w:ascii="Malgun Gothic" w:cs="Malgun Gothic" w:eastAsia="Malgun Gothic" w:hAnsi="Malgun Gothic"/>
-          <w:b w:val="0"/>
-          <w:bCs w:val="0"/>
-          <w:i w:val="0"/>
-          <w:iCs w:val="0"/>
-          <w:color w:val="000000"/>
-          <w:sz w:val="20"/>
-          <w:szCs w:val="20"/>
-          <w:u w:val="none"/>
-        </w:rPr>
-        <w:t>choose / select  —  고르다</w:t>
-      </w:r>
-    </w:p>
-    <w:p>
-      <w:pPr>
-        <w:spacing w:after="0" w:before="0" w:line="240" w:lineRule="auto"/>
-        <w:ind w:left="0" w:right="0" w:firstLine="0"/>
-        <w:jc w:val="left"/>
-        <w:rPr>
-          <w:rFonts w:ascii="Malgun Gothic" w:cs="Malgun Gothic" w:eastAsia="Malgun Gothic" w:hAnsi="Malgun Gothic"/>
-          <w:b w:val="0"/>
-          <w:bCs w:val="0"/>
-          <w:i w:val="0"/>
-          <w:iCs w:val="0"/>
-          <w:color w:val="000000"/>
-          <w:sz w:val="20"/>
-          <w:szCs w:val="20"/>
-          <w:u w:val="none"/>
-        </w:rPr>
-      </w:pPr>
-      <w:r>
-        <w:rPr>
-          <w:rFonts w:ascii="Malgun Gothic" w:cs="Malgun Gothic" w:eastAsia="Malgun Gothic" w:hAnsi="Malgun Gothic"/>
-          <w:b w:val="1"/>
-          <w:bCs w:val="1"/>
-          <w:i w:val="0"/>
-          <w:iCs w:val="0"/>
-          <w:color w:val="000000"/>
-          <w:sz w:val="20"/>
-          <w:szCs w:val="20"/>
-          <w:u w:val="none"/>
-        </w:rPr>
-        <w:t xml:space="preserve">+    </w:t>
-      </w:r>
-      <w:r>
-        <w:rPr>
-          <w:rFonts w:ascii="Malgun Gothic" w:cs="Malgun Gothic" w:eastAsia="Malgun Gothic" w:hAnsi="Malgun Gothic"/>
-          <w:b w:val="0"/>
-          <w:bCs w:val="0"/>
-          <w:i w:val="0"/>
-          <w:iCs w:val="0"/>
-          <w:color w:val="000000"/>
-          <w:sz w:val="20"/>
-          <w:szCs w:val="20"/>
-          <w:u w:val="none"/>
-        </w:rPr>
-        <w:t>recruit  —  채용하다</w:t>
+        <w:t>recruit</w:t>
       </w:r>
     </w:p>
     <w:p>
@@ -2595,34 +2270,6 @@
           <w:u w:val="none"/>
         </w:rPr>
         <w:t>Ex)  When we hire people, we care about attitude more than skills.</w:t>
-      </w:r>
-      <w:r>
-        <w:rPr>
-          <w:rFonts w:ascii="Malgun Gothic" w:cs="Malgun Gothic" w:eastAsia="Malgun Gothic" w:hAnsi="Malgun Gothic"/>
-          <w:b w:val="0"/>
-          <w:bCs w:val="0"/>
-          <w:i w:val="0"/>
-          <w:iCs w:val="0"/>
-          <w:color w:val="000000"/>
-          <w:sz w:val="20"/>
-          <w:szCs w:val="20"/>
-          <w:u w:val="none"/>
-        </w:rPr>
-        <w:br w:type="textWrapping"/>
-      </w:r>
-      <w:r>
-        <w:rPr>
-          <w:rFonts w:ascii="Malgun Gothic" w:cs="Malgun Gothic" w:eastAsia="Malgun Gothic" w:hAnsi="Malgun Gothic"/>
-          <w:b w:val="0"/>
-          <w:bCs w:val="0"/>
-          <w:i w:val="0"/>
-          <w:iCs w:val="0"/>
-          <w:color w:val="505050"/>
-          <w:sz w:val="18"/>
-          <w:szCs w:val="18"/>
-          <w:u w:val="none"/>
-        </w:rPr>
-        <w:t xml:space="preserve">      우리는 사람을 뽑을 때 기술보다 태도를 더 중요하게 봐요.</w:t>
       </w:r>
     </w:p>
     <w:p>
@@ -2791,7 +2438,7 @@
           <w:szCs w:val="18"/>
           <w:u w:val="none"/>
         </w:rPr>
-        <w:t>영상을 들으며(또는 스크립트를 복습하며) 빈칸을 채워 보세요.</w:t>
+        <w:t xml:space="preserve">Listen to the video (or review the script) and fill in the blanks.</w:t>
       </w:r>
     </w:p>
     <w:p>
@@ -3195,332 +2842,6 @@
           <w:u w:val="none"/>
         </w:rPr>
       </w:pPr>
-    </w:p>
-    <w:p>
-      <w:pPr>
-        <w:spacing w:after="0" w:before="0" w:line="240" w:lineRule="auto"/>
-        <w:ind w:left="0" w:right="0" w:firstLine="0"/>
-        <w:jc w:val="left"/>
-        <w:rPr>
-          <w:rFonts w:ascii="Malgun Gothic" w:cs="Malgun Gothic" w:eastAsia="Malgun Gothic" w:hAnsi="Malgun Gothic"/>
-          <w:b w:val="0"/>
-          <w:bCs w:val="0"/>
-          <w:i w:val="0"/>
-          <w:iCs w:val="0"/>
-          <w:color w:val="000000"/>
-          <w:sz w:val="20"/>
-          <w:szCs w:val="20"/>
-          <w:u w:val="none"/>
-        </w:rPr>
-      </w:pPr>
-    </w:p>
-    <w:p>
-      <w:pPr>
-        <w:spacing w:after="0" w:before="0" w:line="240" w:lineRule="auto"/>
-        <w:ind w:left="0" w:right="0" w:firstLine="0"/>
-        <w:jc w:val="center"/>
-        <w:rPr>
-          <w:rFonts w:ascii="Malgun Gothic" w:cs="Malgun Gothic" w:eastAsia="Malgun Gothic" w:hAnsi="Malgun Gothic"/>
-          <w:b w:val="0"/>
-          <w:bCs w:val="0"/>
-          <w:i w:val="0"/>
-          <w:iCs w:val="0"/>
-          <w:color w:val="000000"/>
-          <w:sz w:val="20"/>
-          <w:szCs w:val="20"/>
-          <w:u w:val="none"/>
-        </w:rPr>
-      </w:pPr>
-      <w:r>
-        <w:rPr>
-          <w:rFonts w:ascii="Malgun Gothic" w:cs="Malgun Gothic" w:eastAsia="Malgun Gothic" w:hAnsi="Malgun Gothic"/>
-          <w:b w:val="1"/>
-          <w:bCs w:val="1"/>
-          <w:i w:val="0"/>
-          <w:iCs w:val="0"/>
-          <w:color w:val="4472c4"/>
-          <w:sz w:val="22"/>
-          <w:szCs w:val="22"/>
-          <w:u w:val="none"/>
-        </w:rPr>
-        <w:t>Answer Key</w:t>
-      </w:r>
-    </w:p>
-    <w:p>
-      <w:pPr>
-        <w:spacing w:after="0" w:before="0" w:line="240" w:lineRule="auto"/>
-        <w:ind w:left="0" w:right="0" w:firstLine="0"/>
-        <w:jc w:val="left"/>
-        <w:rPr>
-          <w:rFonts w:ascii="Malgun Gothic" w:cs="Malgun Gothic" w:eastAsia="Malgun Gothic" w:hAnsi="Malgun Gothic"/>
-          <w:b w:val="0"/>
-          <w:bCs w:val="0"/>
-          <w:i w:val="0"/>
-          <w:iCs w:val="0"/>
-          <w:color w:val="000000"/>
-          <w:sz w:val="20"/>
-          <w:szCs w:val="20"/>
-          <w:u w:val="none"/>
-        </w:rPr>
-      </w:pPr>
-      <w:r>
-        <w:rPr>
-          <w:rFonts w:ascii="Malgun Gothic" w:cs="Malgun Gothic" w:eastAsia="Malgun Gothic" w:hAnsi="Malgun Gothic"/>
-          <w:b w:val="1"/>
-          <w:bCs w:val="1"/>
-          <w:i w:val="0"/>
-          <w:iCs w:val="0"/>
-          <w:color w:val="000000"/>
-          <w:sz w:val="20"/>
-          <w:szCs w:val="20"/>
-          <w:u w:val="none"/>
-        </w:rPr>
-        <w:t xml:space="preserve">1.   </w:t>
-      </w:r>
-      <w:r>
-        <w:rPr>
-          <w:rFonts w:ascii="Malgun Gothic" w:cs="Malgun Gothic" w:eastAsia="Malgun Gothic" w:hAnsi="Malgun Gothic"/>
-          <w:b w:val="0"/>
-          <w:bCs w:val="0"/>
-          <w:i w:val="0"/>
-          <w:iCs w:val="0"/>
-          <w:color w:val="000000"/>
-          <w:sz w:val="20"/>
-          <w:szCs w:val="20"/>
-          <w:u w:val="none"/>
-        </w:rPr>
-        <w:t>common commodity</w:t>
-      </w:r>
-    </w:p>
-    <w:p>
-      <w:pPr>
-        <w:spacing w:after="0" w:before="0" w:line="240" w:lineRule="auto"/>
-        <w:ind w:left="0" w:right="0" w:firstLine="0"/>
-        <w:jc w:val="left"/>
-        <w:rPr>
-          <w:rFonts w:ascii="Malgun Gothic" w:cs="Malgun Gothic" w:eastAsia="Malgun Gothic" w:hAnsi="Malgun Gothic"/>
-          <w:b w:val="0"/>
-          <w:bCs w:val="0"/>
-          <w:i w:val="0"/>
-          <w:iCs w:val="0"/>
-          <w:color w:val="000000"/>
-          <w:sz w:val="20"/>
-          <w:szCs w:val="20"/>
-          <w:u w:val="none"/>
-        </w:rPr>
-      </w:pPr>
-      <w:r>
-        <w:rPr>
-          <w:rFonts w:ascii="Malgun Gothic" w:cs="Malgun Gothic" w:eastAsia="Malgun Gothic" w:hAnsi="Malgun Gothic"/>
-          <w:b w:val="1"/>
-          <w:bCs w:val="1"/>
-          <w:i w:val="0"/>
-          <w:iCs w:val="0"/>
-          <w:color w:val="000000"/>
-          <w:sz w:val="20"/>
-          <w:szCs w:val="20"/>
-          <w:u w:val="none"/>
-        </w:rPr>
-        <w:t xml:space="preserve">2.   </w:t>
-      </w:r>
-      <w:r>
-        <w:rPr>
-          <w:rFonts w:ascii="Malgun Gothic" w:cs="Malgun Gothic" w:eastAsia="Malgun Gothic" w:hAnsi="Malgun Gothic"/>
-          <w:b w:val="0"/>
-          <w:bCs w:val="0"/>
-          <w:i w:val="0"/>
-          <w:iCs w:val="0"/>
-          <w:color w:val="000000"/>
-          <w:sz w:val="20"/>
-          <w:szCs w:val="20"/>
-          <w:u w:val="none"/>
-        </w:rPr>
-        <w:t>On top of that</w:t>
-      </w:r>
-    </w:p>
-    <w:p>
-      <w:pPr>
-        <w:spacing w:after="0" w:before="0" w:line="240" w:lineRule="auto"/>
-        <w:ind w:left="0" w:right="0" w:firstLine="0"/>
-        <w:jc w:val="left"/>
-        <w:rPr>
-          <w:rFonts w:ascii="Malgun Gothic" w:cs="Malgun Gothic" w:eastAsia="Malgun Gothic" w:hAnsi="Malgun Gothic"/>
-          <w:b w:val="0"/>
-          <w:bCs w:val="0"/>
-          <w:i w:val="0"/>
-          <w:iCs w:val="0"/>
-          <w:color w:val="000000"/>
-          <w:sz w:val="20"/>
-          <w:szCs w:val="20"/>
-          <w:u w:val="none"/>
-        </w:rPr>
-      </w:pPr>
-      <w:r>
-        <w:rPr>
-          <w:rFonts w:ascii="Malgun Gothic" w:cs="Malgun Gothic" w:eastAsia="Malgun Gothic" w:hAnsi="Malgun Gothic"/>
-          <w:b w:val="1"/>
-          <w:bCs w:val="1"/>
-          <w:i w:val="0"/>
-          <w:iCs w:val="0"/>
-          <w:color w:val="000000"/>
-          <w:sz w:val="20"/>
-          <w:szCs w:val="20"/>
-          <w:u w:val="none"/>
-        </w:rPr>
-        <w:t xml:space="preserve">3.   </w:t>
-      </w:r>
-      <w:r>
-        <w:rPr>
-          <w:rFonts w:ascii="Malgun Gothic" w:cs="Malgun Gothic" w:eastAsia="Malgun Gothic" w:hAnsi="Malgun Gothic"/>
-          <w:b w:val="0"/>
-          <w:bCs w:val="0"/>
-          <w:i w:val="0"/>
-          <w:iCs w:val="0"/>
-          <w:color w:val="000000"/>
-          <w:sz w:val="20"/>
-          <w:szCs w:val="20"/>
-          <w:u w:val="none"/>
-        </w:rPr>
-        <w:t>doing well</w:t>
-      </w:r>
-    </w:p>
-    <w:p>
-      <w:pPr>
-        <w:spacing w:after="0" w:before="0" w:line="240" w:lineRule="auto"/>
-        <w:ind w:left="0" w:right="0" w:firstLine="0"/>
-        <w:jc w:val="left"/>
-        <w:rPr>
-          <w:rFonts w:ascii="Malgun Gothic" w:cs="Malgun Gothic" w:eastAsia="Malgun Gothic" w:hAnsi="Malgun Gothic"/>
-          <w:b w:val="0"/>
-          <w:bCs w:val="0"/>
-          <w:i w:val="0"/>
-          <w:iCs w:val="0"/>
-          <w:color w:val="000000"/>
-          <w:sz w:val="20"/>
-          <w:szCs w:val="20"/>
-          <w:u w:val="none"/>
-        </w:rPr>
-      </w:pPr>
-      <w:r>
-        <w:rPr>
-          <w:rFonts w:ascii="Malgun Gothic" w:cs="Malgun Gothic" w:eastAsia="Malgun Gothic" w:hAnsi="Malgun Gothic"/>
-          <w:b w:val="1"/>
-          <w:bCs w:val="1"/>
-          <w:i w:val="0"/>
-          <w:iCs w:val="0"/>
-          <w:color w:val="000000"/>
-          <w:sz w:val="20"/>
-          <w:szCs w:val="20"/>
-          <w:u w:val="none"/>
-        </w:rPr>
-        <w:t xml:space="preserve">4.   </w:t>
-      </w:r>
-      <w:r>
-        <w:rPr>
-          <w:rFonts w:ascii="Malgun Gothic" w:cs="Malgun Gothic" w:eastAsia="Malgun Gothic" w:hAnsi="Malgun Gothic"/>
-          <w:b w:val="0"/>
-          <w:bCs w:val="0"/>
-          <w:i w:val="0"/>
-          <w:iCs w:val="0"/>
-          <w:color w:val="000000"/>
-          <w:sz w:val="20"/>
-          <w:szCs w:val="20"/>
-          <w:u w:val="none"/>
-        </w:rPr>
-        <w:t>jealous</w:t>
-      </w:r>
-    </w:p>
-    <w:p>
-      <w:pPr>
-        <w:spacing w:after="0" w:before="0" w:line="240" w:lineRule="auto"/>
-        <w:ind w:left="0" w:right="0" w:firstLine="0"/>
-        <w:jc w:val="left"/>
-        <w:rPr>
-          <w:rFonts w:ascii="Malgun Gothic" w:cs="Malgun Gothic" w:eastAsia="Malgun Gothic" w:hAnsi="Malgun Gothic"/>
-          <w:b w:val="0"/>
-          <w:bCs w:val="0"/>
-          <w:i w:val="0"/>
-          <w:iCs w:val="0"/>
-          <w:color w:val="000000"/>
-          <w:sz w:val="20"/>
-          <w:szCs w:val="20"/>
-          <w:u w:val="none"/>
-        </w:rPr>
-      </w:pPr>
-      <w:r>
-        <w:rPr>
-          <w:rFonts w:ascii="Malgun Gothic" w:cs="Malgun Gothic" w:eastAsia="Malgun Gothic" w:hAnsi="Malgun Gothic"/>
-          <w:b w:val="1"/>
-          <w:bCs w:val="1"/>
-          <w:i w:val="0"/>
-          <w:iCs w:val="0"/>
-          <w:color w:val="000000"/>
-          <w:sz w:val="20"/>
-          <w:szCs w:val="20"/>
-          <w:u w:val="none"/>
-        </w:rPr>
-        <w:t xml:space="preserve">5.   </w:t>
-      </w:r>
-      <w:r>
-        <w:rPr>
-          <w:rFonts w:ascii="Malgun Gothic" w:cs="Malgun Gothic" w:eastAsia="Malgun Gothic" w:hAnsi="Malgun Gothic"/>
-          <w:b w:val="0"/>
-          <w:bCs w:val="0"/>
-          <w:i w:val="0"/>
-          <w:iCs w:val="0"/>
-          <w:color w:val="000000"/>
-          <w:sz w:val="20"/>
-          <w:szCs w:val="20"/>
-          <w:u w:val="none"/>
-        </w:rPr>
-        <w:t>look for / happy for</w:t>
-      </w:r>
-    </w:p>
-    <w:p>
-      <w:pPr>
-        <w:spacing w:after="0" w:before="0" w:line="240" w:lineRule="auto"/>
-        <w:ind w:left="0" w:right="0" w:firstLine="0"/>
-        <w:jc w:val="left"/>
-        <w:rPr>
-          <w:rFonts w:ascii="Malgun Gothic" w:cs="Malgun Gothic" w:eastAsia="Malgun Gothic" w:hAnsi="Malgun Gothic"/>
-          <w:b w:val="0"/>
-          <w:bCs w:val="0"/>
-          <w:i w:val="0"/>
-          <w:iCs w:val="0"/>
-          <w:color w:val="000000"/>
-          <w:sz w:val="20"/>
-          <w:szCs w:val="20"/>
-          <w:u w:val="none"/>
-        </w:rPr>
-      </w:pPr>
-      <w:r>
-        <w:rPr>
-          <w:rFonts w:ascii="Malgun Gothic" w:cs="Malgun Gothic" w:eastAsia="Malgun Gothic" w:hAnsi="Malgun Gothic"/>
-          <w:b w:val="1"/>
-          <w:bCs w:val="1"/>
-          <w:i w:val="0"/>
-          <w:iCs w:val="0"/>
-          <w:color w:val="000000"/>
-          <w:sz w:val="20"/>
-          <w:szCs w:val="20"/>
-          <w:u w:val="none"/>
-        </w:rPr>
-        <w:t xml:space="preserve">6.   </w:t>
-      </w:r>
-      <w:r>
-        <w:rPr>
-          <w:rFonts w:ascii="Malgun Gothic" w:cs="Malgun Gothic" w:eastAsia="Malgun Gothic" w:hAnsi="Malgun Gothic"/>
-          <w:b w:val="0"/>
-          <w:bCs w:val="0"/>
-          <w:i w:val="0"/>
-          <w:iCs w:val="0"/>
-          <w:color w:val="000000"/>
-          <w:sz w:val="20"/>
-          <w:szCs w:val="20"/>
-          <w:u w:val="none"/>
-        </w:rPr>
-        <w:t>pick / attitude</w:t>
-      </w:r>
     </w:p>
     <w:p>
       <w:r>
@@ -3670,7 +2991,7 @@
           <w:szCs w:val="18"/>
           <w:u w:val="none"/>
         </w:rPr>
-        <w:t>영상을 보고 답해 보세요. (아래는 모범답변입니다)</w:t>
+        <w:t xml:space="preserve">Watch the video and answer the questions.</w:t>
       </w:r>
     </w:p>
     <w:p>
@@ -3754,6 +3075,24 @@
           <w:u w:val="none"/>
         </w:rPr>
       </w:pPr>
+    </w:p>
+    <w:p>
+      <w:pPr>
+        <w:spacing w:after="0" w:before="0" w:line="240" w:lineRule="auto"/>
+        <w:ind w:left="0" w:right="0" w:firstLine="0"/>
+        <w:jc w:val="left"/>
+        <w:rPr>
+          <w:rFonts w:ascii="Malgun Gothic" w:cs="Malgun Gothic" w:eastAsia="Malgun Gothic" w:hAnsi="Malgun Gothic"/>
+          <w:b w:val="0"/>
+          <w:bCs w:val="0"/>
+          <w:i w:val="0"/>
+          <w:iCs w:val="0"/>
+          <w:color w:val="000000"/>
+          <w:sz w:val="20"/>
+          <w:szCs w:val="20"/>
+          <w:u w:val="none"/>
+        </w:rPr>
+      </w:pPr>
       <w:r>
         <w:rPr>
           <w:rFonts w:ascii="Malgun Gothic" w:cs="Malgun Gothic" w:eastAsia="Malgun Gothic" w:hAnsi="Malgun Gothic"/>
@@ -3766,21 +3105,21 @@
           <w:szCs w:val="20"/>
           <w:u w:val="none"/>
         </w:rPr>
-        <w:t xml:space="preserve">A    </w:t>
-      </w:r>
-      <w:r>
-        <w:rPr>
-          <w:rFonts w:ascii="Malgun Gothic" w:cs="Malgun Gothic" w:eastAsia="Malgun Gothic" w:hAnsi="Malgun Gothic"/>
-          <w:b w:val="0"/>
-          <w:bCs w:val="0"/>
-          <w:i w:val="0"/>
-          <w:iCs w:val="0"/>
-          <w:color w:val="000000"/>
-          <w:sz w:val="20"/>
-          <w:szCs w:val="20"/>
-          <w:u w:val="none"/>
-        </w:rPr>
-        <w:t>Jensen Huang, the CEO of NVIDIA.</w:t>
+        <w:t xml:space="preserve">Q    </w:t>
+      </w:r>
+      <w:r>
+        <w:rPr>
+          <w:rFonts w:ascii="Malgun Gothic" w:cs="Malgun Gothic" w:eastAsia="Malgun Gothic" w:hAnsi="Malgun Gothic"/>
+          <w:b w:val="0"/>
+          <w:bCs w:val="0"/>
+          <w:i w:val="0"/>
+          <w:iCs w:val="0"/>
+          <w:color w:val="000000"/>
+          <w:sz w:val="20"/>
+          <w:szCs w:val="20"/>
+          <w:u w:val="none"/>
+        </w:rPr>
+        <w:t>What does he say about intelligence these days?</w:t>
       </w:r>
     </w:p>
     <w:p>
@@ -3844,8 +3183,26 @@
           <w:szCs w:val="20"/>
           <w:u w:val="none"/>
         </w:rPr>
-        <w:t>What does he say about intelligence these days?</w:t>
-      </w:r>
+        <w:t>What made him happy when he visited Korea?</w:t>
+      </w:r>
+    </w:p>
+    <w:p>
+      <w:pPr>
+        <w:spacing w:after="0" w:before="0" w:line="240" w:lineRule="auto"/>
+        <w:ind w:left="0" w:right="0" w:firstLine="0"/>
+        <w:jc w:val="left"/>
+        <w:rPr>
+          <w:rFonts w:ascii="Malgun Gothic" w:cs="Malgun Gothic" w:eastAsia="Malgun Gothic" w:hAnsi="Malgun Gothic"/>
+          <w:b w:val="0"/>
+          <w:bCs w:val="0"/>
+          <w:i w:val="0"/>
+          <w:iCs w:val="0"/>
+          <w:color w:val="000000"/>
+          <w:sz w:val="20"/>
+          <w:szCs w:val="20"/>
+          <w:u w:val="none"/>
+        </w:rPr>
+      </w:pPr>
     </w:p>
     <w:p>
       <w:pPr>
@@ -3876,21 +3233,21 @@
           <w:szCs w:val="20"/>
           <w:u w:val="none"/>
         </w:rPr>
-        <w:t xml:space="preserve">A    </w:t>
-      </w:r>
-      <w:r>
-        <w:rPr>
-          <w:rFonts w:ascii="Malgun Gothic" w:cs="Malgun Gothic" w:eastAsia="Malgun Gothic" w:hAnsi="Malgun Gothic"/>
-          <w:b w:val="0"/>
-          <w:bCs w:val="0"/>
-          <w:i w:val="0"/>
-          <w:iCs w:val="0"/>
-          <w:color w:val="000000"/>
-          <w:sz w:val="20"/>
-          <w:szCs w:val="20"/>
-          <w:u w:val="none"/>
-        </w:rPr>
-        <w:t>It's a common commodity now — and on top of that, we even have AI.</w:t>
+        <w:t xml:space="preserve">Q    </w:t>
+      </w:r>
+      <w:r>
+        <w:rPr>
+          <w:rFonts w:ascii="Malgun Gothic" w:cs="Malgun Gothic" w:eastAsia="Malgun Gothic" w:hAnsi="Malgun Gothic"/>
+          <w:b w:val="0"/>
+          <w:bCs w:val="0"/>
+          <w:i w:val="0"/>
+          <w:iCs w:val="0"/>
+          <w:color w:val="000000"/>
+          <w:sz w:val="20"/>
+          <w:szCs w:val="20"/>
+          <w:u w:val="none"/>
+        </w:rPr>
+        <w:t>What kind of people does he look for?</w:t>
       </w:r>
     </w:p>
     <w:p>
@@ -3954,273 +3311,7 @@
           <w:szCs w:val="20"/>
           <w:u w:val="none"/>
         </w:rPr>
-        <w:t>What made him happy when he visited Korea?</w:t>
-      </w:r>
-    </w:p>
-    <w:p>
-      <w:pPr>
-        <w:spacing w:after="0" w:before="0" w:line="240" w:lineRule="auto"/>
-        <w:ind w:left="0" w:right="0" w:firstLine="0"/>
-        <w:jc w:val="left"/>
-        <w:rPr>
-          <w:rFonts w:ascii="Malgun Gothic" w:cs="Malgun Gothic" w:eastAsia="Malgun Gothic" w:hAnsi="Malgun Gothic"/>
-          <w:b w:val="0"/>
-          <w:bCs w:val="0"/>
-          <w:i w:val="0"/>
-          <w:iCs w:val="0"/>
-          <w:color w:val="000000"/>
-          <w:sz w:val="20"/>
-          <w:szCs w:val="20"/>
-          <w:u w:val="none"/>
-        </w:rPr>
-      </w:pPr>
-      <w:r>
-        <w:rPr>
-          <w:rFonts w:ascii="Malgun Gothic" w:cs="Malgun Gothic" w:eastAsia="Malgun Gothic" w:hAnsi="Malgun Gothic"/>
-          <w:b w:val="1"/>
-          <w:bCs w:val="1"/>
-          <w:i w:val="0"/>
-          <w:iCs w:val="0"/>
-          <w:color w:val="000000"/>
-          <w:sz w:val="20"/>
-          <w:szCs w:val="20"/>
-          <w:u w:val="none"/>
-        </w:rPr>
-        <w:t xml:space="preserve">A    </w:t>
-      </w:r>
-      <w:r>
-        <w:rPr>
-          <w:rFonts w:ascii="Malgun Gothic" w:cs="Malgun Gothic" w:eastAsia="Malgun Gothic" w:hAnsi="Malgun Gothic"/>
-          <w:b w:val="0"/>
-          <w:bCs w:val="0"/>
-          <w:i w:val="0"/>
-          <w:iCs w:val="0"/>
-          <w:color w:val="000000"/>
-          <w:sz w:val="20"/>
-          <w:szCs w:val="20"/>
-          <w:u w:val="none"/>
-        </w:rPr>
-        <w:t>Seeing the restaurants he visited — a samgyeopsal place and a chicken place — doing well.</w:t>
-      </w:r>
-    </w:p>
-    <w:p>
-      <w:pPr>
-        <w:spacing w:after="0" w:before="0" w:line="240" w:lineRule="auto"/>
-        <w:ind w:left="0" w:right="0" w:firstLine="0"/>
-        <w:jc w:val="left"/>
-        <w:rPr>
-          <w:rFonts w:ascii="Malgun Gothic" w:cs="Malgun Gothic" w:eastAsia="Malgun Gothic" w:hAnsi="Malgun Gothic"/>
-          <w:b w:val="0"/>
-          <w:bCs w:val="0"/>
-          <w:i w:val="0"/>
-          <w:iCs w:val="0"/>
-          <w:color w:val="000000"/>
-          <w:sz w:val="20"/>
-          <w:szCs w:val="20"/>
-          <w:u w:val="none"/>
-        </w:rPr>
-      </w:pPr>
-    </w:p>
-    <w:p>
-      <w:pPr>
-        <w:spacing w:after="0" w:before="0" w:line="240" w:lineRule="auto"/>
-        <w:ind w:left="0" w:right="0" w:firstLine="0"/>
-        <w:jc w:val="left"/>
-        <w:rPr>
-          <w:rFonts w:ascii="Malgun Gothic" w:cs="Malgun Gothic" w:eastAsia="Malgun Gothic" w:hAnsi="Malgun Gothic"/>
-          <w:b w:val="0"/>
-          <w:bCs w:val="0"/>
-          <w:i w:val="0"/>
-          <w:iCs w:val="0"/>
-          <w:color w:val="000000"/>
-          <w:sz w:val="20"/>
-          <w:szCs w:val="20"/>
-          <w:u w:val="none"/>
-        </w:rPr>
-      </w:pPr>
-      <w:r>
-        <w:rPr>
-          <w:rFonts w:ascii="Malgun Gothic" w:cs="Malgun Gothic" w:eastAsia="Malgun Gothic" w:hAnsi="Malgun Gothic"/>
-          <w:b w:val="1"/>
-          <w:bCs w:val="1"/>
-          <w:i w:val="0"/>
-          <w:iCs w:val="0"/>
-          <w:color w:val="000000"/>
-          <w:sz w:val="20"/>
-          <w:szCs w:val="20"/>
-          <w:u w:val="none"/>
-        </w:rPr>
-        <w:t xml:space="preserve">Q    </w:t>
-      </w:r>
-      <w:r>
-        <w:rPr>
-          <w:rFonts w:ascii="Malgun Gothic" w:cs="Malgun Gothic" w:eastAsia="Malgun Gothic" w:hAnsi="Malgun Gothic"/>
-          <w:b w:val="0"/>
-          <w:bCs w:val="0"/>
-          <w:i w:val="0"/>
-          <w:iCs w:val="0"/>
-          <w:color w:val="000000"/>
-          <w:sz w:val="20"/>
-          <w:szCs w:val="20"/>
-          <w:u w:val="none"/>
-        </w:rPr>
-        <w:t>What kind of people does he look for?</w:t>
-      </w:r>
-    </w:p>
-    <w:p>
-      <w:pPr>
-        <w:spacing w:after="0" w:before="0" w:line="240" w:lineRule="auto"/>
-        <w:ind w:left="0" w:right="0" w:firstLine="0"/>
-        <w:jc w:val="left"/>
-        <w:rPr>
-          <w:rFonts w:ascii="Malgun Gothic" w:cs="Malgun Gothic" w:eastAsia="Malgun Gothic" w:hAnsi="Malgun Gothic"/>
-          <w:b w:val="0"/>
-          <w:bCs w:val="0"/>
-          <w:i w:val="0"/>
-          <w:iCs w:val="0"/>
-          <w:color w:val="000000"/>
-          <w:sz w:val="20"/>
-          <w:szCs w:val="20"/>
-          <w:u w:val="none"/>
-        </w:rPr>
-      </w:pPr>
-      <w:r>
-        <w:rPr>
-          <w:rFonts w:ascii="Malgun Gothic" w:cs="Malgun Gothic" w:eastAsia="Malgun Gothic" w:hAnsi="Malgun Gothic"/>
-          <w:b w:val="1"/>
-          <w:bCs w:val="1"/>
-          <w:i w:val="0"/>
-          <w:iCs w:val="0"/>
-          <w:color w:val="000000"/>
-          <w:sz w:val="20"/>
-          <w:szCs w:val="20"/>
-          <w:u w:val="none"/>
-        </w:rPr>
-        <w:t xml:space="preserve">A    </w:t>
-      </w:r>
-      <w:r>
-        <w:rPr>
-          <w:rFonts w:ascii="Malgun Gothic" w:cs="Malgun Gothic" w:eastAsia="Malgun Gothic" w:hAnsi="Malgun Gothic"/>
-          <w:b w:val="0"/>
-          <w:bCs w:val="0"/>
-          <w:i w:val="0"/>
-          <w:iCs w:val="0"/>
-          <w:color w:val="000000"/>
-          <w:sz w:val="20"/>
-          <w:szCs w:val="20"/>
-          <w:u w:val="none"/>
-        </w:rPr>
-        <w:t>People who can be happy for others' success.</w:t>
-      </w:r>
-    </w:p>
-    <w:p>
-      <w:pPr>
-        <w:spacing w:after="0" w:before="0" w:line="240" w:lineRule="auto"/>
-        <w:ind w:left="0" w:right="0" w:firstLine="0"/>
-        <w:jc w:val="left"/>
-        <w:rPr>
-          <w:rFonts w:ascii="Malgun Gothic" w:cs="Malgun Gothic" w:eastAsia="Malgun Gothic" w:hAnsi="Malgun Gothic"/>
-          <w:b w:val="0"/>
-          <w:bCs w:val="0"/>
-          <w:i w:val="0"/>
-          <w:iCs w:val="0"/>
-          <w:color w:val="000000"/>
-          <w:sz w:val="20"/>
-          <w:szCs w:val="20"/>
-          <w:u w:val="none"/>
-        </w:rPr>
-      </w:pPr>
-    </w:p>
-    <w:p>
-      <w:pPr>
-        <w:spacing w:after="0" w:before="0" w:line="240" w:lineRule="auto"/>
-        <w:ind w:left="0" w:right="0" w:firstLine="0"/>
-        <w:jc w:val="left"/>
-        <w:rPr>
-          <w:rFonts w:ascii="Malgun Gothic" w:cs="Malgun Gothic" w:eastAsia="Malgun Gothic" w:hAnsi="Malgun Gothic"/>
-          <w:b w:val="0"/>
-          <w:bCs w:val="0"/>
-          <w:i w:val="0"/>
-          <w:iCs w:val="0"/>
-          <w:color w:val="000000"/>
-          <w:sz w:val="20"/>
-          <w:szCs w:val="20"/>
-          <w:u w:val="none"/>
-        </w:rPr>
-      </w:pPr>
-      <w:r>
-        <w:rPr>
-          <w:rFonts w:ascii="Malgun Gothic" w:cs="Malgun Gothic" w:eastAsia="Malgun Gothic" w:hAnsi="Malgun Gothic"/>
-          <w:b w:val="1"/>
-          <w:bCs w:val="1"/>
-          <w:i w:val="0"/>
-          <w:iCs w:val="0"/>
-          <w:color w:val="000000"/>
-          <w:sz w:val="20"/>
-          <w:szCs w:val="20"/>
-          <w:u w:val="none"/>
-        </w:rPr>
-        <w:t xml:space="preserve">Q    </w:t>
-      </w:r>
-      <w:r>
-        <w:rPr>
-          <w:rFonts w:ascii="Malgun Gothic" w:cs="Malgun Gothic" w:eastAsia="Malgun Gothic" w:hAnsi="Malgun Gothic"/>
-          <w:b w:val="0"/>
-          <w:bCs w:val="0"/>
-          <w:i w:val="0"/>
-          <w:iCs w:val="0"/>
-          <w:color w:val="000000"/>
-          <w:sz w:val="20"/>
-          <w:szCs w:val="20"/>
-          <w:u w:val="none"/>
-        </w:rPr>
         <w:t>When he picks people, what matters more than intelligence?</w:t>
-      </w:r>
-    </w:p>
-    <w:p>
-      <w:pPr>
-        <w:spacing w:after="0" w:before="0" w:line="240" w:lineRule="auto"/>
-        <w:ind w:left="0" w:right="0" w:firstLine="0"/>
-        <w:jc w:val="left"/>
-        <w:rPr>
-          <w:rFonts w:ascii="Malgun Gothic" w:cs="Malgun Gothic" w:eastAsia="Malgun Gothic" w:hAnsi="Malgun Gothic"/>
-          <w:b w:val="0"/>
-          <w:bCs w:val="0"/>
-          <w:i w:val="0"/>
-          <w:iCs w:val="0"/>
-          <w:color w:val="000000"/>
-          <w:sz w:val="20"/>
-          <w:szCs w:val="20"/>
-          <w:u w:val="none"/>
-        </w:rPr>
-      </w:pPr>
-      <w:r>
-        <w:rPr>
-          <w:rFonts w:ascii="Malgun Gothic" w:cs="Malgun Gothic" w:eastAsia="Malgun Gothic" w:hAnsi="Malgun Gothic"/>
-          <w:b w:val="1"/>
-          <w:bCs w:val="1"/>
-          <w:i w:val="0"/>
-          <w:iCs w:val="0"/>
-          <w:color w:val="000000"/>
-          <w:sz w:val="20"/>
-          <w:szCs w:val="20"/>
-          <w:u w:val="none"/>
-        </w:rPr>
-        <w:t xml:space="preserve">A    </w:t>
-      </w:r>
-      <w:r>
-        <w:rPr>
-          <w:rFonts w:ascii="Malgun Gothic" w:cs="Malgun Gothic" w:eastAsia="Malgun Gothic" w:hAnsi="Malgun Gothic"/>
-          <w:b w:val="0"/>
-          <w:bCs w:val="0"/>
-          <w:i w:val="0"/>
-          <w:iCs w:val="0"/>
-          <w:color w:val="000000"/>
-          <w:sz w:val="20"/>
-          <w:szCs w:val="20"/>
-          <w:u w:val="none"/>
-        </w:rPr>
-        <w:t>Their attitude — whether they can celebrate other people's success.</w:t>
       </w:r>
     </w:p>
     <w:p>
@@ -4354,6 +3445,24 @@
           <w:u w:val="none"/>
         </w:rPr>
       </w:pPr>
+    </w:p>
+    <w:p>
+      <w:pPr>
+        <w:spacing w:after="0" w:before="0" w:line="240" w:lineRule="auto"/>
+        <w:ind w:left="0" w:right="0" w:firstLine="0"/>
+        <w:jc w:val="left"/>
+        <w:rPr>
+          <w:rFonts w:ascii="Malgun Gothic" w:cs="Malgun Gothic" w:eastAsia="Malgun Gothic" w:hAnsi="Malgun Gothic"/>
+          <w:b w:val="0"/>
+          <w:bCs w:val="0"/>
+          <w:i w:val="0"/>
+          <w:iCs w:val="0"/>
+          <w:color w:val="000000"/>
+          <w:sz w:val="20"/>
+          <w:szCs w:val="20"/>
+          <w:u w:val="none"/>
+        </w:rPr>
+      </w:pPr>
       <w:r>
         <w:rPr>
           <w:rFonts w:ascii="Malgun Gothic" w:cs="Malgun Gothic" w:eastAsia="Malgun Gothic" w:hAnsi="Malgun Gothic"/>
@@ -4366,21 +3475,21 @@
           <w:szCs w:val="20"/>
           <w:u w:val="none"/>
         </w:rPr>
-        <w:t xml:space="preserve">A    </w:t>
-      </w:r>
-      <w:r>
-        <w:rPr>
-          <w:rFonts w:ascii="Malgun Gothic" w:cs="Malgun Gothic" w:eastAsia="Malgun Gothic" w:hAnsi="Malgun Gothic"/>
-          <w:b w:val="0"/>
-          <w:bCs w:val="0"/>
-          <w:i w:val="0"/>
-          <w:iCs w:val="0"/>
-          <w:color w:val="000000"/>
-          <w:sz w:val="20"/>
-          <w:szCs w:val="20"/>
-          <w:u w:val="none"/>
-        </w:rPr>
-        <w:t>Yes, to be honest, sometimes I feel a little jealous. But I try to be happy for them, because their success doesn't take anything away from me.</w:t>
+        <w:t xml:space="preserve">Q    </w:t>
+      </w:r>
+      <w:r>
+        <w:rPr>
+          <w:rFonts w:ascii="Malgun Gothic" w:cs="Malgun Gothic" w:eastAsia="Malgun Gothic" w:hAnsi="Malgun Gothic"/>
+          <w:b w:val="0"/>
+          <w:bCs w:val="0"/>
+          <w:i w:val="0"/>
+          <w:iCs w:val="0"/>
+          <w:color w:val="000000"/>
+          <w:sz w:val="20"/>
+          <w:szCs w:val="20"/>
+          <w:u w:val="none"/>
+        </w:rPr>
+        <w:t>What do you look for in a coworker or a friend?</w:t>
       </w:r>
     </w:p>
     <w:p>
@@ -4444,163 +3553,7 @@
           <w:szCs w:val="20"/>
           <w:u w:val="none"/>
         </w:rPr>
-        <w:t>What do you look for in a coworker or a friend?</w:t>
-      </w:r>
-    </w:p>
-    <w:p>
-      <w:pPr>
-        <w:spacing w:after="0" w:before="0" w:line="240" w:lineRule="auto"/>
-        <w:ind w:left="0" w:right="0" w:firstLine="0"/>
-        <w:jc w:val="left"/>
-        <w:rPr>
-          <w:rFonts w:ascii="Malgun Gothic" w:cs="Malgun Gothic" w:eastAsia="Malgun Gothic" w:hAnsi="Malgun Gothic"/>
-          <w:b w:val="0"/>
-          <w:bCs w:val="0"/>
-          <w:i w:val="0"/>
-          <w:iCs w:val="0"/>
-          <w:color w:val="000000"/>
-          <w:sz w:val="20"/>
-          <w:szCs w:val="20"/>
-          <w:u w:val="none"/>
-        </w:rPr>
-      </w:pPr>
-      <w:r>
-        <w:rPr>
-          <w:rFonts w:ascii="Malgun Gothic" w:cs="Malgun Gothic" w:eastAsia="Malgun Gothic" w:hAnsi="Malgun Gothic"/>
-          <w:b w:val="1"/>
-          <w:bCs w:val="1"/>
-          <w:i w:val="0"/>
-          <w:iCs w:val="0"/>
-          <w:color w:val="000000"/>
-          <w:sz w:val="20"/>
-          <w:szCs w:val="20"/>
-          <w:u w:val="none"/>
-        </w:rPr>
-        <w:t xml:space="preserve">A    </w:t>
-      </w:r>
-      <w:r>
-        <w:rPr>
-          <w:rFonts w:ascii="Malgun Gothic" w:cs="Malgun Gothic" w:eastAsia="Malgun Gothic" w:hAnsi="Malgun Gothic"/>
-          <w:b w:val="0"/>
-          <w:bCs w:val="0"/>
-          <w:i w:val="0"/>
-          <w:iCs w:val="0"/>
-          <w:color w:val="000000"/>
-          <w:sz w:val="20"/>
-          <w:szCs w:val="20"/>
-          <w:u w:val="none"/>
-        </w:rPr>
-        <w:t>I look for a good attitude. Skills can be learned, but attitude is hard to change.</w:t>
-      </w:r>
-    </w:p>
-    <w:p>
-      <w:pPr>
-        <w:spacing w:after="0" w:before="0" w:line="240" w:lineRule="auto"/>
-        <w:ind w:left="0" w:right="0" w:firstLine="0"/>
-        <w:jc w:val="left"/>
-        <w:rPr>
-          <w:rFonts w:ascii="Malgun Gothic" w:cs="Malgun Gothic" w:eastAsia="Malgun Gothic" w:hAnsi="Malgun Gothic"/>
-          <w:b w:val="0"/>
-          <w:bCs w:val="0"/>
-          <w:i w:val="0"/>
-          <w:iCs w:val="0"/>
-          <w:color w:val="000000"/>
-          <w:sz w:val="20"/>
-          <w:szCs w:val="20"/>
-          <w:u w:val="none"/>
-        </w:rPr>
-      </w:pPr>
-    </w:p>
-    <w:p>
-      <w:pPr>
-        <w:spacing w:after="0" w:before="0" w:line="240" w:lineRule="auto"/>
-        <w:ind w:left="0" w:right="0" w:firstLine="0"/>
-        <w:jc w:val="left"/>
-        <w:rPr>
-          <w:rFonts w:ascii="Malgun Gothic" w:cs="Malgun Gothic" w:eastAsia="Malgun Gothic" w:hAnsi="Malgun Gothic"/>
-          <w:b w:val="0"/>
-          <w:bCs w:val="0"/>
-          <w:i w:val="0"/>
-          <w:iCs w:val="0"/>
-          <w:color w:val="000000"/>
-          <w:sz w:val="20"/>
-          <w:szCs w:val="20"/>
-          <w:u w:val="none"/>
-        </w:rPr>
-      </w:pPr>
-      <w:r>
-        <w:rPr>
-          <w:rFonts w:ascii="Malgun Gothic" w:cs="Malgun Gothic" w:eastAsia="Malgun Gothic" w:hAnsi="Malgun Gothic"/>
-          <w:b w:val="1"/>
-          <w:bCs w:val="1"/>
-          <w:i w:val="0"/>
-          <w:iCs w:val="0"/>
-          <w:color w:val="000000"/>
-          <w:sz w:val="20"/>
-          <w:szCs w:val="20"/>
-          <w:u w:val="none"/>
-        </w:rPr>
-        <w:t xml:space="preserve">Q    </w:t>
-      </w:r>
-      <w:r>
-        <w:rPr>
-          <w:rFonts w:ascii="Malgun Gothic" w:cs="Malgun Gothic" w:eastAsia="Malgun Gothic" w:hAnsi="Malgun Gothic"/>
-          <w:b w:val="0"/>
-          <w:bCs w:val="0"/>
-          <w:i w:val="0"/>
-          <w:iCs w:val="0"/>
-          <w:color w:val="000000"/>
-          <w:sz w:val="20"/>
-          <w:szCs w:val="20"/>
-          <w:u w:val="none"/>
-        </w:rPr>
         <w:t>Do you agree that intelligence is a common commodity now? Why or why not?</w:t>
-      </w:r>
-    </w:p>
-    <w:p>
-      <w:pPr>
-        <w:spacing w:after="0" w:before="0" w:line="240" w:lineRule="auto"/>
-        <w:ind w:left="0" w:right="0" w:firstLine="0"/>
-        <w:jc w:val="left"/>
-        <w:rPr>
-          <w:rFonts w:ascii="Malgun Gothic" w:cs="Malgun Gothic" w:eastAsia="Malgun Gothic" w:hAnsi="Malgun Gothic"/>
-          <w:b w:val="0"/>
-          <w:bCs w:val="0"/>
-          <w:i w:val="0"/>
-          <w:iCs w:val="0"/>
-          <w:color w:val="000000"/>
-          <w:sz w:val="20"/>
-          <w:szCs w:val="20"/>
-          <w:u w:val="none"/>
-        </w:rPr>
-      </w:pPr>
-      <w:r>
-        <w:rPr>
-          <w:rFonts w:ascii="Malgun Gothic" w:cs="Malgun Gothic" w:eastAsia="Malgun Gothic" w:hAnsi="Malgun Gothic"/>
-          <w:b w:val="1"/>
-          <w:bCs w:val="1"/>
-          <w:i w:val="0"/>
-          <w:iCs w:val="0"/>
-          <w:color w:val="000000"/>
-          <w:sz w:val="20"/>
-          <w:szCs w:val="20"/>
-          <w:u w:val="none"/>
-        </w:rPr>
-        <w:t xml:space="preserve">A    </w:t>
-      </w:r>
-      <w:r>
-        <w:rPr>
-          <w:rFonts w:ascii="Malgun Gothic" w:cs="Malgun Gothic" w:eastAsia="Malgun Gothic" w:hAnsi="Malgun Gothic"/>
-          <w:b w:val="0"/>
-          <w:bCs w:val="0"/>
-          <w:i w:val="0"/>
-          <w:iCs w:val="0"/>
-          <w:color w:val="000000"/>
-          <w:sz w:val="20"/>
-          <w:szCs w:val="20"/>
-          <w:u w:val="none"/>
-        </w:rPr>
-        <w:t>Yes, I agree. Because of AI, being smart is not special anymore. I think teamwork and attitude matter more these days.</w:t>
       </w:r>
     </w:p>
     <w:p>
